--- a/ES2N-DescricaoCasoUso v1.0.docx
+++ b/ES2N-DescricaoCasoUso v1.0.docx
@@ -84,17 +84,7 @@
           <w:sz w:val="28"/>
           <w:szCs w:val="28"/>
         </w:rPr>
-        <w:t xml:space="preserve">Data: </w:t>
-      </w:r>
-      <w:r>
-        <w:rPr>
-          <w:rFonts w:cs="Arial" w:ascii="Arial" w:hAnsi="Arial"/>
-          <w:b/>
-          <w:bCs/>
-          <w:sz w:val="28"/>
-          <w:szCs w:val="28"/>
-        </w:rPr>
-        <w:t>16/10/25</w:t>
+        <w:t>Data: 16/10/25</w:t>
       </w:r>
     </w:p>
     <w:p>
@@ -137,17 +127,7 @@
           <w:sz w:val="28"/>
           <w:szCs w:val="28"/>
         </w:rPr>
-        <w:t xml:space="preserve">Nome Grupo:  </w:t>
-      </w:r>
-      <w:r>
-        <w:rPr>
-          <w:rFonts w:cs="Arial" w:ascii="Arial" w:hAnsi="Arial"/>
-          <w:b/>
-          <w:bCs/>
-          <w:sz w:val="28"/>
-          <w:szCs w:val="28"/>
-        </w:rPr>
-        <w:t>IAGORA</w:t>
+        <w:t>Nome Grupo:  IAGORA</w:t>
       </w:r>
     </w:p>
     <w:p>
@@ -174,7 +154,6 @@
     <w:p>
       <w:pPr>
         <w:pStyle w:val="Normal"/>
-        <w:pBdr/>
         <w:spacing w:lineRule="auto" w:line="360"/>
         <w:ind w:firstLine="709"/>
         <w:jc w:val="both"/>
@@ -357,7 +336,6 @@
     <w:p>
       <w:pPr>
         <w:pStyle w:val="Quadro"/>
-        <w:pBdr/>
         <w:rPr/>
       </w:pPr>
       <w:bookmarkStart w:id="0" w:name="_Toc73960583"/>
@@ -371,7 +349,6 @@
       <w:pPr>
         <w:pStyle w:val="Normal"/>
         <w:widowControl w:val="false"/>
-        <w:pBdr/>
         <w:jc w:val="center"/>
         <w:rPr>
           <w:color w:val="000000"/>
@@ -395,9 +372,9 @@
         <w:tblLayout w:type="fixed"/>
         <w:tblCellMar>
           <w:top w:w="0" w:type="dxa"/>
-          <w:left w:w="0" w:type="dxa"/>
+          <w:left w:w="5" w:type="dxa"/>
           <w:bottom w:w="0" w:type="dxa"/>
-          <w:right w:w="0" w:type="dxa"/>
+          <w:right w:w="5" w:type="dxa"/>
         </w:tblCellMar>
         <w:tblLook w:firstRow="0" w:noVBand="1" w:lastRow="0" w:firstColumn="0" w:lastColumn="0" w:noHBand="0" w:val="0400"/>
       </w:tblPr>
@@ -422,7 +399,6 @@
           <w:p>
             <w:pPr>
               <w:pStyle w:val="Normal"/>
-              <w:pBdr/>
               <w:spacing w:before="0" w:after="142"/>
               <w:rPr>
                 <w:color w:val="000000"/>
@@ -450,29 +426,16 @@
           <w:p>
             <w:pPr>
               <w:pStyle w:val="Normal"/>
-              <w:pBdr/>
-              <w:spacing w:before="0" w:after="142"/>
-              <w:rPr>
-                <w:color w:val="000000"/>
-              </w:rPr>
-            </w:pPr>
-            <w:r>
-              <w:rPr>
-                <w:color w:val="000000"/>
-              </w:rPr>
-              <w:t>RF</w:t>
-            </w:r>
-            <w:r>
-              <w:rPr>
-                <w:color w:val="000000"/>
-              </w:rPr>
-              <w:t>6</w:t>
-            </w:r>
-            <w:r>
-              <w:rPr>
-                <w:color w:val="000000"/>
-              </w:rPr>
-              <w:t>: Fazer Login</w:t>
+              <w:spacing w:before="0" w:after="142"/>
+              <w:rPr>
+                <w:color w:val="000000"/>
+              </w:rPr>
+            </w:pPr>
+            <w:r>
+              <w:rPr>
+                <w:color w:val="000000"/>
+              </w:rPr>
+              <w:t>RF6: Fazer Login</w:t>
             </w:r>
           </w:p>
         </w:tc>
@@ -493,7 +456,6 @@
           <w:p>
             <w:pPr>
               <w:pStyle w:val="Normal"/>
-              <w:pBdr/>
               <w:spacing w:before="0" w:after="142"/>
               <w:rPr>
                 <w:color w:val="000000"/>
@@ -521,17 +483,16 @@
           <w:p>
             <w:pPr>
               <w:pStyle w:val="Normal"/>
-              <w:pBdr/>
-              <w:spacing w:before="0" w:after="142"/>
-              <w:rPr>
-                <w:color w:val="000000"/>
-              </w:rPr>
-            </w:pPr>
-            <w:r>
-              <w:rPr>
-                <w:color w:val="000000"/>
-              </w:rPr>
-              <w:t>Administrador</w:t>
+              <w:spacing w:before="0" w:after="142"/>
+              <w:rPr>
+                <w:color w:val="000000"/>
+              </w:rPr>
+            </w:pPr>
+            <w:r>
+              <w:rPr>
+                <w:color w:val="000000"/>
+              </w:rPr>
+              <w:t>Usuário</w:t>
             </w:r>
           </w:p>
         </w:tc>
@@ -552,7 +513,6 @@
           <w:p>
             <w:pPr>
               <w:pStyle w:val="Normal"/>
-              <w:pBdr/>
               <w:spacing w:before="0" w:after="142"/>
               <w:rPr>
                 <w:color w:val="000000"/>
@@ -580,13 +540,14 @@
           <w:p>
             <w:pPr>
               <w:pStyle w:val="Normal"/>
-              <w:pBdr/>
-              <w:rPr>
-                <w:color w:val="000000"/>
-              </w:rPr>
-            </w:pPr>
-            <w:r>
-              <w:rPr/>
+              <w:rPr>
+                <w:color w:val="000000"/>
+              </w:rPr>
+            </w:pPr>
+            <w:r>
+              <w:rPr>
+                <w:color w:val="000000"/>
+              </w:rPr>
             </w:r>
           </w:p>
         </w:tc>
@@ -607,7 +568,6 @@
           <w:p>
             <w:pPr>
               <w:pStyle w:val="Normal"/>
-              <w:pBdr/>
               <w:spacing w:before="0" w:after="142"/>
               <w:rPr>
                 <w:color w:val="000000"/>
@@ -635,7 +595,6 @@
           <w:p>
             <w:pPr>
               <w:pStyle w:val="Normal"/>
-              <w:pBdr/>
               <w:spacing w:before="0" w:after="142"/>
               <w:rPr>
                 <w:color w:val="000000"/>
@@ -651,7 +610,7 @@
               <w:rPr>
                 <w:color w:val="000000"/>
               </w:rPr>
-              <w:t>administrador</w:t>
+              <w:t>usuário</w:t>
             </w:r>
             <w:r>
               <w:rPr>
@@ -678,7 +637,6 @@
           <w:p>
             <w:pPr>
               <w:pStyle w:val="Normal"/>
-              <w:pBdr/>
               <w:spacing w:before="0" w:after="142"/>
               <w:rPr>
                 <w:color w:val="000000"/>
@@ -706,7 +664,6 @@
           <w:p>
             <w:pPr>
               <w:pStyle w:val="Normal"/>
-              <w:pBdr/>
               <w:rPr>
                 <w:color w:val="000000"/>
               </w:rPr>
@@ -736,7 +693,6 @@
           <w:p>
             <w:pPr>
               <w:pStyle w:val="Normal"/>
-              <w:pBdr/>
               <w:spacing w:before="0" w:after="142"/>
               <w:jc w:val="center"/>
               <w:rPr>
@@ -765,7 +721,6 @@
           <w:p>
             <w:pPr>
               <w:pStyle w:val="Normal"/>
-              <w:pBdr/>
               <w:spacing w:before="0" w:after="142"/>
               <w:jc w:val="center"/>
               <w:rPr>
@@ -799,7 +754,6 @@
           <w:p>
             <w:pPr>
               <w:pStyle w:val="Normal"/>
-              <w:pBdr/>
               <w:spacing w:before="0" w:after="142"/>
               <w:jc w:val="both"/>
               <w:rPr>
@@ -816,7 +770,7 @@
               <w:rPr>
                 <w:color w:val="000000"/>
               </w:rPr>
-              <w:t>administrador</w:t>
+              <w:t>usuário</w:t>
             </w:r>
             <w:r>
               <w:rPr>
@@ -841,7 +795,6 @@
           <w:p>
             <w:pPr>
               <w:pStyle w:val="Normal"/>
-              <w:pBdr/>
               <w:spacing w:before="0" w:after="142"/>
               <w:jc w:val="both"/>
               <w:rPr>
@@ -849,10 +802,7 @@
               </w:rPr>
             </w:pPr>
             <w:r>
-              <w:rPr>
-                <w:color w:val="000000"/>
-              </w:rPr>
-              <w:t> </w:t>
+              <w:rPr/>
             </w:r>
           </w:p>
         </w:tc>
@@ -875,7 +825,6 @@
           <w:p>
             <w:pPr>
               <w:pStyle w:val="Normal"/>
-              <w:pBdr/>
               <w:spacing w:before="0" w:after="142"/>
               <w:jc w:val="both"/>
               <w:rPr>
@@ -883,10 +832,7 @@
               </w:rPr>
             </w:pPr>
             <w:r>
-              <w:rPr>
-                <w:color w:val="000000"/>
-              </w:rPr>
-              <w:t> </w:t>
+              <w:rPr/>
             </w:r>
           </w:p>
         </w:tc>
@@ -905,7 +851,6 @@
           <w:p>
             <w:pPr>
               <w:pStyle w:val="Normal"/>
-              <w:pBdr/>
               <w:spacing w:before="0" w:after="142"/>
               <w:jc w:val="both"/>
               <w:rPr>
@@ -922,7 +867,7 @@
               <w:rPr>
                 <w:color w:val="000000"/>
               </w:rPr>
-              <w:t>administrador</w:t>
+              <w:t>usuário</w:t>
             </w:r>
             <w:r>
               <w:rPr>
@@ -951,7 +896,6 @@
           <w:p>
             <w:pPr>
               <w:pStyle w:val="Normal"/>
-              <w:pBdr/>
               <w:spacing w:before="0" w:after="142"/>
               <w:jc w:val="both"/>
               <w:rPr>
@@ -968,13 +912,19 @@
               <w:rPr>
                 <w:color w:val="000000"/>
               </w:rPr>
-              <w:t>administrador</w:t>
-            </w:r>
-            <w:r>
-              <w:rPr>
-                <w:color w:val="000000"/>
-              </w:rPr>
-              <w:t xml:space="preserve"> coloca o e-mail e a senha e seleciona para entrada no sistema.</w:t>
+              <w:t>usuário</w:t>
+            </w:r>
+            <w:r>
+              <w:rPr>
+                <w:color w:val="000000"/>
+              </w:rPr>
+              <w:t xml:space="preserve"> coloca o e-mail e a senha e seleciona para entrada no sistema. </w:t>
+            </w:r>
+            <w:r>
+              <w:rPr>
+                <w:color w:val="000000"/>
+              </w:rPr>
+              <w:t>Se esqueceu a senha, seleciona recurar senha.</w:t>
             </w:r>
           </w:p>
         </w:tc>
@@ -993,7 +943,6 @@
           <w:p>
             <w:pPr>
               <w:pStyle w:val="Normal"/>
-              <w:pBdr/>
               <w:spacing w:before="0" w:after="142"/>
               <w:jc w:val="both"/>
               <w:rPr>
@@ -1001,10 +950,7 @@
               </w:rPr>
             </w:pPr>
             <w:r>
-              <w:rPr>
-                <w:color w:val="000000"/>
-              </w:rPr>
-              <w:t> </w:t>
+              <w:rPr/>
             </w:r>
           </w:p>
         </w:tc>
@@ -1027,7 +973,6 @@
           <w:p>
             <w:pPr>
               <w:pStyle w:val="Normal"/>
-              <w:pBdr/>
               <w:spacing w:before="0" w:after="142"/>
               <w:jc w:val="both"/>
               <w:rPr>
@@ -1035,10 +980,7 @@
               </w:rPr>
             </w:pPr>
             <w:r>
-              <w:rPr>
-                <w:color w:val="000000"/>
-              </w:rPr>
-              <w:t> </w:t>
+              <w:rPr/>
             </w:r>
           </w:p>
         </w:tc>
@@ -1057,7 +999,6 @@
           <w:p>
             <w:pPr>
               <w:pStyle w:val="Normal"/>
-              <w:pBdr/>
               <w:spacing w:before="0" w:after="142"/>
               <w:jc w:val="both"/>
               <w:rPr>
@@ -1093,7 +1034,6 @@
           <w:p>
             <w:pPr>
               <w:pStyle w:val="Normal"/>
-              <w:pBdr/>
               <w:spacing w:before="0" w:after="142"/>
               <w:jc w:val="both"/>
               <w:rPr>
@@ -1110,7 +1050,7 @@
               <w:rPr>
                 <w:color w:val="000000"/>
               </w:rPr>
-              <w:t>administrador</w:t>
+              <w:t>usuário</w:t>
             </w:r>
             <w:r>
               <w:rPr>
@@ -1135,7 +1075,6 @@
           <w:p>
             <w:pPr>
               <w:pStyle w:val="Normal"/>
-              <w:pBdr/>
               <w:spacing w:before="0" w:after="142"/>
               <w:jc w:val="both"/>
               <w:rPr>
@@ -1143,10 +1082,7 @@
               </w:rPr>
             </w:pPr>
             <w:r>
-              <w:rPr>
-                <w:color w:val="000000"/>
-              </w:rPr>
-              <w:t> </w:t>
+              <w:rPr/>
             </w:r>
           </w:p>
         </w:tc>
@@ -1171,7 +1107,6 @@
           <w:p>
             <w:pPr>
               <w:pStyle w:val="Normal"/>
-              <w:pBdr/>
               <w:spacing w:before="0" w:after="142"/>
               <w:jc w:val="both"/>
               <w:rPr>
@@ -1200,7 +1135,6 @@
           <w:p>
             <w:pPr>
               <w:pStyle w:val="Normal"/>
-              <w:pBdr/>
               <w:spacing w:before="0" w:after="142"/>
               <w:jc w:val="both"/>
               <w:rPr>
@@ -1211,7 +1145,19 @@
               <w:rPr>
                 <w:color w:val="000000"/>
               </w:rPr>
-              <w:t xml:space="preserve">6-O sistema libera as opções de acordo com o nível do usuário. </w:t>
+              <w:t xml:space="preserve">6-O sistema libera as opções de acordo com o nível do </w:t>
+            </w:r>
+            <w:r>
+              <w:rPr>
+                <w:color w:val="000000"/>
+              </w:rPr>
+              <w:t>usuário</w:t>
+            </w:r>
+            <w:r>
+              <w:rPr>
+                <w:color w:val="000000"/>
+              </w:rPr>
+              <w:t>.</w:t>
             </w:r>
           </w:p>
         </w:tc>
@@ -1220,7 +1166,6 @@
     <w:p>
       <w:pPr>
         <w:pStyle w:val="Normal"/>
-        <w:pBdr/>
         <w:jc w:val="center"/>
         <w:rPr>
           <w:color w:val="000000"/>
@@ -1236,7 +1181,6 @@
     <w:p>
       <w:pPr>
         <w:pStyle w:val="Normal"/>
-        <w:pBdr/>
         <w:spacing w:before="0" w:after="120"/>
         <w:jc w:val="center"/>
         <w:rPr>
@@ -1294,11 +1238,10 @@
     <w:p>
       <w:pPr>
         <w:pStyle w:val="Quadro"/>
-        <w:pBdr/>
         <w:rPr/>
       </w:pPr>
-      <w:bookmarkStart w:id="1" w:name="_Toc73960593"/>
-      <w:bookmarkStart w:id="2" w:name="_Toc73840941"/>
+      <w:bookmarkStart w:id="1" w:name="_Toc73840941"/>
+      <w:bookmarkStart w:id="2" w:name="_Toc73960593"/>
       <w:r>
         <w:rPr/>
         <w:t xml:space="preserve">Quadro 2. Caso de uso – </w:t>
@@ -1320,7 +1263,6 @@
       <w:pPr>
         <w:pStyle w:val="Normal"/>
         <w:widowControl w:val="false"/>
-        <w:pBdr/>
         <w:jc w:val="center"/>
         <w:rPr>
           <w:b/>
@@ -1342,9 +1284,9 @@
         <w:tblLayout w:type="fixed"/>
         <w:tblCellMar>
           <w:top w:w="0" w:type="dxa"/>
-          <w:left w:w="0" w:type="dxa"/>
+          <w:left w:w="5" w:type="dxa"/>
           <w:bottom w:w="0" w:type="dxa"/>
-          <w:right w:w="0" w:type="dxa"/>
+          <w:right w:w="5" w:type="dxa"/>
         </w:tblCellMar>
         <w:tblLook w:firstRow="0" w:noVBand="1" w:lastRow="0" w:firstColumn="0" w:lastColumn="0" w:noHBand="0" w:val="0400"/>
       </w:tblPr>
@@ -1369,7 +1311,6 @@
           <w:p>
             <w:pPr>
               <w:pStyle w:val="Normal"/>
-              <w:pBdr/>
               <w:rPr>
                 <w:color w:val="000000"/>
               </w:rPr>
@@ -1396,35 +1337,22 @@
           <w:p>
             <w:pPr>
               <w:pStyle w:val="Normal"/>
-              <w:pBdr/>
-              <w:spacing w:before="0" w:after="142"/>
-              <w:rPr>
-                <w:color w:val="000000"/>
-              </w:rPr>
-            </w:pPr>
-            <w:r>
-              <w:rPr>
-                <w:color w:val="000000"/>
-              </w:rPr>
-              <w:t>RF</w:t>
-            </w:r>
-            <w:r>
-              <w:rPr>
-                <w:color w:val="000000"/>
-              </w:rPr>
-              <w:t>5</w:t>
-            </w:r>
-            <w:r>
-              <w:rPr>
-                <w:color w:val="000000"/>
-              </w:rPr>
-              <w:t xml:space="preserve">: Gerenciar </w:t>
-            </w:r>
-            <w:r>
-              <w:rPr>
-                <w:color w:val="000000"/>
-              </w:rPr>
-              <w:t>Responsável</w:t>
+              <w:spacing w:before="0" w:after="142"/>
+              <w:rPr>
+                <w:color w:val="000000"/>
+              </w:rPr>
+            </w:pPr>
+            <w:r>
+              <w:rPr>
+                <w:color w:val="000000"/>
+              </w:rPr>
+              <w:t xml:space="preserve">RF5: Gerenciar </w:t>
+            </w:r>
+            <w:r>
+              <w:rPr>
+                <w:color w:val="000000"/>
+              </w:rPr>
+              <w:t>Colaboradores</w:t>
             </w:r>
           </w:p>
         </w:tc>
@@ -1445,7 +1373,6 @@
           <w:p>
             <w:pPr>
               <w:pStyle w:val="Normal"/>
-              <w:pBdr/>
               <w:rPr>
                 <w:color w:val="000000"/>
               </w:rPr>
@@ -1472,17 +1399,16 @@
           <w:p>
             <w:pPr>
               <w:pStyle w:val="Normal"/>
-              <w:pBdr/>
-              <w:spacing w:before="0" w:after="142"/>
-              <w:rPr>
-                <w:color w:val="000000"/>
-              </w:rPr>
-            </w:pPr>
-            <w:r>
-              <w:rPr>
-                <w:color w:val="000000"/>
-              </w:rPr>
-              <w:t>Administrador</w:t>
+              <w:spacing w:before="0" w:after="142"/>
+              <w:rPr>
+                <w:color w:val="000000"/>
+              </w:rPr>
+            </w:pPr>
+            <w:r>
+              <w:rPr>
+                <w:color w:val="000000"/>
+              </w:rPr>
+              <w:t>Usuário</w:t>
             </w:r>
           </w:p>
         </w:tc>
@@ -1503,7 +1429,6 @@
           <w:p>
             <w:pPr>
               <w:pStyle w:val="Normal"/>
-              <w:pBdr/>
               <w:rPr>
                 <w:color w:val="000000"/>
               </w:rPr>
@@ -1530,13 +1455,14 @@
           <w:p>
             <w:pPr>
               <w:pStyle w:val="Normal"/>
-              <w:pBdr/>
-              <w:rPr>
-                <w:color w:val="000000"/>
-              </w:rPr>
-            </w:pPr>
-            <w:r>
-              <w:rPr/>
+              <w:rPr>
+                <w:color w:val="000000"/>
+              </w:rPr>
+            </w:pPr>
+            <w:r>
+              <w:rPr>
+                <w:color w:val="000000"/>
+              </w:rPr>
             </w:r>
           </w:p>
         </w:tc>
@@ -1557,7 +1483,6 @@
           <w:p>
             <w:pPr>
               <w:pStyle w:val="Normal"/>
-              <w:pBdr/>
               <w:rPr>
                 <w:color w:val="000000"/>
               </w:rPr>
@@ -1584,7 +1509,6 @@
           <w:p>
             <w:pPr>
               <w:pStyle w:val="Normal"/>
-              <w:pBdr/>
               <w:spacing w:before="0" w:after="142"/>
               <w:rPr>
                 <w:color w:val="000000"/>
@@ -1615,7 +1539,6 @@
           <w:p>
             <w:pPr>
               <w:pStyle w:val="Normal"/>
-              <w:pBdr/>
               <w:rPr>
                 <w:color w:val="000000"/>
               </w:rPr>
@@ -1642,7 +1565,6 @@
           <w:p>
             <w:pPr>
               <w:pStyle w:val="Normal"/>
-              <w:pBdr/>
               <w:rPr>
                 <w:color w:val="000000"/>
               </w:rPr>
@@ -1672,7 +1594,6 @@
           <w:p>
             <w:pPr>
               <w:pStyle w:val="Normal"/>
-              <w:pBdr/>
               <w:rPr>
                 <w:color w:val="000000"/>
               </w:rPr>
@@ -1699,7 +1620,6 @@
           <w:p>
             <w:pPr>
               <w:pStyle w:val="Normal"/>
-              <w:pBdr/>
               <w:spacing w:before="0" w:after="142"/>
               <w:jc w:val="center"/>
               <w:rPr>
@@ -1727,7 +1647,6 @@
           <w:p>
             <w:pPr>
               <w:pStyle w:val="Normal"/>
-              <w:pBdr/>
               <w:jc w:val="center"/>
               <w:rPr>
                 <w:highlight w:val="none"/>
@@ -1763,7 +1682,6 @@
           <w:p>
             <w:pPr>
               <w:pStyle w:val="Normal"/>
-              <w:pBdr/>
               <w:rPr>
                 <w:highlight w:val="none"/>
                 <w:shd w:fill="auto" w:val="clear"/>
@@ -1781,35 +1699,21 @@
                 <w:color w:val="000000"/>
                 <w:shd w:fill="auto" w:val="clear"/>
               </w:rPr>
-              <w:t>administrador</w:t>
-            </w:r>
-            <w:r>
-              <w:rPr>
-                <w:color w:val="000000"/>
-                <w:shd w:fill="auto" w:val="clear"/>
-              </w:rPr>
-              <w:t xml:space="preserve"> acessa a opção de Gerenciar </w:t>
-            </w:r>
-            <w:r>
-              <w:rPr>
-                <w:color w:val="000000"/>
-                <w:shd w:fill="auto" w:val="clear"/>
-              </w:rPr>
-              <w:t>Responsável</w:t>
-            </w:r>
-            <w:r>
-              <w:rPr>
-                <w:color w:val="000000"/>
-                <w:shd w:fill="auto" w:val="clear"/>
-              </w:rPr>
-              <w:t xml:space="preserve"> e Cadastrar </w:t>
-            </w:r>
-            <w:r>
-              <w:rPr>
-                <w:color w:val="000000"/>
-                <w:shd w:fill="auto" w:val="clear"/>
-              </w:rPr>
-              <w:t>Responsável</w:t>
+              <w:t>usuário</w:t>
+            </w:r>
+            <w:r>
+              <w:rPr>
+                <w:color w:val="000000"/>
+                <w:shd w:fill="auto" w:val="clear"/>
+              </w:rPr>
+              <w:t xml:space="preserve"> acessa a opção de Gerenciar Responsável e Cadastrar </w:t>
+            </w:r>
+            <w:r>
+              <w:rPr>
+                <w:color w:val="000000"/>
+                <w:shd w:fill="auto" w:val="clear"/>
+              </w:rPr>
+              <w:t>Colaboradores</w:t>
             </w:r>
             <w:r>
               <w:rPr>
@@ -1835,7 +1739,6 @@
           <w:p>
             <w:pPr>
               <w:pStyle w:val="Normal"/>
-              <w:pBdr/>
               <w:spacing w:before="0" w:after="142"/>
               <w:jc w:val="both"/>
               <w:rPr>
@@ -1844,11 +1747,7 @@
               </w:rPr>
             </w:pPr>
             <w:r>
-              <w:rPr>
-                <w:color w:val="000000"/>
-                <w:shd w:fill="auto" w:val="clear"/>
-              </w:rPr>
-              <w:t> </w:t>
+              <w:rPr/>
             </w:r>
           </w:p>
         </w:tc>
@@ -1871,7 +1770,6 @@
           <w:p>
             <w:pPr>
               <w:pStyle w:val="Normal"/>
-              <w:pBdr/>
               <w:rPr>
                 <w:color w:val="000000"/>
                 <w:highlight w:val="none"/>
@@ -1901,7 +1799,6 @@
           <w:p>
             <w:pPr>
               <w:pStyle w:val="Normal"/>
-              <w:pBdr/>
               <w:spacing w:before="0" w:after="142"/>
               <w:jc w:val="both"/>
               <w:rPr>
@@ -1914,7 +1811,7 @@
                 <w:color w:val="000000"/>
                 <w:shd w:fill="auto" w:val="clear"/>
               </w:rPr>
-              <w:t>2 - O sistema exibe na tela o formulário. </w:t>
+              <w:t>2 - O sistema exibe na tela o formulário.</w:t>
             </w:r>
           </w:p>
         </w:tc>
@@ -1937,7 +1834,6 @@
           <w:p>
             <w:pPr>
               <w:pStyle w:val="Normal"/>
-              <w:pBdr/>
               <w:jc w:val="both"/>
               <w:rPr>
                 <w:highlight w:val="none"/>
@@ -1956,7 +1852,7 @@
                 <w:color w:val="000000"/>
                 <w:shd w:fill="auto" w:val="clear"/>
               </w:rPr>
-              <w:t>administrador</w:t>
+              <w:t>usuário</w:t>
             </w:r>
             <w:r>
               <w:rPr>
@@ -1970,28 +1866,14 @@
                 <w:color w:val="000000"/>
                 <w:shd w:fill="auto" w:val="clear"/>
               </w:rPr>
-              <w:t>Responsável</w:t>
-            </w:r>
-            <w:r>
-              <w:rPr>
-                <w:color w:val="000000"/>
-                <w:shd w:fill="auto" w:val="clear"/>
-              </w:rPr>
-              <w:t xml:space="preserve">: nome, e-mail </w:t>
-            </w:r>
-            <w:r>
-              <w:rPr>
-                <w:color w:val="000000"/>
-                <w:shd w:fill="auto" w:val="clear"/>
-              </w:rPr>
-              <w:t>e setor</w:t>
-            </w:r>
-            <w:r>
-              <w:rPr>
-                <w:color w:val="000000"/>
-                <w:shd w:fill="auto" w:val="clear"/>
-              </w:rPr>
-              <w:t>.</w:t>
+              <w:t>Colaborador</w:t>
+            </w:r>
+            <w:r>
+              <w:rPr>
+                <w:color w:val="000000"/>
+                <w:shd w:fill="auto" w:val="clear"/>
+              </w:rPr>
+              <w:t>: nome, e-mail e setor.</w:t>
             </w:r>
           </w:p>
         </w:tc>
@@ -2010,7 +1892,6 @@
           <w:p>
             <w:pPr>
               <w:pStyle w:val="Normal"/>
-              <w:pBdr/>
               <w:spacing w:before="0" w:after="142"/>
               <w:jc w:val="both"/>
               <w:rPr>
@@ -2019,11 +1900,7 @@
               </w:rPr>
             </w:pPr>
             <w:r>
-              <w:rPr>
-                <w:color w:val="000000"/>
-                <w:shd w:fill="auto" w:val="clear"/>
-              </w:rPr>
-              <w:t> </w:t>
+              <w:rPr/>
             </w:r>
           </w:p>
         </w:tc>
@@ -2046,7 +1923,6 @@
           <w:p>
             <w:pPr>
               <w:pStyle w:val="Normal"/>
-              <w:pBdr/>
               <w:rPr>
                 <w:color w:val="000000"/>
                 <w:highlight w:val="none"/>
@@ -2076,7 +1952,6 @@
           <w:p>
             <w:pPr>
               <w:pStyle w:val="Normal"/>
-              <w:pBdr/>
               <w:spacing w:before="0" w:after="142"/>
               <w:jc w:val="both"/>
               <w:rPr>
@@ -2089,7 +1964,7 @@
                 <w:color w:val="000000"/>
                 <w:shd w:fill="auto" w:val="clear"/>
               </w:rPr>
-              <w:t>4 - O sistema valida os campos preenchidos e retorna mensagem “Cadastro Efetuado com sucesso” e salva registro. </w:t>
+              <w:t>4 - O sistema valida os campos preenchidos e retorna mensagem “Cadastro Efetuado com sucesso” e salva registro.</w:t>
             </w:r>
           </w:p>
         </w:tc>
@@ -2107,7 +1982,6 @@
           <w:p>
             <w:pPr>
               <w:pStyle w:val="Normal"/>
-              <w:pBdr/>
               <w:jc w:val="center"/>
               <w:rPr>
                 <w:highlight w:val="none"/>
@@ -2143,7 +2017,6 @@
           <w:p>
             <w:pPr>
               <w:pStyle w:val="Normal"/>
-              <w:pBdr/>
               <w:rPr>
                 <w:highlight w:val="none"/>
                 <w:shd w:fill="auto" w:val="clear"/>
@@ -2161,7 +2034,7 @@
                 <w:color w:val="000000"/>
                 <w:shd w:fill="auto" w:val="clear"/>
               </w:rPr>
-              <w:t>administrador</w:t>
+              <w:t>usuário</w:t>
             </w:r>
             <w:r>
               <w:rPr>
@@ -2175,20 +2048,12 @@
                 <w:color w:val="000000"/>
                 <w:shd w:fill="auto" w:val="clear"/>
               </w:rPr>
-              <w:t>Responsável</w:t>
-            </w:r>
-            <w:r>
-              <w:rPr>
-                <w:color w:val="000000"/>
-                <w:shd w:fill="auto" w:val="clear"/>
-              </w:rPr>
-              <w:t xml:space="preserve"> </w:t>
-            </w:r>
-          </w:p>
-          <w:p>
-            <w:pPr>
-              <w:pStyle w:val="Normal"/>
-              <w:pBdr/>
+              <w:t xml:space="preserve"> Colaboradores</w:t>
+            </w:r>
+          </w:p>
+          <w:p>
+            <w:pPr>
+              <w:pStyle w:val="Normal"/>
               <w:rPr>
                 <w:color w:val="000000"/>
                 <w:highlight w:val="none"/>
@@ -2218,7 +2083,6 @@
           <w:p>
             <w:pPr>
               <w:pStyle w:val="Normal"/>
-              <w:pBdr/>
               <w:spacing w:before="0" w:after="142"/>
               <w:jc w:val="both"/>
               <w:rPr>
@@ -2227,11 +2091,7 @@
               </w:rPr>
             </w:pPr>
             <w:r>
-              <w:rPr>
-                <w:color w:val="000000"/>
-                <w:shd w:fill="auto" w:val="clear"/>
-              </w:rPr>
-              <w:t> </w:t>
+              <w:rPr/>
             </w:r>
           </w:p>
         </w:tc>
@@ -2254,7 +2114,6 @@
           <w:p>
             <w:pPr>
               <w:pStyle w:val="Normal"/>
-              <w:pBdr/>
               <w:rPr>
                 <w:color w:val="000000"/>
                 <w:highlight w:val="none"/>
@@ -2284,7 +2143,6 @@
           <w:p>
             <w:pPr>
               <w:pStyle w:val="Normal"/>
-              <w:pBdr/>
               <w:spacing w:before="0" w:after="142"/>
               <w:jc w:val="both"/>
               <w:rPr>
@@ -2304,7 +2162,7 @@
                 <w:color w:val="000000"/>
                 <w:shd w:fill="auto" w:val="clear"/>
               </w:rPr>
-              <w:t>Responsáveis</w:t>
+              <w:t>Colaboradores</w:t>
             </w:r>
             <w:r>
               <w:rPr>
@@ -2334,7 +2192,6 @@
           <w:p>
             <w:pPr>
               <w:pStyle w:val="Normal"/>
-              <w:pBdr/>
               <w:rPr>
                 <w:highlight w:val="none"/>
                 <w:shd w:fill="auto" w:val="clear"/>
@@ -2352,7 +2209,7 @@
                 <w:color w:val="000000"/>
                 <w:shd w:fill="auto" w:val="clear"/>
               </w:rPr>
-              <w:t>administrador</w:t>
+              <w:t>usuário</w:t>
             </w:r>
             <w:r>
               <w:rPr>
@@ -2366,28 +2223,14 @@
                 <w:color w:val="000000"/>
                 <w:shd w:fill="auto" w:val="clear"/>
               </w:rPr>
-              <w:t>Responsável</w:t>
-            </w:r>
-            <w:r>
-              <w:rPr>
-                <w:color w:val="000000"/>
-                <w:shd w:fill="auto" w:val="clear"/>
-              </w:rPr>
-              <w:t xml:space="preserve"> a ser alterado </w:t>
-            </w:r>
-            <w:r>
-              <w:rPr>
-                <w:color w:val="000000"/>
-                <w:shd w:fill="auto" w:val="clear"/>
-              </w:rPr>
-              <w:t>e seleciona o botão “Alterar”</w:t>
-            </w:r>
-            <w:r>
-              <w:rPr>
-                <w:color w:val="000000"/>
-                <w:shd w:fill="auto" w:val="clear"/>
-              </w:rPr>
-              <w:t>.</w:t>
+              <w:t>Colaborador</w:t>
+            </w:r>
+            <w:r>
+              <w:rPr>
+                <w:color w:val="000000"/>
+                <w:shd w:fill="auto" w:val="clear"/>
+              </w:rPr>
+              <w:t xml:space="preserve"> a ser alterado e seleciona o botão “Alterar”.</w:t>
             </w:r>
           </w:p>
         </w:tc>
@@ -2406,7 +2249,6 @@
           <w:p>
             <w:pPr>
               <w:pStyle w:val="Normal"/>
-              <w:pBdr/>
               <w:spacing w:before="0" w:after="142"/>
               <w:jc w:val="both"/>
               <w:rPr>
@@ -2442,7 +2284,6 @@
           <w:p>
             <w:pPr>
               <w:pStyle w:val="Normal"/>
-              <w:pBdr/>
               <w:jc w:val="center"/>
               <w:rPr>
                 <w:color w:val="000000"/>
@@ -2473,7 +2314,6 @@
           <w:p>
             <w:pPr>
               <w:pStyle w:val="Normal"/>
-              <w:pBdr/>
               <w:spacing w:before="0" w:after="142"/>
               <w:jc w:val="both"/>
               <w:rPr>
@@ -2500,7 +2340,7 @@
                 <w:color w:val="000000"/>
                 <w:shd w:fill="auto" w:val="clear"/>
               </w:rPr>
-              <w:t>Responsável</w:t>
+              <w:t>Colaborador</w:t>
             </w:r>
             <w:r>
               <w:rPr>
@@ -2530,7 +2370,6 @@
           <w:p>
             <w:pPr>
               <w:pStyle w:val="Normal"/>
-              <w:pBdr/>
               <w:jc w:val="both"/>
               <w:rPr>
                 <w:highlight w:val="none"/>
@@ -2549,7 +2388,7 @@
                 <w:color w:val="000000"/>
                 <w:shd w:fill="auto" w:val="clear"/>
               </w:rPr>
-              <w:t>administrador</w:t>
+              <w:t>usuário</w:t>
             </w:r>
             <w:r>
               <w:rPr>
@@ -2575,7 +2414,6 @@
           <w:p>
             <w:pPr>
               <w:pStyle w:val="Normal"/>
-              <w:pBdr/>
               <w:spacing w:before="0" w:after="142"/>
               <w:jc w:val="both"/>
               <w:rPr>
@@ -2611,7 +2449,6 @@
           <w:p>
             <w:pPr>
               <w:pStyle w:val="Normal"/>
-              <w:pBdr/>
               <w:rPr>
                 <w:color w:val="000000"/>
                 <w:highlight w:val="none"/>
@@ -2641,7 +2478,6 @@
           <w:p>
             <w:pPr>
               <w:pStyle w:val="Normal"/>
-              <w:pBdr/>
               <w:spacing w:before="0" w:after="142"/>
               <w:jc w:val="both"/>
               <w:rPr>
@@ -2671,7 +2507,6 @@
           <w:p>
             <w:pPr>
               <w:pStyle w:val="Normal"/>
-              <w:pBdr/>
               <w:jc w:val="center"/>
               <w:rPr>
                 <w:highlight w:val="none"/>
@@ -2709,7 +2544,6 @@
           <w:p>
             <w:pPr>
               <w:pStyle w:val="Normal"/>
-              <w:pBdr/>
               <w:rPr>
                 <w:highlight w:val="none"/>
                 <w:shd w:fill="auto" w:val="clear"/>
@@ -2727,7 +2561,7 @@
                 <w:color w:val="000000"/>
                 <w:shd w:fill="auto" w:val="clear"/>
               </w:rPr>
-              <w:t>administrador</w:t>
+              <w:t>usuário</w:t>
             </w:r>
             <w:r>
               <w:rPr>
@@ -2741,14 +2575,14 @@
                 <w:color w:val="000000"/>
                 <w:shd w:fill="auto" w:val="clear"/>
               </w:rPr>
-              <w:t>Responsável</w:t>
-            </w:r>
-            <w:r>
-              <w:rPr>
-                <w:color w:val="000000"/>
-                <w:shd w:fill="auto" w:val="clear"/>
-              </w:rPr>
-              <w:t xml:space="preserve">. </w:t>
+              <w:t>Colaboradores</w:t>
+            </w:r>
+            <w:r>
+              <w:rPr>
+                <w:color w:val="000000"/>
+                <w:shd w:fill="auto" w:val="clear"/>
+              </w:rPr>
+              <w:t>.</w:t>
             </w:r>
           </w:p>
         </w:tc>
@@ -2767,7 +2601,6 @@
           <w:p>
             <w:pPr>
               <w:pStyle w:val="Normal"/>
-              <w:pBdr/>
               <w:spacing w:before="0" w:after="142"/>
               <w:jc w:val="both"/>
               <w:rPr>
@@ -2776,17 +2609,12 @@
               </w:rPr>
             </w:pPr>
             <w:r>
-              <w:rPr>
-                <w:color w:val="000000"/>
-                <w:shd w:fill="auto" w:val="clear"/>
-              </w:rPr>
-              <w:t xml:space="preserve">  </w:t>
-            </w:r>
-          </w:p>
-          <w:p>
-            <w:pPr>
-              <w:pStyle w:val="Normal"/>
-              <w:pBdr/>
+              <w:rPr/>
+            </w:r>
+          </w:p>
+          <w:p>
+            <w:pPr>
+              <w:pStyle w:val="Normal"/>
               <w:spacing w:before="0" w:after="142"/>
               <w:jc w:val="both"/>
               <w:rPr>
@@ -2822,7 +2650,6 @@
           <w:p>
             <w:pPr>
               <w:pStyle w:val="Normal"/>
-              <w:pBdr/>
               <w:rPr>
                 <w:color w:val="000000"/>
               </w:rPr>
@@ -2849,7 +2676,6 @@
           <w:p>
             <w:pPr>
               <w:pStyle w:val="Normal"/>
-              <w:pBdr/>
               <w:spacing w:before="0" w:after="142"/>
               <w:jc w:val="both"/>
               <w:rPr>
@@ -2865,14 +2691,15 @@
             <w:r>
               <w:rPr>
                 <w:color w:val="000000"/>
-              </w:rPr>
-              <w:t>Responsáveis</w:t>
-            </w:r>
-            <w:r>
-              <w:rPr>
-                <w:color w:val="000000"/>
-              </w:rPr>
-              <w:t xml:space="preserve"> cadastrados. </w:t>
+                <w:shd w:fill="auto" w:val="clear"/>
+              </w:rPr>
+              <w:t>Colaboradores</w:t>
+            </w:r>
+            <w:r>
+              <w:rPr>
+                <w:color w:val="000000"/>
+              </w:rPr>
+              <w:t xml:space="preserve"> cadastrados.</w:t>
             </w:r>
           </w:p>
         </w:tc>
@@ -2895,7 +2722,6 @@
           <w:p>
             <w:pPr>
               <w:pStyle w:val="Normal"/>
-              <w:pBdr/>
               <w:rPr>
                 <w:color w:val="000000"/>
               </w:rPr>
@@ -2910,25 +2736,32 @@
               <w:rPr>
                 <w:color w:val="000000"/>
               </w:rPr>
-              <w:t>administrador</w:t>
-            </w:r>
-            <w:r>
-              <w:rPr>
-                <w:color w:val="000000"/>
-              </w:rPr>
-              <w:t xml:space="preserve"> o usuário a ser excluído </w:t>
-            </w:r>
-            <w:r>
-              <w:rPr>
-                <w:color w:val="000000"/>
-              </w:rPr>
-              <w:t>e seleciona o botão “Excluir”</w:t>
-            </w:r>
-            <w:r>
-              <w:rPr>
-                <w:color w:val="000000"/>
-              </w:rPr>
-              <w:t>.</w:t>
+              <w:t>usuário</w:t>
+            </w:r>
+            <w:r>
+              <w:rPr>
+                <w:color w:val="000000"/>
+              </w:rPr>
+              <w:t xml:space="preserve"> </w:t>
+            </w:r>
+            <w:r>
+              <w:rPr>
+                <w:color w:val="000000"/>
+              </w:rPr>
+              <w:t xml:space="preserve">seleciona o </w:t>
+            </w:r>
+            <w:r>
+              <w:rPr>
+                <w:color w:val="000000"/>
+                <w:shd w:fill="auto" w:val="clear"/>
+              </w:rPr>
+              <w:t>Colaborador</w:t>
+            </w:r>
+            <w:r>
+              <w:rPr>
+                <w:color w:val="000000"/>
+              </w:rPr>
+              <w:t xml:space="preserve"> a ser excluído e seleciona o botão “Excluir”.</w:t>
             </w:r>
           </w:p>
         </w:tc>
@@ -2947,7 +2780,6 @@
           <w:p>
             <w:pPr>
               <w:pStyle w:val="Normal"/>
-              <w:pBdr/>
               <w:spacing w:before="0" w:after="142"/>
               <w:jc w:val="both"/>
               <w:rPr>
@@ -2955,10 +2787,7 @@
               </w:rPr>
             </w:pPr>
             <w:r>
-              <w:rPr>
-                <w:color w:val="000000"/>
-              </w:rPr>
-              <w:t> </w:t>
+              <w:rPr/>
             </w:r>
           </w:p>
         </w:tc>
@@ -2981,7 +2810,6 @@
           <w:p>
             <w:pPr>
               <w:pStyle w:val="Normal"/>
-              <w:pBdr/>
               <w:rPr>
                 <w:color w:val="000000"/>
               </w:rPr>
@@ -3009,7 +2837,6 @@
             <w:pPr>
               <w:pStyle w:val="Normal"/>
               <w:keepNext w:val="true"/>
-              <w:pBdr/>
               <w:spacing w:before="0" w:after="142"/>
               <w:jc w:val="both"/>
               <w:rPr>
@@ -3043,7 +2870,6 @@
           <w:p>
             <w:pPr>
               <w:pStyle w:val="Normal"/>
-              <w:pBdr/>
               <w:rPr>
                 <w:color w:val="000000"/>
               </w:rPr>
@@ -3059,7 +2885,7 @@
                 <w:color w:val="000000"/>
                 <w:shd w:fill="auto" w:val="clear"/>
               </w:rPr>
-              <w:t>administrador</w:t>
+              <w:t>usuário</w:t>
             </w:r>
             <w:r>
               <w:rPr>
@@ -3085,7 +2911,6 @@
             <w:pPr>
               <w:pStyle w:val="Normal"/>
               <w:keepNext w:val="true"/>
-              <w:pBdr/>
               <w:spacing w:before="0" w:after="142"/>
               <w:jc w:val="both"/>
               <w:rPr>
@@ -3118,7 +2943,6 @@
           <w:p>
             <w:pPr>
               <w:pStyle w:val="Normal"/>
-              <w:pBdr/>
               <w:rPr>
                 <w:color w:val="000000"/>
               </w:rPr>
@@ -3146,7 +2970,6 @@
             <w:pPr>
               <w:pStyle w:val="Normal"/>
               <w:keepNext w:val="true"/>
-              <w:pBdr/>
               <w:spacing w:before="0" w:after="142"/>
               <w:jc w:val="both"/>
               <w:rPr>
@@ -3166,7 +2989,6 @@
     <w:p>
       <w:pPr>
         <w:pStyle w:val="Normal"/>
-        <w:pBdr/>
         <w:rPr>
           <w:color w:val="000000"/>
         </w:rPr>
@@ -3180,29 +3002,23 @@
     <w:p>
       <w:pPr>
         <w:pStyle w:val="Quadro"/>
-        <w:pBdr/>
         <w:rPr/>
       </w:pPr>
       <w:bookmarkStart w:id="3" w:name="_Toc73960583_Copia_1"/>
       <w:r>
         <w:rPr/>
-        <w:t xml:space="preserve">Quadro </w:t>
+        <w:t xml:space="preserve">Quadro 3. Caso de uso – </w:t>
       </w:r>
+      <w:bookmarkEnd w:id="3"/>
       <w:r>
         <w:rPr/>
-        <w:t>3</w:t>
+        <w:t>Gerenciar Documentos</w:t>
       </w:r>
-      <w:r>
-        <w:rPr/>
-        <w:t>. Caso de uso – Fazer Login</w:t>
-      </w:r>
-      <w:bookmarkEnd w:id="3"/>
     </w:p>
     <w:p>
       <w:pPr>
         <w:pStyle w:val="Normal"/>
         <w:widowControl w:val="false"/>
-        <w:pBdr/>
         <w:jc w:val="center"/>
         <w:rPr>
           <w:color w:val="000000"/>
@@ -3211,7 +3027,11 @@
         </w:rPr>
       </w:pPr>
       <w:r>
-        <w:rPr/>
+        <w:rPr>
+          <w:color w:val="000000"/>
+          <w:sz w:val="20"/>
+          <w:szCs w:val="20"/>
+        </w:rPr>
       </w:r>
     </w:p>
     <w:tbl>
@@ -3222,15 +3042,15 @@
         <w:tblLayout w:type="fixed"/>
         <w:tblCellMar>
           <w:top w:w="0" w:type="dxa"/>
-          <w:left w:w="0" w:type="dxa"/>
+          <w:left w:w="5" w:type="dxa"/>
           <w:bottom w:w="0" w:type="dxa"/>
-          <w:right w:w="0" w:type="dxa"/>
+          <w:right w:w="5" w:type="dxa"/>
         </w:tblCellMar>
         <w:tblLook w:firstRow="0" w:noVBand="1" w:lastRow="0" w:firstColumn="0" w:lastColumn="0" w:noHBand="0" w:val="0400"/>
       </w:tblPr>
       <w:tblGrid>
         <w:gridCol w:w="2115"/>
-        <w:gridCol w:w="2759"/>
+        <w:gridCol w:w="2758"/>
         <w:gridCol w:w="4531"/>
       </w:tblGrid>
       <w:tr>
@@ -3249,7 +3069,6 @@
           <w:p>
             <w:pPr>
               <w:pStyle w:val="Normal"/>
-              <w:pBdr/>
               <w:rPr>
                 <w:color w:val="000000"/>
               </w:rPr>
@@ -3264,7 +3083,7 @@
         </w:tc>
         <w:tc>
           <w:tcPr>
-            <w:tcW w:w="7290" w:type="dxa"/>
+            <w:tcW w:w="7289" w:type="dxa"/>
             <w:gridSpan w:val="2"/>
             <w:tcBorders>
               <w:top w:val="single" w:sz="4" w:space="0" w:color="000000"/>
@@ -3276,23 +3095,16 @@
           <w:p>
             <w:pPr>
               <w:pStyle w:val="Normal"/>
-              <w:pBdr/>
-              <w:spacing w:before="0" w:after="142"/>
-              <w:rPr>
-                <w:color w:val="000000"/>
-              </w:rPr>
-            </w:pPr>
-            <w:r>
-              <w:rPr>
-                <w:color w:val="000000"/>
-              </w:rPr>
-              <w:t xml:space="preserve">RF1: Gerenciar </w:t>
-            </w:r>
-            <w:r>
-              <w:rPr>
-                <w:color w:val="000000"/>
-              </w:rPr>
-              <w:t>Documentos</w:t>
+              <w:spacing w:before="0" w:after="142"/>
+              <w:rPr>
+                <w:color w:val="000000"/>
+              </w:rPr>
+            </w:pPr>
+            <w:r>
+              <w:rPr>
+                <w:color w:val="000000"/>
+              </w:rPr>
+              <w:t>RF1: Gerenciar Documentos</w:t>
             </w:r>
           </w:p>
         </w:tc>
@@ -3313,7 +3125,6 @@
           <w:p>
             <w:pPr>
               <w:pStyle w:val="Normal"/>
-              <w:pBdr/>
               <w:rPr>
                 <w:color w:val="000000"/>
               </w:rPr>
@@ -3328,7 +3139,7 @@
         </w:tc>
         <w:tc>
           <w:tcPr>
-            <w:tcW w:w="7290" w:type="dxa"/>
+            <w:tcW w:w="7289" w:type="dxa"/>
             <w:gridSpan w:val="2"/>
             <w:tcBorders>
               <w:top w:val="single" w:sz="4" w:space="0" w:color="000000"/>
@@ -3340,17 +3151,16 @@
           <w:p>
             <w:pPr>
               <w:pStyle w:val="Normal"/>
-              <w:pBdr/>
-              <w:spacing w:before="0" w:after="142"/>
-              <w:rPr>
-                <w:color w:val="000000"/>
-              </w:rPr>
-            </w:pPr>
-            <w:r>
-              <w:rPr>
-                <w:color w:val="000000"/>
-              </w:rPr>
-              <w:t>Administrador</w:t>
+              <w:spacing w:before="0" w:after="142"/>
+              <w:rPr>
+                <w:color w:val="000000"/>
+              </w:rPr>
+            </w:pPr>
+            <w:r>
+              <w:rPr>
+                <w:color w:val="000000"/>
+              </w:rPr>
+              <w:t>Usuário</w:t>
             </w:r>
           </w:p>
         </w:tc>
@@ -3371,7 +3181,6 @@
           <w:p>
             <w:pPr>
               <w:pStyle w:val="Normal"/>
-              <w:pBdr/>
               <w:rPr>
                 <w:color w:val="000000"/>
               </w:rPr>
@@ -3386,7 +3195,7 @@
         </w:tc>
         <w:tc>
           <w:tcPr>
-            <w:tcW w:w="7290" w:type="dxa"/>
+            <w:tcW w:w="7289" w:type="dxa"/>
             <w:gridSpan w:val="2"/>
             <w:tcBorders>
               <w:top w:val="single" w:sz="4" w:space="0" w:color="000000"/>
@@ -3398,13 +3207,14 @@
           <w:p>
             <w:pPr>
               <w:pStyle w:val="Normal"/>
-              <w:pBdr/>
-              <w:rPr>
-                <w:color w:val="000000"/>
-              </w:rPr>
-            </w:pPr>
-            <w:r>
-              <w:rPr/>
+              <w:rPr>
+                <w:color w:val="000000"/>
+              </w:rPr>
+            </w:pPr>
+            <w:r>
+              <w:rPr>
+                <w:color w:val="000000"/>
+              </w:rPr>
             </w:r>
           </w:p>
         </w:tc>
@@ -3425,7 +3235,6 @@
           <w:p>
             <w:pPr>
               <w:pStyle w:val="Normal"/>
-              <w:pBdr/>
               <w:rPr>
                 <w:color w:val="000000"/>
               </w:rPr>
@@ -3440,7 +3249,7 @@
         </w:tc>
         <w:tc>
           <w:tcPr>
-            <w:tcW w:w="7290" w:type="dxa"/>
+            <w:tcW w:w="7289" w:type="dxa"/>
             <w:gridSpan w:val="2"/>
             <w:tcBorders>
               <w:top w:val="single" w:sz="4" w:space="0" w:color="000000"/>
@@ -3452,7 +3261,6 @@
           <w:p>
             <w:pPr>
               <w:pStyle w:val="Normal"/>
-              <w:pBdr/>
               <w:spacing w:before="0" w:after="142"/>
               <w:rPr>
                 <w:color w:val="000000"/>
@@ -3483,7 +3291,6 @@
           <w:p>
             <w:pPr>
               <w:pStyle w:val="Normal"/>
-              <w:pBdr/>
               <w:rPr>
                 <w:color w:val="000000"/>
               </w:rPr>
@@ -3498,7 +3305,7 @@
         </w:tc>
         <w:tc>
           <w:tcPr>
-            <w:tcW w:w="7290" w:type="dxa"/>
+            <w:tcW w:w="7289" w:type="dxa"/>
             <w:gridSpan w:val="2"/>
             <w:tcBorders>
               <w:top w:val="single" w:sz="4" w:space="0" w:color="000000"/>
@@ -3510,24 +3317,23 @@
           <w:p>
             <w:pPr>
               <w:pStyle w:val="Normal"/>
-              <w:pBdr/>
-              <w:rPr>
-                <w:color w:val="000000"/>
-              </w:rPr>
-            </w:pPr>
-            <w:r>
-              <w:rPr>
-                <w:color w:val="000000"/>
-              </w:rPr>
-            </w:r>
-          </w:p>
-        </w:tc>
-      </w:tr>
-      <w:tr>
-        <w:trPr/>
-        <w:tc>
-          <w:tcPr>
-            <w:tcW w:w="4874" w:type="dxa"/>
+              <w:rPr>
+                <w:color w:val="000000"/>
+              </w:rPr>
+            </w:pPr>
+            <w:r>
+              <w:rPr>
+                <w:color w:val="000000"/>
+              </w:rPr>
+            </w:r>
+          </w:p>
+        </w:tc>
+      </w:tr>
+      <w:tr>
+        <w:trPr/>
+        <w:tc>
+          <w:tcPr>
+            <w:tcW w:w="4873" w:type="dxa"/>
             <w:gridSpan w:val="2"/>
             <w:tcBorders>
               <w:top w:val="single" w:sz="4" w:space="0" w:color="000000"/>
@@ -3540,7 +3346,6 @@
           <w:p>
             <w:pPr>
               <w:pStyle w:val="Normal"/>
-              <w:pBdr/>
               <w:rPr>
                 <w:color w:val="000000"/>
               </w:rPr>
@@ -3567,7 +3372,6 @@
           <w:p>
             <w:pPr>
               <w:pStyle w:val="Normal"/>
-              <w:pBdr/>
               <w:spacing w:before="0" w:after="142"/>
               <w:jc w:val="center"/>
               <w:rPr>
@@ -3587,7 +3391,7 @@
         <w:trPr/>
         <w:tc>
           <w:tcPr>
-            <w:tcW w:w="9405" w:type="dxa"/>
+            <w:tcW w:w="9404" w:type="dxa"/>
             <w:gridSpan w:val="3"/>
             <w:tcBorders/>
             <w:shd w:color="auto" w:fill="auto" w:val="clear"/>
@@ -3595,7 +3399,6 @@
           <w:p>
             <w:pPr>
               <w:pStyle w:val="Normal"/>
-              <w:pBdr/>
               <w:jc w:val="center"/>
               <w:rPr>
                 <w:highlight w:val="none"/>
@@ -3617,7 +3420,7 @@
         <w:trPr/>
         <w:tc>
           <w:tcPr>
-            <w:tcW w:w="4874" w:type="dxa"/>
+            <w:tcW w:w="4873" w:type="dxa"/>
             <w:gridSpan w:val="2"/>
             <w:tcBorders>
               <w:top w:val="single" w:sz="4" w:space="0" w:color="000000"/>
@@ -3631,7 +3434,6 @@
           <w:p>
             <w:pPr>
               <w:pStyle w:val="Normal"/>
-              <w:pBdr/>
               <w:rPr>
                 <w:highlight w:val="none"/>
                 <w:shd w:fill="auto" w:val="clear"/>
@@ -3649,42 +3451,14 @@
                 <w:color w:val="000000"/>
                 <w:shd w:fill="auto" w:val="clear"/>
               </w:rPr>
-              <w:t>administrador</w:t>
-            </w:r>
-            <w:r>
-              <w:rPr>
-                <w:color w:val="000000"/>
-                <w:shd w:fill="auto" w:val="clear"/>
-              </w:rPr>
-              <w:t xml:space="preserve"> acessa a opção de Gerenciar </w:t>
-            </w:r>
-            <w:r>
-              <w:rPr>
-                <w:color w:val="000000"/>
-                <w:shd w:fill="auto" w:val="clear"/>
-              </w:rPr>
-              <w:t>Documentos</w:t>
-            </w:r>
-            <w:r>
-              <w:rPr>
-                <w:color w:val="000000"/>
-                <w:shd w:fill="auto" w:val="clear"/>
-              </w:rPr>
-              <w:t xml:space="preserve"> e Cadastrar </w:t>
-            </w:r>
-            <w:r>
-              <w:rPr>
-                <w:color w:val="000000"/>
-                <w:shd w:fill="auto" w:val="clear"/>
-              </w:rPr>
-              <w:t>Documentos</w:t>
-            </w:r>
-            <w:r>
-              <w:rPr>
-                <w:color w:val="000000"/>
-                <w:shd w:fill="auto" w:val="clear"/>
-              </w:rPr>
-              <w:t>.</w:t>
+              <w:t>usuário</w:t>
+            </w:r>
+            <w:r>
+              <w:rPr>
+                <w:color w:val="000000"/>
+                <w:shd w:fill="auto" w:val="clear"/>
+              </w:rPr>
+              <w:t xml:space="preserve"> acessa a opção de Gerenciar Documentos e Cadastrar Documentos.</w:t>
             </w:r>
           </w:p>
         </w:tc>
@@ -3703,7 +3477,6 @@
           <w:p>
             <w:pPr>
               <w:pStyle w:val="Normal"/>
-              <w:pBdr/>
               <w:spacing w:before="0" w:after="142"/>
               <w:jc w:val="both"/>
               <w:rPr>
@@ -3712,20 +3485,16 @@
               </w:rPr>
             </w:pPr>
             <w:r>
-              <w:rPr>
-                <w:color w:val="000000"/>
-                <w:shd w:fill="auto" w:val="clear"/>
-              </w:rPr>
-              <w:t> </w:t>
-            </w:r>
-          </w:p>
-        </w:tc>
-      </w:tr>
-      <w:tr>
-        <w:trPr/>
-        <w:tc>
-          <w:tcPr>
-            <w:tcW w:w="4874" w:type="dxa"/>
+              <w:rPr/>
+            </w:r>
+          </w:p>
+        </w:tc>
+      </w:tr>
+      <w:tr>
+        <w:trPr/>
+        <w:tc>
+          <w:tcPr>
+            <w:tcW w:w="4873" w:type="dxa"/>
             <w:gridSpan w:val="2"/>
             <w:tcBorders>
               <w:top w:val="single" w:sz="4" w:space="0" w:color="000000"/>
@@ -3739,7 +3508,6 @@
           <w:p>
             <w:pPr>
               <w:pStyle w:val="Normal"/>
-              <w:pBdr/>
               <w:rPr>
                 <w:color w:val="000000"/>
                 <w:highlight w:val="none"/>
@@ -3769,7 +3537,6 @@
           <w:p>
             <w:pPr>
               <w:pStyle w:val="Normal"/>
-              <w:pBdr/>
               <w:spacing w:before="0" w:after="142"/>
               <w:jc w:val="both"/>
               <w:rPr>
@@ -3782,16 +3549,16 @@
                 <w:color w:val="000000"/>
                 <w:shd w:fill="auto" w:val="clear"/>
               </w:rPr>
-              <w:t>2 - O sistema exibe na tela o formulário. </w:t>
-            </w:r>
-          </w:p>
-        </w:tc>
-      </w:tr>
-      <w:tr>
-        <w:trPr/>
-        <w:tc>
-          <w:tcPr>
-            <w:tcW w:w="4874" w:type="dxa"/>
+              <w:t>2 - O sistema exibe na tela o formulário.</w:t>
+            </w:r>
+          </w:p>
+        </w:tc>
+      </w:tr>
+      <w:tr>
+        <w:trPr/>
+        <w:tc>
+          <w:tcPr>
+            <w:tcW w:w="4873" w:type="dxa"/>
             <w:gridSpan w:val="2"/>
             <w:tcBorders>
               <w:top w:val="single" w:sz="4" w:space="0" w:color="000000"/>
@@ -3805,7 +3572,6 @@
           <w:p>
             <w:pPr>
               <w:pStyle w:val="Normal"/>
-              <w:pBdr/>
               <w:jc w:val="both"/>
               <w:rPr>
                 <w:highlight w:val="none"/>
@@ -3824,44 +3590,21 @@
                 <w:color w:val="000000"/>
                 <w:shd w:fill="auto" w:val="clear"/>
               </w:rPr>
-              <w:t>administrador</w:t>
-            </w:r>
-            <w:r>
-              <w:rPr>
-                <w:color w:val="000000"/>
-                <w:shd w:fill="auto" w:val="clear"/>
-              </w:rPr>
-              <w:t xml:space="preserve"> seleciona a conta e preenche as informações do </w:t>
-            </w:r>
-            <w:r>
-              <w:rPr>
-                <w:color w:val="000000"/>
-                <w:shd w:fill="auto" w:val="clear"/>
-              </w:rPr>
-              <w:t>Documentos</w:t>
-            </w:r>
-            <w:r>
-              <w:rPr>
-                <w:color w:val="000000"/>
-                <w:shd w:fill="auto" w:val="clear"/>
-              </w:rPr>
-              <w:t xml:space="preserve">: </w:t>
-            </w:r>
-            <w:r>
-              <w:rPr>
-                <w:rFonts w:ascii="Times New Roman" w:hAnsi="Times New Roman"/>
-                <w:color w:val="000000"/>
-                <w:shd w:fill="auto" w:val="clear"/>
-              </w:rPr>
-              <w:t>Área do documento, versão, periodicidade, status (vencido, vence em breve, vencido, etc), e-mail do responsável</w:t>
-            </w:r>
-            <w:r>
-              <w:rPr>
-                <w:rFonts w:ascii="Times New Roman" w:hAnsi="Times New Roman"/>
-                <w:color w:val="000000"/>
-                <w:shd w:fill="auto" w:val="clear"/>
-              </w:rPr>
-              <w:t>.</w:t>
+              <w:t>usuário</w:t>
+            </w:r>
+            <w:r>
+              <w:rPr>
+                <w:color w:val="000000"/>
+                <w:shd w:fill="auto" w:val="clear"/>
+              </w:rPr>
+              <w:t xml:space="preserve"> seleciona a conta e preenche as informações do Documentos: </w:t>
+            </w:r>
+            <w:r>
+              <w:rPr>
+                <w:color w:val="000000"/>
+                <w:shd w:fill="auto" w:val="clear"/>
+              </w:rPr>
+              <w:t>Área do documento, versão, periodicidade, status (vencido, vence em breve, vencido, etc), e-mail do responsável.</w:t>
             </w:r>
           </w:p>
         </w:tc>
@@ -3880,7 +3623,6 @@
           <w:p>
             <w:pPr>
               <w:pStyle w:val="Normal"/>
-              <w:pBdr/>
               <w:spacing w:before="0" w:after="142"/>
               <w:jc w:val="both"/>
               <w:rPr>
@@ -3889,20 +3631,16 @@
               </w:rPr>
             </w:pPr>
             <w:r>
-              <w:rPr>
-                <w:color w:val="000000"/>
-                <w:shd w:fill="auto" w:val="clear"/>
-              </w:rPr>
-              <w:t> </w:t>
-            </w:r>
-          </w:p>
-        </w:tc>
-      </w:tr>
-      <w:tr>
-        <w:trPr/>
-        <w:tc>
-          <w:tcPr>
-            <w:tcW w:w="4874" w:type="dxa"/>
+              <w:rPr/>
+            </w:r>
+          </w:p>
+        </w:tc>
+      </w:tr>
+      <w:tr>
+        <w:trPr/>
+        <w:tc>
+          <w:tcPr>
+            <w:tcW w:w="4873" w:type="dxa"/>
             <w:gridSpan w:val="2"/>
             <w:tcBorders>
               <w:top w:val="single" w:sz="4" w:space="0" w:color="000000"/>
@@ -3916,7 +3654,6 @@
           <w:p>
             <w:pPr>
               <w:pStyle w:val="Normal"/>
-              <w:pBdr/>
               <w:rPr>
                 <w:color w:val="000000"/>
                 <w:highlight w:val="none"/>
@@ -3946,7 +3683,6 @@
           <w:p>
             <w:pPr>
               <w:pStyle w:val="Normal"/>
-              <w:pBdr/>
               <w:spacing w:before="0" w:after="142"/>
               <w:jc w:val="both"/>
               <w:rPr>
@@ -3959,16 +3695,16 @@
                 <w:color w:val="000000"/>
                 <w:shd w:fill="auto" w:val="clear"/>
               </w:rPr>
-              <w:t>4 - O sistema valida os campos preenchidos e retorna mensagem “Cadastro Efetuado com sucesso” e salva registro. </w:t>
-            </w:r>
-          </w:p>
-        </w:tc>
-      </w:tr>
-      <w:tr>
-        <w:trPr/>
-        <w:tc>
-          <w:tcPr>
-            <w:tcW w:w="9405" w:type="dxa"/>
+              <w:t>4 - O sistema valida os campos preenchidos e retorna mensagem “Cadastro Efetuado com sucesso” e salva registro.</w:t>
+            </w:r>
+          </w:p>
+        </w:tc>
+      </w:tr>
+      <w:tr>
+        <w:trPr/>
+        <w:tc>
+          <w:tcPr>
+            <w:tcW w:w="9404" w:type="dxa"/>
             <w:gridSpan w:val="3"/>
             <w:tcBorders/>
             <w:shd w:color="auto" w:fill="auto" w:val="clear"/>
@@ -3977,7 +3713,6 @@
           <w:p>
             <w:pPr>
               <w:pStyle w:val="Normal"/>
-              <w:pBdr/>
               <w:jc w:val="center"/>
               <w:rPr>
                 <w:highlight w:val="none"/>
@@ -3999,7 +3734,7 @@
         <w:trPr/>
         <w:tc>
           <w:tcPr>
-            <w:tcW w:w="4874" w:type="dxa"/>
+            <w:tcW w:w="4873" w:type="dxa"/>
             <w:gridSpan w:val="2"/>
             <w:tcBorders>
               <w:top w:val="single" w:sz="4" w:space="0" w:color="000000"/>
@@ -4013,7 +3748,6 @@
           <w:p>
             <w:pPr>
               <w:pStyle w:val="Normal"/>
-              <w:pBdr/>
               <w:rPr>
                 <w:highlight w:val="none"/>
                 <w:shd w:fill="auto" w:val="clear"/>
@@ -4031,34 +3765,19 @@
                 <w:color w:val="000000"/>
                 <w:shd w:fill="auto" w:val="clear"/>
               </w:rPr>
-              <w:t>administrador</w:t>
-            </w:r>
-            <w:r>
-              <w:rPr>
-                <w:color w:val="000000"/>
-                <w:shd w:fill="auto" w:val="clear"/>
-              </w:rPr>
-              <w:t xml:space="preserve"> acessa a opção de Gerenciar </w:t>
-            </w:r>
-            <w:r>
-              <w:rPr>
-                <w:color w:val="000000"/>
-                <w:shd w:fill="auto" w:val="clear"/>
-              </w:rPr>
-              <w:t>Documentos</w:t>
-            </w:r>
-            <w:r>
-              <w:rPr>
-                <w:color w:val="000000"/>
-                <w:shd w:fill="auto" w:val="clear"/>
-              </w:rPr>
-              <w:t xml:space="preserve"> </w:t>
-            </w:r>
-          </w:p>
-          <w:p>
-            <w:pPr>
-              <w:pStyle w:val="Normal"/>
-              <w:pBdr/>
+              <w:t>usuário</w:t>
+            </w:r>
+            <w:r>
+              <w:rPr>
+                <w:color w:val="000000"/>
+                <w:shd w:fill="auto" w:val="clear"/>
+              </w:rPr>
+              <w:t xml:space="preserve"> acessa a opção de Gerenciar Documentos</w:t>
+            </w:r>
+          </w:p>
+          <w:p>
+            <w:pPr>
+              <w:pStyle w:val="Normal"/>
               <w:rPr>
                 <w:color w:val="000000"/>
                 <w:highlight w:val="none"/>
@@ -4088,7 +3807,6 @@
           <w:p>
             <w:pPr>
               <w:pStyle w:val="Normal"/>
-              <w:pBdr/>
               <w:spacing w:before="0" w:after="142"/>
               <w:jc w:val="both"/>
               <w:rPr>
@@ -4097,20 +3815,230 @@
               </w:rPr>
             </w:pPr>
             <w:r>
+              <w:rPr/>
+            </w:r>
+          </w:p>
+        </w:tc>
+      </w:tr>
+      <w:tr>
+        <w:trPr/>
+        <w:tc>
+          <w:tcPr>
+            <w:tcW w:w="4873" w:type="dxa"/>
+            <w:gridSpan w:val="2"/>
+            <w:tcBorders>
+              <w:top w:val="single" w:sz="4" w:space="0" w:color="000000"/>
+              <w:left w:val="single" w:sz="4" w:space="0" w:color="000000"/>
+              <w:bottom w:val="single" w:sz="4" w:space="0" w:color="000000"/>
+              <w:right w:val="single" w:sz="4" w:space="0" w:color="000000"/>
+            </w:tcBorders>
+            <w:shd w:color="auto" w:fill="auto" w:val="clear"/>
+            <w:vAlign w:val="center"/>
+          </w:tcPr>
+          <w:p>
+            <w:pPr>
+              <w:pStyle w:val="Normal"/>
+              <w:rPr>
+                <w:color w:val="000000"/>
+                <w:highlight w:val="none"/>
+                <w:shd w:fill="auto" w:val="clear"/>
+              </w:rPr>
+            </w:pPr>
+            <w:r>
+              <w:rPr>
+                <w:color w:val="000000"/>
+                <w:shd w:fill="auto" w:val="clear"/>
+              </w:rPr>
+            </w:r>
+          </w:p>
+        </w:tc>
+        <w:tc>
+          <w:tcPr>
+            <w:tcW w:w="4531" w:type="dxa"/>
+            <w:tcBorders>
+              <w:top w:val="single" w:sz="4" w:space="0" w:color="000000"/>
+              <w:left w:val="single" w:sz="4" w:space="0" w:color="000000"/>
+              <w:bottom w:val="single" w:sz="4" w:space="0" w:color="000000"/>
+              <w:right w:val="single" w:sz="4" w:space="0" w:color="000000"/>
+            </w:tcBorders>
+            <w:shd w:color="auto" w:fill="auto" w:val="clear"/>
+            <w:vAlign w:val="center"/>
+          </w:tcPr>
+          <w:p>
+            <w:pPr>
+              <w:pStyle w:val="Normal"/>
+              <w:spacing w:before="0" w:after="142"/>
+              <w:jc w:val="both"/>
+              <w:rPr>
+                <w:highlight w:val="none"/>
+                <w:shd w:fill="auto" w:val="clear"/>
+              </w:rPr>
+            </w:pPr>
+            <w:r>
+              <w:rPr>
+                <w:color w:val="000000"/>
+                <w:shd w:fill="auto" w:val="clear"/>
+              </w:rPr>
+              <w:t>2-O Sistema exibe na tela os Documentos cadastrados.</w:t>
+            </w:r>
+          </w:p>
+        </w:tc>
+      </w:tr>
+      <w:tr>
+        <w:trPr/>
+        <w:tc>
+          <w:tcPr>
+            <w:tcW w:w="4873" w:type="dxa"/>
+            <w:gridSpan w:val="2"/>
+            <w:tcBorders>
+              <w:top w:val="single" w:sz="4" w:space="0" w:color="000000"/>
+              <w:left w:val="single" w:sz="4" w:space="0" w:color="000000"/>
+              <w:bottom w:val="single" w:sz="4" w:space="0" w:color="000000"/>
+              <w:right w:val="single" w:sz="4" w:space="0" w:color="000000"/>
+            </w:tcBorders>
+            <w:shd w:color="auto" w:fill="auto" w:val="clear"/>
+            <w:vAlign w:val="center"/>
+          </w:tcPr>
+          <w:p>
+            <w:pPr>
+              <w:pStyle w:val="Normal"/>
+              <w:rPr>
+                <w:highlight w:val="none"/>
+                <w:shd w:fill="auto" w:val="clear"/>
+              </w:rPr>
+            </w:pPr>
+            <w:r>
+              <w:rPr>
+                <w:color w:val="000000"/>
+                <w:shd w:fill="auto" w:val="clear"/>
+              </w:rPr>
+              <w:t xml:space="preserve">3- O </w:t>
+            </w:r>
+            <w:r>
+              <w:rPr>
+                <w:color w:val="000000"/>
+                <w:shd w:fill="auto" w:val="clear"/>
+              </w:rPr>
+              <w:t>usuário</w:t>
+            </w:r>
+            <w:r>
+              <w:rPr>
+                <w:color w:val="000000"/>
+                <w:shd w:fill="auto" w:val="clear"/>
+              </w:rPr>
+              <w:t xml:space="preserve"> escolhe o Documento a ser alterado e seleciona o botão “Alterar”.</w:t>
+            </w:r>
+          </w:p>
+        </w:tc>
+        <w:tc>
+          <w:tcPr>
+            <w:tcW w:w="4531" w:type="dxa"/>
+            <w:tcBorders>
+              <w:top w:val="single" w:sz="4" w:space="0" w:color="000000"/>
+              <w:left w:val="single" w:sz="4" w:space="0" w:color="000000"/>
+              <w:bottom w:val="single" w:sz="4" w:space="0" w:color="000000"/>
+              <w:right w:val="single" w:sz="4" w:space="0" w:color="000000"/>
+            </w:tcBorders>
+            <w:shd w:color="auto" w:fill="auto" w:val="clear"/>
+            <w:vAlign w:val="center"/>
+          </w:tcPr>
+          <w:p>
+            <w:pPr>
+              <w:pStyle w:val="Normal"/>
+              <w:spacing w:before="0" w:after="142"/>
+              <w:jc w:val="both"/>
+              <w:rPr>
+                <w:color w:val="000000"/>
+                <w:highlight w:val="none"/>
+                <w:shd w:fill="auto" w:val="clear"/>
+              </w:rPr>
+            </w:pPr>
+            <w:r>
+              <w:rPr>
+                <w:color w:val="000000"/>
+                <w:shd w:fill="auto" w:val="clear"/>
+              </w:rPr>
+            </w:r>
+          </w:p>
+        </w:tc>
+      </w:tr>
+      <w:tr>
+        <w:trPr/>
+        <w:tc>
+          <w:tcPr>
+            <w:tcW w:w="4873" w:type="dxa"/>
+            <w:gridSpan w:val="2"/>
+            <w:tcBorders>
+              <w:top w:val="single" w:sz="4" w:space="0" w:color="000000"/>
+              <w:left w:val="single" w:sz="4" w:space="0" w:color="000000"/>
+              <w:bottom w:val="single" w:sz="4" w:space="0" w:color="000000"/>
+              <w:right w:val="single" w:sz="4" w:space="0" w:color="000000"/>
+            </w:tcBorders>
+            <w:shd w:color="auto" w:fill="auto" w:val="clear"/>
+            <w:vAlign w:val="center"/>
+          </w:tcPr>
+          <w:p>
+            <w:pPr>
+              <w:pStyle w:val="Normal"/>
+              <w:jc w:val="center"/>
+              <w:rPr>
+                <w:color w:val="000000"/>
+                <w:highlight w:val="none"/>
+                <w:shd w:fill="auto" w:val="clear"/>
+              </w:rPr>
+            </w:pPr>
+            <w:r>
+              <w:rPr>
+                <w:color w:val="000000"/>
+                <w:shd w:fill="auto" w:val="clear"/>
+              </w:rPr>
+            </w:r>
+          </w:p>
+        </w:tc>
+        <w:tc>
+          <w:tcPr>
+            <w:tcW w:w="4531" w:type="dxa"/>
+            <w:tcBorders>
+              <w:top w:val="single" w:sz="4" w:space="0" w:color="000000"/>
+              <w:left w:val="single" w:sz="4" w:space="0" w:color="000000"/>
+              <w:bottom w:val="single" w:sz="4" w:space="0" w:color="000000"/>
+              <w:right w:val="single" w:sz="4" w:space="0" w:color="000000"/>
+            </w:tcBorders>
+            <w:shd w:color="auto" w:fill="auto" w:val="clear"/>
+            <w:vAlign w:val="center"/>
+          </w:tcPr>
+          <w:p>
+            <w:pPr>
+              <w:pStyle w:val="Normal"/>
+              <w:spacing w:before="0" w:after="142"/>
+              <w:jc w:val="both"/>
+              <w:rPr>
+                <w:highlight w:val="none"/>
+                <w:shd w:fill="auto" w:val="clear"/>
+              </w:rPr>
+            </w:pPr>
+            <w:r>
               <w:rPr>
                 <w:color w:val="000000"/>
                 <w:shd w:fill="auto" w:val="clear"/>
               </w:rPr>
               <w:t> </w:t>
             </w:r>
-          </w:p>
-        </w:tc>
-      </w:tr>
-      <w:tr>
-        <w:trPr/>
-        <w:tc>
-          <w:tcPr>
-            <w:tcW w:w="4874" w:type="dxa"/>
+            <w:r>
+              <w:rPr>
+                <w:color w:val="000000"/>
+                <w:shd w:fill="auto" w:val="clear"/>
+              </w:rPr>
+              <w:t>4-O sistema exibe os dados do Documento selecionado.</w:t>
+            </w:r>
+          </w:p>
+        </w:tc>
+      </w:tr>
+      <w:tr>
+        <w:trPr/>
+        <w:tc>
+          <w:tcPr>
+            <w:tcW w:w="4873" w:type="dxa"/>
             <w:gridSpan w:val="2"/>
             <w:tcBorders>
               <w:top w:val="single" w:sz="4" w:space="0" w:color="000000"/>
@@ -4124,9 +4052,8 @@
           <w:p>
             <w:pPr>
               <w:pStyle w:val="Normal"/>
-              <w:pBdr/>
-              <w:rPr>
-                <w:color w:val="000000"/>
+              <w:jc w:val="both"/>
+              <w:rPr>
                 <w:highlight w:val="none"/>
                 <w:shd w:fill="auto" w:val="clear"/>
               </w:rPr>
@@ -4136,6 +4063,21 @@
                 <w:color w:val="000000"/>
                 <w:shd w:fill="auto" w:val="clear"/>
               </w:rPr>
+              <w:t xml:space="preserve">5-O </w:t>
+            </w:r>
+            <w:r>
+              <w:rPr>
+                <w:color w:val="000000"/>
+                <w:shd w:fill="auto" w:val="clear"/>
+              </w:rPr>
+              <w:t>usuário</w:t>
+            </w:r>
+            <w:r>
+              <w:rPr>
+                <w:color w:val="000000"/>
+                <w:shd w:fill="auto" w:val="clear"/>
+              </w:rPr>
+              <w:t xml:space="preserve"> altera as informações necessárias e confirma a alteração.</w:t>
             </w:r>
           </w:p>
         </w:tc>
@@ -4154,10 +4096,10 @@
           <w:p>
             <w:pPr>
               <w:pStyle w:val="Normal"/>
-              <w:pBdr/>
               <w:spacing w:before="0" w:after="142"/>
               <w:jc w:val="both"/>
               <w:rPr>
+                <w:color w:val="000000"/>
                 <w:highlight w:val="none"/>
                 <w:shd w:fill="auto" w:val="clear"/>
               </w:rPr>
@@ -4167,30 +4109,15 @@
                 <w:color w:val="000000"/>
                 <w:shd w:fill="auto" w:val="clear"/>
               </w:rPr>
-              <w:t xml:space="preserve">2-O Sistema exibe na tela os </w:t>
-            </w:r>
-            <w:r>
-              <w:rPr>
-                <w:color w:val="000000"/>
-                <w:shd w:fill="auto" w:val="clear"/>
-              </w:rPr>
-              <w:t>Documentos</w:t>
-            </w:r>
-            <w:r>
-              <w:rPr>
-                <w:color w:val="000000"/>
-                <w:shd w:fill="auto" w:val="clear"/>
-              </w:rPr>
-              <w:t xml:space="preserve"> cadastrados.</w:t>
-            </w:r>
-          </w:p>
-        </w:tc>
-      </w:tr>
-      <w:tr>
-        <w:trPr/>
-        <w:tc>
-          <w:tcPr>
-            <w:tcW w:w="4874" w:type="dxa"/>
+            </w:r>
+          </w:p>
+        </w:tc>
+      </w:tr>
+      <w:tr>
+        <w:trPr/>
+        <w:tc>
+          <w:tcPr>
+            <w:tcW w:w="4873" w:type="dxa"/>
             <w:gridSpan w:val="2"/>
             <w:tcBorders>
               <w:top w:val="single" w:sz="4" w:space="0" w:color="000000"/>
@@ -4204,8 +4131,8 @@
           <w:p>
             <w:pPr>
               <w:pStyle w:val="Normal"/>
-              <w:pBdr/>
-              <w:rPr>
+              <w:rPr>
+                <w:color w:val="000000"/>
                 <w:highlight w:val="none"/>
                 <w:shd w:fill="auto" w:val="clear"/>
               </w:rPr>
@@ -4215,49 +4142,6 @@
                 <w:color w:val="000000"/>
                 <w:shd w:fill="auto" w:val="clear"/>
               </w:rPr>
-              <w:t xml:space="preserve">3- O </w:t>
-            </w:r>
-            <w:r>
-              <w:rPr>
-                <w:color w:val="000000"/>
-                <w:shd w:fill="auto" w:val="clear"/>
-              </w:rPr>
-              <w:t>administrador</w:t>
-            </w:r>
-            <w:r>
-              <w:rPr>
-                <w:color w:val="000000"/>
-                <w:shd w:fill="auto" w:val="clear"/>
-              </w:rPr>
-              <w:t xml:space="preserve"> escolhe o </w:t>
-            </w:r>
-            <w:r>
-              <w:rPr>
-                <w:color w:val="000000"/>
-                <w:shd w:fill="auto" w:val="clear"/>
-              </w:rPr>
-              <w:t>Documento</w:t>
-            </w:r>
-            <w:r>
-              <w:rPr>
-                <w:color w:val="000000"/>
-                <w:shd w:fill="auto" w:val="clear"/>
-              </w:rPr>
-              <w:t xml:space="preserve"> a ser alterado </w:t>
-            </w:r>
-            <w:r>
-              <w:rPr>
-                <w:color w:val="000000"/>
-                <w:shd w:fill="auto" w:val="clear"/>
-              </w:rPr>
-              <w:t>e seleciona o botão “Alterar”</w:t>
-            </w:r>
-            <w:r>
-              <w:rPr>
-                <w:color w:val="000000"/>
-                <w:shd w:fill="auto" w:val="clear"/>
-              </w:rPr>
-              <w:t>.</w:t>
             </w:r>
           </w:p>
         </w:tc>
@@ -4276,11 +4160,9 @@
           <w:p>
             <w:pPr>
               <w:pStyle w:val="Normal"/>
-              <w:pBdr/>
               <w:spacing w:before="0" w:after="142"/>
               <w:jc w:val="both"/>
               <w:rPr>
-                <w:color w:val="000000"/>
                 <w:highlight w:val="none"/>
                 <w:shd w:fill="auto" w:val="clear"/>
               </w:rPr>
@@ -4290,240 +4172,6 @@
                 <w:color w:val="000000"/>
                 <w:shd w:fill="auto" w:val="clear"/>
               </w:rPr>
-            </w:r>
-          </w:p>
-        </w:tc>
-      </w:tr>
-      <w:tr>
-        <w:trPr/>
-        <w:tc>
-          <w:tcPr>
-            <w:tcW w:w="4874" w:type="dxa"/>
-            <w:gridSpan w:val="2"/>
-            <w:tcBorders>
-              <w:top w:val="single" w:sz="4" w:space="0" w:color="000000"/>
-              <w:left w:val="single" w:sz="4" w:space="0" w:color="000000"/>
-              <w:bottom w:val="single" w:sz="4" w:space="0" w:color="000000"/>
-              <w:right w:val="single" w:sz="4" w:space="0" w:color="000000"/>
-            </w:tcBorders>
-            <w:shd w:color="auto" w:fill="auto" w:val="clear"/>
-            <w:vAlign w:val="center"/>
-          </w:tcPr>
-          <w:p>
-            <w:pPr>
-              <w:pStyle w:val="Normal"/>
-              <w:pBdr/>
-              <w:jc w:val="center"/>
-              <w:rPr>
-                <w:color w:val="000000"/>
-                <w:highlight w:val="none"/>
-                <w:shd w:fill="auto" w:val="clear"/>
-              </w:rPr>
-            </w:pPr>
-            <w:r>
-              <w:rPr>
-                <w:color w:val="000000"/>
-                <w:shd w:fill="auto" w:val="clear"/>
-              </w:rPr>
-            </w:r>
-          </w:p>
-        </w:tc>
-        <w:tc>
-          <w:tcPr>
-            <w:tcW w:w="4531" w:type="dxa"/>
-            <w:tcBorders>
-              <w:top w:val="single" w:sz="4" w:space="0" w:color="000000"/>
-              <w:left w:val="single" w:sz="4" w:space="0" w:color="000000"/>
-              <w:bottom w:val="single" w:sz="4" w:space="0" w:color="000000"/>
-              <w:right w:val="single" w:sz="4" w:space="0" w:color="000000"/>
-            </w:tcBorders>
-            <w:shd w:color="auto" w:fill="auto" w:val="clear"/>
-            <w:vAlign w:val="center"/>
-          </w:tcPr>
-          <w:p>
-            <w:pPr>
-              <w:pStyle w:val="Normal"/>
-              <w:pBdr/>
-              <w:spacing w:before="0" w:after="142"/>
-              <w:jc w:val="both"/>
-              <w:rPr>
-                <w:highlight w:val="none"/>
-                <w:shd w:fill="auto" w:val="clear"/>
-              </w:rPr>
-            </w:pPr>
-            <w:r>
-              <w:rPr>
-                <w:color w:val="000000"/>
-                <w:shd w:fill="auto" w:val="clear"/>
-              </w:rPr>
-              <w:t> </w:t>
-            </w:r>
-            <w:r>
-              <w:rPr>
-                <w:color w:val="000000"/>
-                <w:shd w:fill="auto" w:val="clear"/>
-              </w:rPr>
-              <w:t xml:space="preserve">4-O sistema exibe os dados do </w:t>
-            </w:r>
-            <w:r>
-              <w:rPr>
-                <w:color w:val="000000"/>
-                <w:shd w:fill="auto" w:val="clear"/>
-              </w:rPr>
-              <w:t>Documento</w:t>
-            </w:r>
-            <w:r>
-              <w:rPr>
-                <w:color w:val="000000"/>
-                <w:shd w:fill="auto" w:val="clear"/>
-              </w:rPr>
-              <w:t xml:space="preserve"> selecionado.</w:t>
-            </w:r>
-          </w:p>
-        </w:tc>
-      </w:tr>
-      <w:tr>
-        <w:trPr/>
-        <w:tc>
-          <w:tcPr>
-            <w:tcW w:w="4874" w:type="dxa"/>
-            <w:gridSpan w:val="2"/>
-            <w:tcBorders>
-              <w:top w:val="single" w:sz="4" w:space="0" w:color="000000"/>
-              <w:left w:val="single" w:sz="4" w:space="0" w:color="000000"/>
-              <w:bottom w:val="single" w:sz="4" w:space="0" w:color="000000"/>
-              <w:right w:val="single" w:sz="4" w:space="0" w:color="000000"/>
-            </w:tcBorders>
-            <w:shd w:color="auto" w:fill="auto" w:val="clear"/>
-            <w:vAlign w:val="center"/>
-          </w:tcPr>
-          <w:p>
-            <w:pPr>
-              <w:pStyle w:val="Normal"/>
-              <w:pBdr/>
-              <w:jc w:val="both"/>
-              <w:rPr>
-                <w:highlight w:val="none"/>
-                <w:shd w:fill="auto" w:val="clear"/>
-              </w:rPr>
-            </w:pPr>
-            <w:r>
-              <w:rPr>
-                <w:color w:val="000000"/>
-                <w:shd w:fill="auto" w:val="clear"/>
-              </w:rPr>
-              <w:t xml:space="preserve">5-O </w:t>
-            </w:r>
-            <w:r>
-              <w:rPr>
-                <w:color w:val="000000"/>
-                <w:shd w:fill="auto" w:val="clear"/>
-              </w:rPr>
-              <w:t>administrador</w:t>
-            </w:r>
-            <w:r>
-              <w:rPr>
-                <w:color w:val="000000"/>
-                <w:shd w:fill="auto" w:val="clear"/>
-              </w:rPr>
-              <w:t xml:space="preserve"> altera as informações necessárias e confirma a alteração.</w:t>
-            </w:r>
-          </w:p>
-        </w:tc>
-        <w:tc>
-          <w:tcPr>
-            <w:tcW w:w="4531" w:type="dxa"/>
-            <w:tcBorders>
-              <w:top w:val="single" w:sz="4" w:space="0" w:color="000000"/>
-              <w:left w:val="single" w:sz="4" w:space="0" w:color="000000"/>
-              <w:bottom w:val="single" w:sz="4" w:space="0" w:color="000000"/>
-              <w:right w:val="single" w:sz="4" w:space="0" w:color="000000"/>
-            </w:tcBorders>
-            <w:shd w:color="auto" w:fill="auto" w:val="clear"/>
-            <w:vAlign w:val="center"/>
-          </w:tcPr>
-          <w:p>
-            <w:pPr>
-              <w:pStyle w:val="Normal"/>
-              <w:pBdr/>
-              <w:spacing w:before="0" w:after="142"/>
-              <w:jc w:val="both"/>
-              <w:rPr>
-                <w:color w:val="000000"/>
-                <w:highlight w:val="none"/>
-                <w:shd w:fill="auto" w:val="clear"/>
-              </w:rPr>
-            </w:pPr>
-            <w:r>
-              <w:rPr>
-                <w:color w:val="000000"/>
-                <w:shd w:fill="auto" w:val="clear"/>
-              </w:rPr>
-            </w:r>
-          </w:p>
-        </w:tc>
-      </w:tr>
-      <w:tr>
-        <w:trPr/>
-        <w:tc>
-          <w:tcPr>
-            <w:tcW w:w="4874" w:type="dxa"/>
-            <w:gridSpan w:val="2"/>
-            <w:tcBorders>
-              <w:top w:val="single" w:sz="4" w:space="0" w:color="000000"/>
-              <w:left w:val="single" w:sz="4" w:space="0" w:color="000000"/>
-              <w:bottom w:val="single" w:sz="4" w:space="0" w:color="000000"/>
-              <w:right w:val="single" w:sz="4" w:space="0" w:color="000000"/>
-            </w:tcBorders>
-            <w:shd w:color="auto" w:fill="auto" w:val="clear"/>
-            <w:vAlign w:val="center"/>
-          </w:tcPr>
-          <w:p>
-            <w:pPr>
-              <w:pStyle w:val="Normal"/>
-              <w:pBdr/>
-              <w:rPr>
-                <w:color w:val="000000"/>
-                <w:highlight w:val="none"/>
-                <w:shd w:fill="auto" w:val="clear"/>
-              </w:rPr>
-            </w:pPr>
-            <w:r>
-              <w:rPr>
-                <w:color w:val="000000"/>
-                <w:shd w:fill="auto" w:val="clear"/>
-              </w:rPr>
-            </w:r>
-          </w:p>
-        </w:tc>
-        <w:tc>
-          <w:tcPr>
-            <w:tcW w:w="4531" w:type="dxa"/>
-            <w:tcBorders>
-              <w:top w:val="single" w:sz="4" w:space="0" w:color="000000"/>
-              <w:left w:val="single" w:sz="4" w:space="0" w:color="000000"/>
-              <w:bottom w:val="single" w:sz="4" w:space="0" w:color="000000"/>
-              <w:right w:val="single" w:sz="4" w:space="0" w:color="000000"/>
-            </w:tcBorders>
-            <w:shd w:color="auto" w:fill="auto" w:val="clear"/>
-            <w:vAlign w:val="center"/>
-          </w:tcPr>
-          <w:p>
-            <w:pPr>
-              <w:pStyle w:val="Normal"/>
-              <w:pBdr/>
-              <w:spacing w:before="0" w:after="142"/>
-              <w:jc w:val="both"/>
-              <w:rPr>
-                <w:highlight w:val="none"/>
-                <w:shd w:fill="auto" w:val="clear"/>
-              </w:rPr>
-            </w:pPr>
-            <w:r>
-              <w:rPr>
-                <w:color w:val="000000"/>
-                <w:shd w:fill="auto" w:val="clear"/>
-              </w:rPr>
               <w:t>6-O sistema valida as informações e retorna mensagem “Alteração Efetuada com sucesso” e salva o registro. </w:t>
             </w:r>
           </w:p>
@@ -4533,7 +4181,7 @@
         <w:trPr/>
         <w:tc>
           <w:tcPr>
-            <w:tcW w:w="9405" w:type="dxa"/>
+            <w:tcW w:w="9404" w:type="dxa"/>
             <w:gridSpan w:val="3"/>
             <w:tcBorders/>
             <w:shd w:color="auto" w:fill="auto" w:val="clear"/>
@@ -4541,7 +4189,6 @@
           <w:p>
             <w:pPr>
               <w:pStyle w:val="Normal"/>
-              <w:pBdr/>
               <w:jc w:val="center"/>
               <w:rPr>
                 <w:highlight w:val="none"/>
@@ -4565,7 +4212,7 @@
         </w:trPr>
         <w:tc>
           <w:tcPr>
-            <w:tcW w:w="4874" w:type="dxa"/>
+            <w:tcW w:w="4873" w:type="dxa"/>
             <w:gridSpan w:val="2"/>
             <w:tcBorders>
               <w:top w:val="single" w:sz="4" w:space="0" w:color="000000"/>
@@ -4579,7 +4226,6 @@
           <w:p>
             <w:pPr>
               <w:pStyle w:val="Normal"/>
-              <w:pBdr/>
               <w:rPr>
                 <w:highlight w:val="none"/>
                 <w:shd w:fill="auto" w:val="clear"/>
@@ -4597,14 +4243,174 @@
                 <w:color w:val="000000"/>
                 <w:shd w:fill="auto" w:val="clear"/>
               </w:rPr>
-              <w:t>administrador</w:t>
-            </w:r>
-            <w:r>
-              <w:rPr>
-                <w:color w:val="000000"/>
-                <w:shd w:fill="auto" w:val="clear"/>
-              </w:rPr>
-              <w:t xml:space="preserve"> acessa a opção de Gerenciar </w:t>
+              <w:t>usuário</w:t>
+            </w:r>
+            <w:r>
+              <w:rPr>
+                <w:color w:val="000000"/>
+                <w:shd w:fill="auto" w:val="clear"/>
+              </w:rPr>
+              <w:t xml:space="preserve"> acessa a opção de Gerenciar Documento.</w:t>
+            </w:r>
+          </w:p>
+        </w:tc>
+        <w:tc>
+          <w:tcPr>
+            <w:tcW w:w="4531" w:type="dxa"/>
+            <w:tcBorders>
+              <w:top w:val="single" w:sz="4" w:space="0" w:color="000000"/>
+              <w:left w:val="single" w:sz="4" w:space="0" w:color="000000"/>
+              <w:bottom w:val="single" w:sz="4" w:space="0" w:color="000000"/>
+              <w:right w:val="single" w:sz="4" w:space="0" w:color="000000"/>
+            </w:tcBorders>
+            <w:shd w:color="auto" w:fill="auto" w:val="clear"/>
+            <w:vAlign w:val="center"/>
+          </w:tcPr>
+          <w:p>
+            <w:pPr>
+              <w:pStyle w:val="Normal"/>
+              <w:spacing w:before="0" w:after="142"/>
+              <w:jc w:val="both"/>
+              <w:rPr>
+                <w:highlight w:val="none"/>
+                <w:shd w:fill="auto" w:val="clear"/>
+              </w:rPr>
+            </w:pPr>
+            <w:r>
+              <w:rPr/>
+            </w:r>
+          </w:p>
+          <w:p>
+            <w:pPr>
+              <w:pStyle w:val="Normal"/>
+              <w:spacing w:before="0" w:after="142"/>
+              <w:jc w:val="both"/>
+              <w:rPr>
+                <w:color w:val="000000"/>
+                <w:highlight w:val="none"/>
+                <w:shd w:fill="auto" w:val="clear"/>
+              </w:rPr>
+            </w:pPr>
+            <w:r>
+              <w:rPr>
+                <w:color w:val="000000"/>
+                <w:shd w:fill="auto" w:val="clear"/>
+              </w:rPr>
+            </w:r>
+          </w:p>
+        </w:tc>
+      </w:tr>
+      <w:tr>
+        <w:trPr/>
+        <w:tc>
+          <w:tcPr>
+            <w:tcW w:w="4873" w:type="dxa"/>
+            <w:gridSpan w:val="2"/>
+            <w:tcBorders>
+              <w:top w:val="single" w:sz="4" w:space="0" w:color="000000"/>
+              <w:left w:val="single" w:sz="4" w:space="0" w:color="000000"/>
+              <w:bottom w:val="single" w:sz="4" w:space="0" w:color="000000"/>
+              <w:right w:val="single" w:sz="4" w:space="0" w:color="000000"/>
+            </w:tcBorders>
+            <w:shd w:color="auto" w:fill="auto" w:val="clear"/>
+            <w:vAlign w:val="center"/>
+          </w:tcPr>
+          <w:p>
+            <w:pPr>
+              <w:pStyle w:val="Normal"/>
+              <w:rPr>
+                <w:color w:val="000000"/>
+              </w:rPr>
+            </w:pPr>
+            <w:r>
+              <w:rPr>
+                <w:color w:val="000000"/>
+              </w:rPr>
+            </w:r>
+          </w:p>
+        </w:tc>
+        <w:tc>
+          <w:tcPr>
+            <w:tcW w:w="4531" w:type="dxa"/>
+            <w:tcBorders>
+              <w:top w:val="single" w:sz="4" w:space="0" w:color="000000"/>
+              <w:left w:val="single" w:sz="4" w:space="0" w:color="000000"/>
+              <w:bottom w:val="single" w:sz="4" w:space="0" w:color="000000"/>
+              <w:right w:val="single" w:sz="4" w:space="0" w:color="000000"/>
+            </w:tcBorders>
+            <w:shd w:color="auto" w:fill="auto" w:val="clear"/>
+            <w:vAlign w:val="center"/>
+          </w:tcPr>
+          <w:p>
+            <w:pPr>
+              <w:pStyle w:val="Normal"/>
+              <w:spacing w:before="0" w:after="142"/>
+              <w:jc w:val="both"/>
+              <w:rPr>
+                <w:color w:val="000000"/>
+              </w:rPr>
+            </w:pPr>
+            <w:r>
+              <w:rPr>
+                <w:color w:val="000000"/>
+              </w:rPr>
+              <w:t xml:space="preserve">2 - O Sistema exibe na tela os </w:t>
+            </w:r>
+            <w:r>
+              <w:rPr>
+                <w:color w:val="000000"/>
+                <w:shd w:fill="auto" w:val="clear"/>
+              </w:rPr>
+              <w:t>Documentos</w:t>
+            </w:r>
+            <w:r>
+              <w:rPr>
+                <w:color w:val="000000"/>
+              </w:rPr>
+              <w:t xml:space="preserve"> cadastrados.</w:t>
+            </w:r>
+          </w:p>
+        </w:tc>
+      </w:tr>
+      <w:tr>
+        <w:trPr/>
+        <w:tc>
+          <w:tcPr>
+            <w:tcW w:w="4873" w:type="dxa"/>
+            <w:gridSpan w:val="2"/>
+            <w:tcBorders>
+              <w:top w:val="single" w:sz="4" w:space="0" w:color="000000"/>
+              <w:left w:val="single" w:sz="4" w:space="0" w:color="000000"/>
+              <w:bottom w:val="single" w:sz="4" w:space="0" w:color="000000"/>
+              <w:right w:val="single" w:sz="4" w:space="0" w:color="000000"/>
+            </w:tcBorders>
+            <w:shd w:color="auto" w:fill="auto" w:val="clear"/>
+            <w:vAlign w:val="center"/>
+          </w:tcPr>
+          <w:p>
+            <w:pPr>
+              <w:pStyle w:val="Normal"/>
+              <w:rPr>
+                <w:color w:val="000000"/>
+              </w:rPr>
+            </w:pPr>
+            <w:r>
+              <w:rPr>
+                <w:color w:val="000000"/>
+              </w:rPr>
+              <w:t xml:space="preserve">3 - O </w:t>
+            </w:r>
+            <w:r>
+              <w:rPr>
+                <w:color w:val="000000"/>
+              </w:rPr>
+              <w:t>usuário</w:t>
+            </w:r>
+            <w:r>
+              <w:rPr>
+                <w:color w:val="000000"/>
+              </w:rPr>
+              <w:t xml:space="preserve"> o </w:t>
             </w:r>
             <w:r>
               <w:rPr>
@@ -4613,12 +4419,25 @@
               </w:rPr>
               <w:t>Documento</w:t>
             </w:r>
-            <w:r>
-              <w:rPr>
-                <w:color w:val="000000"/>
-                <w:shd w:fill="auto" w:val="clear"/>
-              </w:rPr>
-              <w:t xml:space="preserve">. </w:t>
+          </w:p>
+          <w:p>
+            <w:pPr>
+              <w:pStyle w:val="Normal"/>
+              <w:rPr>
+                <w:color w:val="000000"/>
+              </w:rPr>
+            </w:pPr>
+            <w:r>
+              <w:rPr>
+                <w:color w:val="000000"/>
+              </w:rPr>
+              <w:t xml:space="preserve"> </w:t>
+            </w:r>
+            <w:r>
+              <w:rPr>
+                <w:color w:val="000000"/>
+              </w:rPr>
+              <w:t>a ser excluído e seleciona o botão “Excluir”.</w:t>
             </w:r>
           </w:p>
         </w:tc>
@@ -4637,48 +4456,83 @@
           <w:p>
             <w:pPr>
               <w:pStyle w:val="Normal"/>
-              <w:pBdr/>
               <w:spacing w:before="0" w:after="142"/>
               <w:jc w:val="both"/>
               <w:rPr>
-                <w:highlight w:val="none"/>
-                <w:shd w:fill="auto" w:val="clear"/>
-              </w:rPr>
-            </w:pPr>
-            <w:r>
-              <w:rPr>
-                <w:color w:val="000000"/>
-                <w:shd w:fill="auto" w:val="clear"/>
-              </w:rPr>
-              <w:t xml:space="preserve">  </w:t>
-            </w:r>
-          </w:p>
-          <w:p>
-            <w:pPr>
-              <w:pStyle w:val="Normal"/>
-              <w:pBdr/>
+                <w:color w:val="000000"/>
+              </w:rPr>
+            </w:pPr>
+            <w:r>
+              <w:rPr/>
+            </w:r>
+          </w:p>
+        </w:tc>
+      </w:tr>
+      <w:tr>
+        <w:trPr/>
+        <w:tc>
+          <w:tcPr>
+            <w:tcW w:w="4873" w:type="dxa"/>
+            <w:gridSpan w:val="2"/>
+            <w:tcBorders>
+              <w:top w:val="single" w:sz="4" w:space="0" w:color="000000"/>
+              <w:left w:val="single" w:sz="4" w:space="0" w:color="000000"/>
+              <w:bottom w:val="single" w:sz="4" w:space="0" w:color="000000"/>
+              <w:right w:val="single" w:sz="4" w:space="0" w:color="000000"/>
+            </w:tcBorders>
+            <w:shd w:color="auto" w:fill="auto" w:val="clear"/>
+            <w:vAlign w:val="center"/>
+          </w:tcPr>
+          <w:p>
+            <w:pPr>
+              <w:pStyle w:val="Normal"/>
+              <w:rPr>
+                <w:color w:val="000000"/>
+              </w:rPr>
+            </w:pPr>
+            <w:r>
+              <w:rPr>
+                <w:color w:val="000000"/>
+              </w:rPr>
+            </w:r>
+          </w:p>
+        </w:tc>
+        <w:tc>
+          <w:tcPr>
+            <w:tcW w:w="4531" w:type="dxa"/>
+            <w:tcBorders>
+              <w:top w:val="single" w:sz="4" w:space="0" w:color="000000"/>
+              <w:left w:val="single" w:sz="4" w:space="0" w:color="000000"/>
+              <w:bottom w:val="single" w:sz="4" w:space="0" w:color="000000"/>
+              <w:right w:val="single" w:sz="4" w:space="0" w:color="000000"/>
+            </w:tcBorders>
+            <w:shd w:color="auto" w:fill="auto" w:val="clear"/>
+            <w:vAlign w:val="center"/>
+          </w:tcPr>
+          <w:p>
+            <w:pPr>
+              <w:pStyle w:val="Normal"/>
+              <w:keepNext w:val="true"/>
               <w:spacing w:before="0" w:after="142"/>
               <w:jc w:val="both"/>
               <w:rPr>
                 <w:color w:val="000000"/>
-                <w:highlight w:val="none"/>
-                <w:shd w:fill="auto" w:val="clear"/>
-              </w:rPr>
-            </w:pPr>
-            <w:r>
-              <w:rPr>
-                <w:color w:val="000000"/>
-                <w:shd w:fill="auto" w:val="clear"/>
-              </w:rPr>
-            </w:r>
-          </w:p>
-        </w:tc>
-      </w:tr>
-      <w:tr>
-        <w:trPr/>
-        <w:tc>
-          <w:tcPr>
-            <w:tcW w:w="4874" w:type="dxa"/>
+              </w:rPr>
+            </w:pPr>
+            <w:r>
+              <w:rPr>
+                <w:color w:val="000000"/>
+              </w:rPr>
+              <w:t>4 – O sistema solicita confirmação de exclusão.</w:t>
+            </w:r>
+          </w:p>
+        </w:tc>
+      </w:tr>
+      <w:tr>
+        <w:trPr/>
+        <w:tc>
+          <w:tcPr>
+            <w:tcW w:w="4873" w:type="dxa"/>
             <w:gridSpan w:val="2"/>
             <w:tcBorders>
               <w:top w:val="single" w:sz="4" w:space="0" w:color="000000"/>
@@ -4692,15 +4546,28 @@
           <w:p>
             <w:pPr>
               <w:pStyle w:val="Normal"/>
-              <w:pBdr/>
-              <w:rPr>
-                <w:color w:val="000000"/>
-              </w:rPr>
-            </w:pPr>
-            <w:r>
-              <w:rPr>
-                <w:color w:val="000000"/>
-              </w:rPr>
+              <w:rPr>
+                <w:color w:val="000000"/>
+              </w:rPr>
+            </w:pPr>
+            <w:r>
+              <w:rPr>
+                <w:color w:val="000000"/>
+              </w:rPr>
+              <w:t xml:space="preserve">5 – O </w:t>
+            </w:r>
+            <w:r>
+              <w:rPr>
+                <w:color w:val="000000"/>
+                <w:shd w:fill="auto" w:val="clear"/>
+              </w:rPr>
+              <w:t>usuário</w:t>
+            </w:r>
+            <w:r>
+              <w:rPr>
+                <w:color w:val="000000"/>
+              </w:rPr>
+              <w:t xml:space="preserve"> confirma a exclusão.</w:t>
             </w:r>
           </w:p>
         </w:tc>
@@ -4719,7 +4586,7 @@
           <w:p>
             <w:pPr>
               <w:pStyle w:val="Normal"/>
-              <w:pBdr/>
+              <w:keepNext w:val="true"/>
               <w:spacing w:before="0" w:after="142"/>
               <w:jc w:val="both"/>
               <w:rPr>
@@ -4730,29 +4597,15 @@
               <w:rPr>
                 <w:color w:val="000000"/>
               </w:rPr>
-              <w:t xml:space="preserve">2 - O Sistema exibe na tela os </w:t>
-            </w:r>
-            <w:r>
-              <w:rPr>
-                <w:color w:val="000000"/>
-                <w:shd w:fill="auto" w:val="clear"/>
-              </w:rPr>
-              <w:t>Documentos</w:t>
-            </w:r>
-            <w:r>
-              <w:rPr>
-                <w:color w:val="000000"/>
-              </w:rPr>
-              <w:t xml:space="preserve"> cadastrados. </w:t>
-            </w:r>
-          </w:p>
-        </w:tc>
-      </w:tr>
-      <w:tr>
-        <w:trPr/>
-        <w:tc>
-          <w:tcPr>
-            <w:tcW w:w="4874" w:type="dxa"/>
+            </w:r>
+          </w:p>
+        </w:tc>
+      </w:tr>
+      <w:tr>
+        <w:trPr/>
+        <w:tc>
+          <w:tcPr>
+            <w:tcW w:w="4873" w:type="dxa"/>
             <w:gridSpan w:val="2"/>
             <w:tcBorders>
               <w:top w:val="single" w:sz="4" w:space="0" w:color="000000"/>
@@ -4766,68 +4619,14 @@
           <w:p>
             <w:pPr>
               <w:pStyle w:val="Normal"/>
-              <w:pBdr/>
-              <w:rPr>
-                <w:color w:val="000000"/>
-              </w:rPr>
-            </w:pPr>
-            <w:r>
-              <w:rPr>
-                <w:color w:val="000000"/>
-              </w:rPr>
-              <w:t xml:space="preserve">3 - O </w:t>
-            </w:r>
-            <w:r>
-              <w:rPr>
-                <w:color w:val="000000"/>
-              </w:rPr>
-              <w:t>administrador</w:t>
-            </w:r>
-            <w:r>
-              <w:rPr>
-                <w:color w:val="000000"/>
-              </w:rPr>
-              <w:t xml:space="preserve"> o </w:t>
-            </w:r>
-            <w:r>
-              <w:rPr>
-                <w:color w:val="000000"/>
-                <w:shd w:fill="auto" w:val="clear"/>
-              </w:rPr>
-              <w:t>Documento</w:t>
-            </w:r>
-          </w:p>
-          <w:p>
-            <w:pPr>
-              <w:pStyle w:val="Normal"/>
-              <w:pBdr/>
-              <w:rPr>
-                <w:color w:val="000000"/>
-              </w:rPr>
-            </w:pPr>
-            <w:r>
-              <w:rPr>
-                <w:color w:val="000000"/>
-              </w:rPr>
-              <w:t xml:space="preserve"> </w:t>
-            </w:r>
-            <w:r>
-              <w:rPr>
-                <w:color w:val="000000"/>
-              </w:rPr>
-              <w:t xml:space="preserve">a ser excluído </w:t>
-            </w:r>
-            <w:r>
-              <w:rPr>
-                <w:color w:val="000000"/>
-              </w:rPr>
-              <w:t>e seleciona o botão “Excluir”</w:t>
-            </w:r>
-            <w:r>
-              <w:rPr>
-                <w:color w:val="000000"/>
-              </w:rPr>
-              <w:t>.</w:t>
+              <w:rPr>
+                <w:color w:val="000000"/>
+              </w:rPr>
+            </w:pPr>
+            <w:r>
+              <w:rPr>
+                <w:color w:val="000000"/>
+              </w:rPr>
             </w:r>
           </w:p>
         </w:tc>
@@ -4846,206 +4645,7 @@
           <w:p>
             <w:pPr>
               <w:pStyle w:val="Normal"/>
-              <w:pBdr/>
-              <w:spacing w:before="0" w:after="142"/>
-              <w:jc w:val="both"/>
-              <w:rPr>
-                <w:color w:val="000000"/>
-              </w:rPr>
-            </w:pPr>
-            <w:r>
-              <w:rPr>
-                <w:color w:val="000000"/>
-              </w:rPr>
-              <w:t> </w:t>
-            </w:r>
-          </w:p>
-        </w:tc>
-      </w:tr>
-      <w:tr>
-        <w:trPr/>
-        <w:tc>
-          <w:tcPr>
-            <w:tcW w:w="4874" w:type="dxa"/>
-            <w:gridSpan w:val="2"/>
-            <w:tcBorders>
-              <w:top w:val="single" w:sz="4" w:space="0" w:color="000000"/>
-              <w:left w:val="single" w:sz="4" w:space="0" w:color="000000"/>
-              <w:bottom w:val="single" w:sz="4" w:space="0" w:color="000000"/>
-              <w:right w:val="single" w:sz="4" w:space="0" w:color="000000"/>
-            </w:tcBorders>
-            <w:shd w:color="auto" w:fill="auto" w:val="clear"/>
-            <w:vAlign w:val="center"/>
-          </w:tcPr>
-          <w:p>
-            <w:pPr>
-              <w:pStyle w:val="Normal"/>
-              <w:pBdr/>
-              <w:rPr>
-                <w:color w:val="000000"/>
-              </w:rPr>
-            </w:pPr>
-            <w:r>
-              <w:rPr>
-                <w:color w:val="000000"/>
-              </w:rPr>
-            </w:r>
-          </w:p>
-        </w:tc>
-        <w:tc>
-          <w:tcPr>
-            <w:tcW w:w="4531" w:type="dxa"/>
-            <w:tcBorders>
-              <w:top w:val="single" w:sz="4" w:space="0" w:color="000000"/>
-              <w:left w:val="single" w:sz="4" w:space="0" w:color="000000"/>
-              <w:bottom w:val="single" w:sz="4" w:space="0" w:color="000000"/>
-              <w:right w:val="single" w:sz="4" w:space="0" w:color="000000"/>
-            </w:tcBorders>
-            <w:shd w:color="auto" w:fill="auto" w:val="clear"/>
-            <w:vAlign w:val="center"/>
-          </w:tcPr>
-          <w:p>
-            <w:pPr>
-              <w:pStyle w:val="Normal"/>
               <w:keepNext w:val="true"/>
-              <w:pBdr/>
-              <w:spacing w:before="0" w:after="142"/>
-              <w:jc w:val="both"/>
-              <w:rPr>
-                <w:color w:val="000000"/>
-              </w:rPr>
-            </w:pPr>
-            <w:r>
-              <w:rPr>
-                <w:color w:val="000000"/>
-              </w:rPr>
-              <w:t>4 – O sistema solicita confirmação de exclusão.</w:t>
-            </w:r>
-          </w:p>
-        </w:tc>
-      </w:tr>
-      <w:tr>
-        <w:trPr/>
-        <w:tc>
-          <w:tcPr>
-            <w:tcW w:w="4874" w:type="dxa"/>
-            <w:gridSpan w:val="2"/>
-            <w:tcBorders>
-              <w:top w:val="single" w:sz="4" w:space="0" w:color="000000"/>
-              <w:left w:val="single" w:sz="4" w:space="0" w:color="000000"/>
-              <w:bottom w:val="single" w:sz="4" w:space="0" w:color="000000"/>
-              <w:right w:val="single" w:sz="4" w:space="0" w:color="000000"/>
-            </w:tcBorders>
-            <w:shd w:color="auto" w:fill="auto" w:val="clear"/>
-            <w:vAlign w:val="center"/>
-          </w:tcPr>
-          <w:p>
-            <w:pPr>
-              <w:pStyle w:val="Normal"/>
-              <w:pBdr/>
-              <w:rPr>
-                <w:color w:val="000000"/>
-              </w:rPr>
-            </w:pPr>
-            <w:r>
-              <w:rPr>
-                <w:color w:val="000000"/>
-              </w:rPr>
-              <w:t xml:space="preserve">5 – O </w:t>
-            </w:r>
-            <w:r>
-              <w:rPr>
-                <w:color w:val="000000"/>
-                <w:shd w:fill="auto" w:val="clear"/>
-              </w:rPr>
-              <w:t>administrador</w:t>
-            </w:r>
-            <w:r>
-              <w:rPr>
-                <w:color w:val="000000"/>
-              </w:rPr>
-              <w:t xml:space="preserve"> confirma a exclusão.</w:t>
-            </w:r>
-          </w:p>
-        </w:tc>
-        <w:tc>
-          <w:tcPr>
-            <w:tcW w:w="4531" w:type="dxa"/>
-            <w:tcBorders>
-              <w:top w:val="single" w:sz="4" w:space="0" w:color="000000"/>
-              <w:left w:val="single" w:sz="4" w:space="0" w:color="000000"/>
-              <w:bottom w:val="single" w:sz="4" w:space="0" w:color="000000"/>
-              <w:right w:val="single" w:sz="4" w:space="0" w:color="000000"/>
-            </w:tcBorders>
-            <w:shd w:color="auto" w:fill="auto" w:val="clear"/>
-            <w:vAlign w:val="center"/>
-          </w:tcPr>
-          <w:p>
-            <w:pPr>
-              <w:pStyle w:val="Normal"/>
-              <w:keepNext w:val="true"/>
-              <w:pBdr/>
-              <w:spacing w:before="0" w:after="142"/>
-              <w:jc w:val="both"/>
-              <w:rPr>
-                <w:color w:val="000000"/>
-              </w:rPr>
-            </w:pPr>
-            <w:r>
-              <w:rPr>
-                <w:color w:val="000000"/>
-              </w:rPr>
-            </w:r>
-          </w:p>
-        </w:tc>
-      </w:tr>
-      <w:tr>
-        <w:trPr/>
-        <w:tc>
-          <w:tcPr>
-            <w:tcW w:w="4874" w:type="dxa"/>
-            <w:gridSpan w:val="2"/>
-            <w:tcBorders>
-              <w:top w:val="single" w:sz="4" w:space="0" w:color="000000"/>
-              <w:left w:val="single" w:sz="4" w:space="0" w:color="000000"/>
-              <w:bottom w:val="single" w:sz="4" w:space="0" w:color="000000"/>
-              <w:right w:val="single" w:sz="4" w:space="0" w:color="000000"/>
-            </w:tcBorders>
-            <w:shd w:color="auto" w:fill="auto" w:val="clear"/>
-            <w:vAlign w:val="center"/>
-          </w:tcPr>
-          <w:p>
-            <w:pPr>
-              <w:pStyle w:val="Normal"/>
-              <w:pBdr/>
-              <w:rPr>
-                <w:color w:val="000000"/>
-              </w:rPr>
-            </w:pPr>
-            <w:r>
-              <w:rPr>
-                <w:color w:val="000000"/>
-              </w:rPr>
-            </w:r>
-          </w:p>
-        </w:tc>
-        <w:tc>
-          <w:tcPr>
-            <w:tcW w:w="4531" w:type="dxa"/>
-            <w:tcBorders>
-              <w:top w:val="single" w:sz="4" w:space="0" w:color="000000"/>
-              <w:left w:val="single" w:sz="4" w:space="0" w:color="000000"/>
-              <w:bottom w:val="single" w:sz="4" w:space="0" w:color="000000"/>
-              <w:right w:val="single" w:sz="4" w:space="0" w:color="000000"/>
-            </w:tcBorders>
-            <w:shd w:color="auto" w:fill="auto" w:val="clear"/>
-            <w:vAlign w:val="center"/>
-          </w:tcPr>
-          <w:p>
-            <w:pPr>
-              <w:pStyle w:val="Normal"/>
-              <w:keepNext w:val="true"/>
-              <w:pBdr/>
               <w:spacing w:before="0" w:after="142"/>
               <w:jc w:val="both"/>
               <w:rPr>
@@ -5065,7 +4665,6 @@
     <w:p>
       <w:pPr>
         <w:pStyle w:val="Normal"/>
-        <w:pBdr/>
         <w:rPr>
           <w:color w:val="000000"/>
         </w:rPr>
@@ -5079,7 +4678,2628 @@
     <w:p>
       <w:pPr>
         <w:pStyle w:val="Normal"/>
-        <w:pBdr/>
+        <w:rPr>
+          <w:color w:val="000000"/>
+        </w:rPr>
+      </w:pPr>
+      <w:r>
+        <w:rPr>
+          <w:color w:val="000000"/>
+        </w:rPr>
+      </w:r>
+    </w:p>
+    <w:p>
+      <w:pPr>
+        <w:pStyle w:val="Quadro"/>
+        <w:rPr/>
+      </w:pPr>
+      <w:bookmarkStart w:id="4" w:name="_Toc73960583_Copia_1_Copia_1"/>
+      <w:r>
+        <w:rPr/>
+        <w:t xml:space="preserve">Quadro </w:t>
+      </w:r>
+      <w:r>
+        <w:rPr/>
+        <w:t>4</w:t>
+      </w:r>
+      <w:r>
+        <w:rPr/>
+        <w:t xml:space="preserve">. Caso de uso – </w:t>
+      </w:r>
+      <w:bookmarkEnd w:id="4"/>
+      <w:r>
+        <w:rPr/>
+        <w:t xml:space="preserve">Gerenciar </w:t>
+      </w:r>
+      <w:r>
+        <w:rPr/>
+        <w:t>Usuários</w:t>
+      </w:r>
+    </w:p>
+    <w:p>
+      <w:pPr>
+        <w:pStyle w:val="Normal"/>
+        <w:widowControl w:val="false"/>
+        <w:jc w:val="center"/>
+        <w:rPr>
+          <w:color w:val="000000"/>
+          <w:sz w:val="20"/>
+          <w:szCs w:val="20"/>
+        </w:rPr>
+      </w:pPr>
+      <w:r>
+        <w:rPr>
+          <w:color w:val="000000"/>
+          <w:sz w:val="20"/>
+          <w:szCs w:val="20"/>
+        </w:rPr>
+      </w:r>
+    </w:p>
+    <w:tbl>
+      <w:tblPr>
+        <w:tblW w:w="9405" w:type="dxa"/>
+        <w:jc w:val="left"/>
+        <w:tblInd w:w="0" w:type="dxa"/>
+        <w:tblLayout w:type="fixed"/>
+        <w:tblCellMar>
+          <w:top w:w="0" w:type="dxa"/>
+          <w:left w:w="5" w:type="dxa"/>
+          <w:bottom w:w="0" w:type="dxa"/>
+          <w:right w:w="5" w:type="dxa"/>
+        </w:tblCellMar>
+        <w:tblLook w:firstRow="0" w:noVBand="1" w:lastRow="0" w:firstColumn="0" w:lastColumn="0" w:noHBand="0" w:val="0400"/>
+      </w:tblPr>
+      <w:tblGrid>
+        <w:gridCol w:w="2115"/>
+        <w:gridCol w:w="2758"/>
+        <w:gridCol w:w="4531"/>
+      </w:tblGrid>
+      <w:tr>
+        <w:trPr/>
+        <w:tc>
+          <w:tcPr>
+            <w:tcW w:w="2115" w:type="dxa"/>
+            <w:tcBorders>
+              <w:top w:val="single" w:sz="4" w:space="0" w:color="000000"/>
+              <w:left w:val="single" w:sz="4" w:space="0" w:color="000000"/>
+              <w:bottom w:val="single" w:sz="4" w:space="0" w:color="000000"/>
+              <w:right w:val="single" w:sz="4" w:space="0" w:color="000000"/>
+            </w:tcBorders>
+            <w:shd w:color="auto" w:fill="BFBFBF" w:val="clear"/>
+          </w:tcPr>
+          <w:p>
+            <w:pPr>
+              <w:pStyle w:val="Normal"/>
+              <w:rPr>
+                <w:color w:val="000000"/>
+              </w:rPr>
+            </w:pPr>
+            <w:r>
+              <w:rPr>
+                <w:color w:val="000000"/>
+              </w:rPr>
+              <w:t>Caso de Uso</w:t>
+            </w:r>
+          </w:p>
+        </w:tc>
+        <w:tc>
+          <w:tcPr>
+            <w:tcW w:w="7289" w:type="dxa"/>
+            <w:gridSpan w:val="2"/>
+            <w:tcBorders>
+              <w:top w:val="single" w:sz="4" w:space="0" w:color="000000"/>
+              <w:left w:val="single" w:sz="4" w:space="0" w:color="000000"/>
+              <w:bottom w:val="single" w:sz="4" w:space="0" w:color="000000"/>
+              <w:right w:val="single" w:sz="4" w:space="0" w:color="000000"/>
+            </w:tcBorders>
+          </w:tcPr>
+          <w:p>
+            <w:pPr>
+              <w:pStyle w:val="Normal"/>
+              <w:spacing w:before="0" w:after="142"/>
+              <w:rPr>
+                <w:color w:val="000000"/>
+              </w:rPr>
+            </w:pPr>
+            <w:r>
+              <w:rPr>
+                <w:color w:val="000000"/>
+              </w:rPr>
+              <w:t>RF</w:t>
+            </w:r>
+            <w:r>
+              <w:rPr>
+                <w:color w:val="000000"/>
+              </w:rPr>
+              <w:t>5</w:t>
+            </w:r>
+            <w:r>
+              <w:rPr>
+                <w:color w:val="000000"/>
+              </w:rPr>
+              <w:t>: Gerenciar</w:t>
+            </w:r>
+            <w:r>
+              <w:rPr>
+                <w:color w:val="000000"/>
+              </w:rPr>
+              <w:t xml:space="preserve"> </w:t>
+            </w:r>
+            <w:r>
+              <w:rPr>
+                <w:color w:val="000000"/>
+              </w:rPr>
+              <w:t>Usuários</w:t>
+            </w:r>
+          </w:p>
+        </w:tc>
+      </w:tr>
+      <w:tr>
+        <w:trPr/>
+        <w:tc>
+          <w:tcPr>
+            <w:tcW w:w="2115" w:type="dxa"/>
+            <w:tcBorders>
+              <w:top w:val="single" w:sz="4" w:space="0" w:color="000000"/>
+              <w:left w:val="single" w:sz="4" w:space="0" w:color="000000"/>
+              <w:bottom w:val="single" w:sz="4" w:space="0" w:color="000000"/>
+              <w:right w:val="single" w:sz="4" w:space="0" w:color="000000"/>
+            </w:tcBorders>
+            <w:shd w:color="auto" w:fill="BFBFBF" w:val="clear"/>
+          </w:tcPr>
+          <w:p>
+            <w:pPr>
+              <w:pStyle w:val="Normal"/>
+              <w:rPr>
+                <w:color w:val="000000"/>
+              </w:rPr>
+            </w:pPr>
+            <w:r>
+              <w:rPr>
+                <w:color w:val="000000"/>
+              </w:rPr>
+              <w:t>Ator Principal</w:t>
+            </w:r>
+          </w:p>
+        </w:tc>
+        <w:tc>
+          <w:tcPr>
+            <w:tcW w:w="7289" w:type="dxa"/>
+            <w:gridSpan w:val="2"/>
+            <w:tcBorders>
+              <w:top w:val="single" w:sz="4" w:space="0" w:color="000000"/>
+              <w:left w:val="single" w:sz="4" w:space="0" w:color="000000"/>
+              <w:bottom w:val="single" w:sz="4" w:space="0" w:color="000000"/>
+              <w:right w:val="single" w:sz="4" w:space="0" w:color="000000"/>
+            </w:tcBorders>
+          </w:tcPr>
+          <w:p>
+            <w:pPr>
+              <w:pStyle w:val="Normal"/>
+              <w:spacing w:before="0" w:after="142"/>
+              <w:rPr>
+                <w:color w:val="000000"/>
+              </w:rPr>
+            </w:pPr>
+            <w:r>
+              <w:rPr>
+                <w:color w:val="000000"/>
+              </w:rPr>
+              <w:t>A</w:t>
+            </w:r>
+            <w:r>
+              <w:rPr>
+                <w:color w:val="000000"/>
+              </w:rPr>
+              <w:t>dministrador</w:t>
+            </w:r>
+          </w:p>
+        </w:tc>
+      </w:tr>
+      <w:tr>
+        <w:trPr/>
+        <w:tc>
+          <w:tcPr>
+            <w:tcW w:w="2115" w:type="dxa"/>
+            <w:tcBorders>
+              <w:top w:val="single" w:sz="4" w:space="0" w:color="000000"/>
+              <w:left w:val="single" w:sz="4" w:space="0" w:color="000000"/>
+              <w:bottom w:val="single" w:sz="4" w:space="0" w:color="000000"/>
+              <w:right w:val="single" w:sz="4" w:space="0" w:color="000000"/>
+            </w:tcBorders>
+            <w:shd w:color="auto" w:fill="BFBFBF" w:val="clear"/>
+          </w:tcPr>
+          <w:p>
+            <w:pPr>
+              <w:pStyle w:val="Normal"/>
+              <w:rPr>
+                <w:color w:val="000000"/>
+              </w:rPr>
+            </w:pPr>
+            <w:r>
+              <w:rPr>
+                <w:color w:val="000000"/>
+              </w:rPr>
+              <w:t>Ator secundário</w:t>
+            </w:r>
+          </w:p>
+        </w:tc>
+        <w:tc>
+          <w:tcPr>
+            <w:tcW w:w="7289" w:type="dxa"/>
+            <w:gridSpan w:val="2"/>
+            <w:tcBorders>
+              <w:top w:val="single" w:sz="4" w:space="0" w:color="000000"/>
+              <w:left w:val="single" w:sz="4" w:space="0" w:color="000000"/>
+              <w:bottom w:val="single" w:sz="4" w:space="0" w:color="000000"/>
+              <w:right w:val="single" w:sz="4" w:space="0" w:color="000000"/>
+            </w:tcBorders>
+          </w:tcPr>
+          <w:p>
+            <w:pPr>
+              <w:pStyle w:val="Normal"/>
+              <w:rPr>
+                <w:color w:val="000000"/>
+              </w:rPr>
+            </w:pPr>
+            <w:r>
+              <w:rPr>
+                <w:color w:val="000000"/>
+              </w:rPr>
+              <w:t>Usuário</w:t>
+            </w:r>
+          </w:p>
+        </w:tc>
+      </w:tr>
+      <w:tr>
+        <w:trPr/>
+        <w:tc>
+          <w:tcPr>
+            <w:tcW w:w="2115" w:type="dxa"/>
+            <w:tcBorders>
+              <w:top w:val="single" w:sz="4" w:space="0" w:color="000000"/>
+              <w:left w:val="single" w:sz="4" w:space="0" w:color="000000"/>
+              <w:bottom w:val="single" w:sz="4" w:space="0" w:color="000000"/>
+              <w:right w:val="single" w:sz="4" w:space="0" w:color="000000"/>
+            </w:tcBorders>
+            <w:shd w:color="auto" w:fill="BFBFBF" w:val="clear"/>
+          </w:tcPr>
+          <w:p>
+            <w:pPr>
+              <w:pStyle w:val="Normal"/>
+              <w:rPr>
+                <w:color w:val="000000"/>
+              </w:rPr>
+            </w:pPr>
+            <w:r>
+              <w:rPr>
+                <w:color w:val="000000"/>
+              </w:rPr>
+              <w:t>Pré-condição</w:t>
+            </w:r>
+          </w:p>
+        </w:tc>
+        <w:tc>
+          <w:tcPr>
+            <w:tcW w:w="7289" w:type="dxa"/>
+            <w:gridSpan w:val="2"/>
+            <w:tcBorders>
+              <w:top w:val="single" w:sz="4" w:space="0" w:color="000000"/>
+              <w:left w:val="single" w:sz="4" w:space="0" w:color="000000"/>
+              <w:bottom w:val="single" w:sz="4" w:space="0" w:color="000000"/>
+              <w:right w:val="single" w:sz="4" w:space="0" w:color="000000"/>
+            </w:tcBorders>
+          </w:tcPr>
+          <w:p>
+            <w:pPr>
+              <w:pStyle w:val="Normal"/>
+              <w:spacing w:before="0" w:after="142"/>
+              <w:rPr>
+                <w:color w:val="000000"/>
+              </w:rPr>
+            </w:pPr>
+            <w:r>
+              <w:rPr>
+                <w:color w:val="000000"/>
+              </w:rPr>
+              <w:t xml:space="preserve">O ator deve estar logado </w:t>
+            </w:r>
+            <w:r>
+              <w:rPr>
+                <w:color w:val="000000"/>
+              </w:rPr>
+              <w:t>e ter funções de Administrador</w:t>
+            </w:r>
+          </w:p>
+        </w:tc>
+      </w:tr>
+      <w:tr>
+        <w:trPr/>
+        <w:tc>
+          <w:tcPr>
+            <w:tcW w:w="2115" w:type="dxa"/>
+            <w:tcBorders>
+              <w:top w:val="single" w:sz="4" w:space="0" w:color="000000"/>
+              <w:left w:val="single" w:sz="4" w:space="0" w:color="000000"/>
+              <w:bottom w:val="single" w:sz="4" w:space="0" w:color="000000"/>
+              <w:right w:val="single" w:sz="4" w:space="0" w:color="000000"/>
+            </w:tcBorders>
+            <w:shd w:color="auto" w:fill="BFBFBF" w:val="clear"/>
+          </w:tcPr>
+          <w:p>
+            <w:pPr>
+              <w:pStyle w:val="Normal"/>
+              <w:rPr>
+                <w:color w:val="000000"/>
+              </w:rPr>
+            </w:pPr>
+            <w:r>
+              <w:rPr>
+                <w:color w:val="000000"/>
+              </w:rPr>
+              <w:t>Pós-condição</w:t>
+            </w:r>
+          </w:p>
+        </w:tc>
+        <w:tc>
+          <w:tcPr>
+            <w:tcW w:w="7289" w:type="dxa"/>
+            <w:gridSpan w:val="2"/>
+            <w:tcBorders>
+              <w:top w:val="single" w:sz="4" w:space="0" w:color="000000"/>
+              <w:left w:val="single" w:sz="4" w:space="0" w:color="000000"/>
+              <w:bottom w:val="single" w:sz="4" w:space="0" w:color="000000"/>
+              <w:right w:val="single" w:sz="4" w:space="0" w:color="000000"/>
+            </w:tcBorders>
+          </w:tcPr>
+          <w:p>
+            <w:pPr>
+              <w:pStyle w:val="Normal"/>
+              <w:rPr>
+                <w:color w:val="000000"/>
+              </w:rPr>
+            </w:pPr>
+            <w:r>
+              <w:rPr>
+                <w:color w:val="000000"/>
+              </w:rPr>
+            </w:r>
+          </w:p>
+        </w:tc>
+      </w:tr>
+      <w:tr>
+        <w:trPr/>
+        <w:tc>
+          <w:tcPr>
+            <w:tcW w:w="4873" w:type="dxa"/>
+            <w:gridSpan w:val="2"/>
+            <w:tcBorders>
+              <w:top w:val="single" w:sz="4" w:space="0" w:color="000000"/>
+              <w:left w:val="single" w:sz="4" w:space="0" w:color="000000"/>
+              <w:bottom w:val="single" w:sz="4" w:space="0" w:color="000000"/>
+              <w:right w:val="single" w:sz="4" w:space="0" w:color="000000"/>
+            </w:tcBorders>
+            <w:shd w:color="auto" w:fill="BFBFBF" w:val="clear"/>
+          </w:tcPr>
+          <w:p>
+            <w:pPr>
+              <w:pStyle w:val="Normal"/>
+              <w:rPr>
+                <w:color w:val="000000"/>
+              </w:rPr>
+            </w:pPr>
+            <w:r>
+              <w:rPr>
+                <w:color w:val="000000"/>
+              </w:rPr>
+              <w:t>Ações do Ator</w:t>
+            </w:r>
+          </w:p>
+        </w:tc>
+        <w:tc>
+          <w:tcPr>
+            <w:tcW w:w="4531" w:type="dxa"/>
+            <w:tcBorders>
+              <w:top w:val="single" w:sz="4" w:space="0" w:color="000000"/>
+              <w:left w:val="single" w:sz="4" w:space="0" w:color="000000"/>
+              <w:bottom w:val="single" w:sz="4" w:space="0" w:color="000000"/>
+              <w:right w:val="single" w:sz="4" w:space="0" w:color="000000"/>
+            </w:tcBorders>
+            <w:shd w:color="auto" w:fill="BFBFBF" w:val="clear"/>
+          </w:tcPr>
+          <w:p>
+            <w:pPr>
+              <w:pStyle w:val="Normal"/>
+              <w:spacing w:before="0" w:after="142"/>
+              <w:jc w:val="center"/>
+              <w:rPr>
+                <w:color w:val="000000"/>
+              </w:rPr>
+            </w:pPr>
+            <w:r>
+              <w:rPr>
+                <w:color w:val="000000"/>
+              </w:rPr>
+              <w:t>Ações do Sistema</w:t>
+            </w:r>
+          </w:p>
+        </w:tc>
+      </w:tr>
+      <w:tr>
+        <w:trPr/>
+        <w:tc>
+          <w:tcPr>
+            <w:tcW w:w="9404" w:type="dxa"/>
+            <w:gridSpan w:val="3"/>
+            <w:tcBorders/>
+            <w:shd w:color="auto" w:fill="auto" w:val="clear"/>
+          </w:tcPr>
+          <w:p>
+            <w:pPr>
+              <w:pStyle w:val="Normal"/>
+              <w:jc w:val="center"/>
+              <w:rPr>
+                <w:highlight w:val="none"/>
+                <w:shd w:fill="auto" w:val="clear"/>
+              </w:rPr>
+            </w:pPr>
+            <w:r>
+              <w:rPr>
+                <w:b/>
+                <w:color w:val="000000"/>
+                <w:shd w:fill="auto" w:val="clear"/>
+              </w:rPr>
+              <w:t>Cadastrar</w:t>
+            </w:r>
+          </w:p>
+        </w:tc>
+      </w:tr>
+      <w:tr>
+        <w:trPr/>
+        <w:tc>
+          <w:tcPr>
+            <w:tcW w:w="4873" w:type="dxa"/>
+            <w:gridSpan w:val="2"/>
+            <w:tcBorders>
+              <w:top w:val="single" w:sz="4" w:space="0" w:color="000000"/>
+              <w:left w:val="single" w:sz="4" w:space="0" w:color="000000"/>
+              <w:bottom w:val="single" w:sz="4" w:space="0" w:color="000000"/>
+              <w:right w:val="single" w:sz="4" w:space="0" w:color="000000"/>
+            </w:tcBorders>
+            <w:shd w:color="auto" w:fill="auto" w:val="clear"/>
+            <w:vAlign w:val="center"/>
+          </w:tcPr>
+          <w:p>
+            <w:pPr>
+              <w:pStyle w:val="Normal"/>
+              <w:rPr>
+                <w:highlight w:val="none"/>
+                <w:shd w:fill="auto" w:val="clear"/>
+              </w:rPr>
+            </w:pPr>
+            <w:r>
+              <w:rPr>
+                <w:color w:val="000000"/>
+                <w:shd w:fill="auto" w:val="clear"/>
+              </w:rPr>
+              <w:t xml:space="preserve">1- O </w:t>
+            </w:r>
+            <w:r>
+              <w:rPr>
+                <w:color w:val="000000"/>
+                <w:shd w:fill="auto" w:val="clear"/>
+              </w:rPr>
+              <w:t>Administrador</w:t>
+            </w:r>
+            <w:r>
+              <w:rPr>
+                <w:color w:val="000000"/>
+                <w:shd w:fill="auto" w:val="clear"/>
+              </w:rPr>
+              <w:t xml:space="preserve"> acessa a opção de Gerenciar Documentos </w:t>
+            </w:r>
+            <w:r>
+              <w:rPr>
+                <w:color w:val="000000"/>
+                <w:shd w:fill="auto" w:val="clear"/>
+              </w:rPr>
+              <w:t>Cadastros</w:t>
+            </w:r>
+            <w:r>
+              <w:rPr>
+                <w:color w:val="000000"/>
+                <w:shd w:fill="auto" w:val="clear"/>
+              </w:rPr>
+              <w:t>.</w:t>
+            </w:r>
+          </w:p>
+        </w:tc>
+        <w:tc>
+          <w:tcPr>
+            <w:tcW w:w="4531" w:type="dxa"/>
+            <w:tcBorders>
+              <w:top w:val="single" w:sz="4" w:space="0" w:color="000000"/>
+              <w:left w:val="single" w:sz="4" w:space="0" w:color="000000"/>
+              <w:bottom w:val="single" w:sz="4" w:space="0" w:color="000000"/>
+              <w:right w:val="single" w:sz="4" w:space="0" w:color="000000"/>
+            </w:tcBorders>
+            <w:shd w:color="auto" w:fill="auto" w:val="clear"/>
+            <w:vAlign w:val="center"/>
+          </w:tcPr>
+          <w:p>
+            <w:pPr>
+              <w:pStyle w:val="Normal"/>
+              <w:spacing w:before="0" w:after="142"/>
+              <w:jc w:val="both"/>
+              <w:rPr>
+                <w:highlight w:val="none"/>
+                <w:shd w:fill="auto" w:val="clear"/>
+              </w:rPr>
+            </w:pPr>
+            <w:r>
+              <w:rPr/>
+            </w:r>
+          </w:p>
+        </w:tc>
+      </w:tr>
+      <w:tr>
+        <w:trPr/>
+        <w:tc>
+          <w:tcPr>
+            <w:tcW w:w="4873" w:type="dxa"/>
+            <w:gridSpan w:val="2"/>
+            <w:tcBorders>
+              <w:top w:val="single" w:sz="4" w:space="0" w:color="000000"/>
+              <w:left w:val="single" w:sz="4" w:space="0" w:color="000000"/>
+              <w:bottom w:val="single" w:sz="4" w:space="0" w:color="000000"/>
+              <w:right w:val="single" w:sz="4" w:space="0" w:color="000000"/>
+            </w:tcBorders>
+            <w:shd w:color="auto" w:fill="auto" w:val="clear"/>
+            <w:vAlign w:val="center"/>
+          </w:tcPr>
+          <w:p>
+            <w:pPr>
+              <w:pStyle w:val="Normal"/>
+              <w:rPr>
+                <w:color w:val="000000"/>
+                <w:highlight w:val="none"/>
+                <w:shd w:fill="auto" w:val="clear"/>
+              </w:rPr>
+            </w:pPr>
+            <w:r>
+              <w:rPr>
+                <w:color w:val="000000"/>
+                <w:shd w:fill="auto" w:val="clear"/>
+              </w:rPr>
+            </w:r>
+          </w:p>
+        </w:tc>
+        <w:tc>
+          <w:tcPr>
+            <w:tcW w:w="4531" w:type="dxa"/>
+            <w:tcBorders>
+              <w:top w:val="single" w:sz="4" w:space="0" w:color="000000"/>
+              <w:left w:val="single" w:sz="4" w:space="0" w:color="000000"/>
+              <w:bottom w:val="single" w:sz="4" w:space="0" w:color="000000"/>
+              <w:right w:val="single" w:sz="4" w:space="0" w:color="000000"/>
+            </w:tcBorders>
+            <w:shd w:color="auto" w:fill="auto" w:val="clear"/>
+            <w:vAlign w:val="center"/>
+          </w:tcPr>
+          <w:p>
+            <w:pPr>
+              <w:pStyle w:val="Normal"/>
+              <w:spacing w:before="0" w:after="142"/>
+              <w:jc w:val="both"/>
+              <w:rPr>
+                <w:highlight w:val="none"/>
+                <w:shd w:fill="auto" w:val="clear"/>
+              </w:rPr>
+            </w:pPr>
+            <w:r>
+              <w:rPr>
+                <w:color w:val="000000"/>
+                <w:shd w:fill="auto" w:val="clear"/>
+              </w:rPr>
+              <w:t xml:space="preserve">2 - O sistema exibe na tela o formulário </w:t>
+            </w:r>
+            <w:r>
+              <w:rPr>
+                <w:color w:val="000000"/>
+                <w:shd w:fill="auto" w:val="clear"/>
+              </w:rPr>
+              <w:t>para cadastro</w:t>
+            </w:r>
+            <w:r>
+              <w:rPr>
+                <w:color w:val="000000"/>
+                <w:shd w:fill="auto" w:val="clear"/>
+              </w:rPr>
+              <w:t>.</w:t>
+            </w:r>
+          </w:p>
+        </w:tc>
+      </w:tr>
+      <w:tr>
+        <w:trPr/>
+        <w:tc>
+          <w:tcPr>
+            <w:tcW w:w="4873" w:type="dxa"/>
+            <w:gridSpan w:val="2"/>
+            <w:tcBorders>
+              <w:top w:val="single" w:sz="4" w:space="0" w:color="000000"/>
+              <w:left w:val="single" w:sz="4" w:space="0" w:color="000000"/>
+              <w:bottom w:val="single" w:sz="4" w:space="0" w:color="000000"/>
+              <w:right w:val="single" w:sz="4" w:space="0" w:color="000000"/>
+            </w:tcBorders>
+            <w:shd w:color="auto" w:fill="auto" w:val="clear"/>
+            <w:vAlign w:val="center"/>
+          </w:tcPr>
+          <w:p>
+            <w:pPr>
+              <w:pStyle w:val="Normal"/>
+              <w:jc w:val="both"/>
+              <w:rPr>
+                <w:highlight w:val="none"/>
+                <w:shd w:fill="auto" w:val="clear"/>
+              </w:rPr>
+            </w:pPr>
+            <w:r>
+              <w:rPr>
+                <w:color w:val="000000"/>
+                <w:shd w:fill="auto" w:val="clear"/>
+              </w:rPr>
+              <w:t>3-</w:t>
+            </w:r>
+            <w:r>
+              <w:rPr>
+                <w:color w:val="000000"/>
+                <w:shd w:fill="auto" w:val="clear"/>
+              </w:rPr>
+              <w:t xml:space="preserve">O </w:t>
+            </w:r>
+            <w:r>
+              <w:rPr>
+                <w:color w:val="000000"/>
+                <w:shd w:fill="auto" w:val="clear"/>
+              </w:rPr>
+              <w:t>Administrador define Usuário e senha e define suas autorizações.</w:t>
+            </w:r>
+          </w:p>
+        </w:tc>
+        <w:tc>
+          <w:tcPr>
+            <w:tcW w:w="4531" w:type="dxa"/>
+            <w:tcBorders>
+              <w:top w:val="single" w:sz="4" w:space="0" w:color="000000"/>
+              <w:left w:val="single" w:sz="4" w:space="0" w:color="000000"/>
+              <w:bottom w:val="single" w:sz="4" w:space="0" w:color="000000"/>
+              <w:right w:val="single" w:sz="4" w:space="0" w:color="000000"/>
+            </w:tcBorders>
+            <w:shd w:color="auto" w:fill="auto" w:val="clear"/>
+            <w:vAlign w:val="center"/>
+          </w:tcPr>
+          <w:p>
+            <w:pPr>
+              <w:pStyle w:val="Normal"/>
+              <w:spacing w:before="0" w:after="142"/>
+              <w:jc w:val="both"/>
+              <w:rPr>
+                <w:highlight w:val="none"/>
+                <w:shd w:fill="auto" w:val="clear"/>
+              </w:rPr>
+            </w:pPr>
+            <w:r>
+              <w:rPr/>
+            </w:r>
+          </w:p>
+        </w:tc>
+      </w:tr>
+      <w:tr>
+        <w:trPr/>
+        <w:tc>
+          <w:tcPr>
+            <w:tcW w:w="4873" w:type="dxa"/>
+            <w:gridSpan w:val="2"/>
+            <w:tcBorders>
+              <w:top w:val="single" w:sz="4" w:space="0" w:color="000000"/>
+              <w:left w:val="single" w:sz="4" w:space="0" w:color="000000"/>
+              <w:bottom w:val="single" w:sz="4" w:space="0" w:color="000000"/>
+              <w:right w:val="single" w:sz="4" w:space="0" w:color="000000"/>
+            </w:tcBorders>
+            <w:shd w:color="auto" w:fill="auto" w:val="clear"/>
+            <w:vAlign w:val="center"/>
+          </w:tcPr>
+          <w:p>
+            <w:pPr>
+              <w:pStyle w:val="Normal"/>
+              <w:rPr>
+                <w:color w:val="000000"/>
+                <w:highlight w:val="none"/>
+                <w:shd w:fill="auto" w:val="clear"/>
+              </w:rPr>
+            </w:pPr>
+            <w:r>
+              <w:rPr>
+                <w:color w:val="000000"/>
+                <w:shd w:fill="auto" w:val="clear"/>
+              </w:rPr>
+            </w:r>
+          </w:p>
+        </w:tc>
+        <w:tc>
+          <w:tcPr>
+            <w:tcW w:w="4531" w:type="dxa"/>
+            <w:tcBorders>
+              <w:top w:val="single" w:sz="4" w:space="0" w:color="000000"/>
+              <w:left w:val="single" w:sz="4" w:space="0" w:color="000000"/>
+              <w:bottom w:val="single" w:sz="4" w:space="0" w:color="000000"/>
+              <w:right w:val="single" w:sz="4" w:space="0" w:color="000000"/>
+            </w:tcBorders>
+            <w:shd w:color="auto" w:fill="auto" w:val="clear"/>
+            <w:vAlign w:val="center"/>
+          </w:tcPr>
+          <w:p>
+            <w:pPr>
+              <w:pStyle w:val="Normal"/>
+              <w:spacing w:before="0" w:after="142"/>
+              <w:jc w:val="both"/>
+              <w:rPr>
+                <w:highlight w:val="none"/>
+                <w:shd w:fill="auto" w:val="clear"/>
+              </w:rPr>
+            </w:pPr>
+            <w:r>
+              <w:rPr>
+                <w:color w:val="000000"/>
+                <w:shd w:fill="auto" w:val="clear"/>
+              </w:rPr>
+              <w:t>4 - O sistema valida os campos preenchidos e retorna mensagem “Cadastro Efetuado com sucesso” e salva registro.</w:t>
+            </w:r>
+          </w:p>
+        </w:tc>
+      </w:tr>
+      <w:tr>
+        <w:trPr/>
+        <w:tc>
+          <w:tcPr>
+            <w:tcW w:w="9404" w:type="dxa"/>
+            <w:gridSpan w:val="3"/>
+            <w:tcBorders/>
+            <w:shd w:color="auto" w:fill="auto" w:val="clear"/>
+            <w:vAlign w:val="center"/>
+          </w:tcPr>
+          <w:p>
+            <w:pPr>
+              <w:pStyle w:val="Normal"/>
+              <w:jc w:val="center"/>
+              <w:rPr>
+                <w:highlight w:val="none"/>
+                <w:shd w:fill="auto" w:val="clear"/>
+              </w:rPr>
+            </w:pPr>
+            <w:r>
+              <w:rPr>
+                <w:b/>
+                <w:color w:val="000000"/>
+                <w:shd w:fill="auto" w:val="clear"/>
+              </w:rPr>
+              <w:t>Alterar</w:t>
+            </w:r>
+          </w:p>
+        </w:tc>
+      </w:tr>
+      <w:tr>
+        <w:trPr/>
+        <w:tc>
+          <w:tcPr>
+            <w:tcW w:w="4873" w:type="dxa"/>
+            <w:gridSpan w:val="2"/>
+            <w:tcBorders>
+              <w:top w:val="single" w:sz="4" w:space="0" w:color="000000"/>
+              <w:left w:val="single" w:sz="4" w:space="0" w:color="000000"/>
+              <w:bottom w:val="single" w:sz="4" w:space="0" w:color="000000"/>
+              <w:right w:val="single" w:sz="4" w:space="0" w:color="000000"/>
+            </w:tcBorders>
+            <w:shd w:color="auto" w:fill="auto" w:val="clear"/>
+            <w:vAlign w:val="center"/>
+          </w:tcPr>
+          <w:p>
+            <w:pPr>
+              <w:pStyle w:val="Normal"/>
+              <w:rPr>
+                <w:highlight w:val="none"/>
+                <w:shd w:fill="auto" w:val="clear"/>
+              </w:rPr>
+            </w:pPr>
+            <w:r>
+              <w:rPr>
+                <w:color w:val="000000"/>
+                <w:shd w:fill="auto" w:val="clear"/>
+              </w:rPr>
+              <w:t xml:space="preserve">1- O </w:t>
+            </w:r>
+            <w:r>
+              <w:rPr>
+                <w:color w:val="000000"/>
+                <w:shd w:fill="auto" w:val="clear"/>
+              </w:rPr>
+              <w:t>Administrador</w:t>
+            </w:r>
+            <w:r>
+              <w:rPr>
+                <w:color w:val="000000"/>
+                <w:shd w:fill="auto" w:val="clear"/>
+              </w:rPr>
+              <w:t xml:space="preserve"> acessa a opção de Gerenciar </w:t>
+            </w:r>
+            <w:r>
+              <w:rPr>
+                <w:color w:val="000000"/>
+                <w:shd w:fill="auto" w:val="clear"/>
+              </w:rPr>
+              <w:t>Usuarios</w:t>
+            </w:r>
+          </w:p>
+          <w:p>
+            <w:pPr>
+              <w:pStyle w:val="Normal"/>
+              <w:rPr>
+                <w:color w:val="000000"/>
+                <w:highlight w:val="none"/>
+                <w:shd w:fill="auto" w:val="clear"/>
+              </w:rPr>
+            </w:pPr>
+            <w:r>
+              <w:rPr>
+                <w:color w:val="000000"/>
+                <w:shd w:fill="auto" w:val="clear"/>
+              </w:rPr>
+            </w:r>
+          </w:p>
+        </w:tc>
+        <w:tc>
+          <w:tcPr>
+            <w:tcW w:w="4531" w:type="dxa"/>
+            <w:tcBorders>
+              <w:top w:val="single" w:sz="4" w:space="0" w:color="000000"/>
+              <w:left w:val="single" w:sz="4" w:space="0" w:color="000000"/>
+              <w:bottom w:val="single" w:sz="4" w:space="0" w:color="000000"/>
+              <w:right w:val="single" w:sz="4" w:space="0" w:color="000000"/>
+            </w:tcBorders>
+            <w:shd w:color="auto" w:fill="auto" w:val="clear"/>
+            <w:vAlign w:val="center"/>
+          </w:tcPr>
+          <w:p>
+            <w:pPr>
+              <w:pStyle w:val="Normal"/>
+              <w:spacing w:before="0" w:after="142"/>
+              <w:jc w:val="both"/>
+              <w:rPr>
+                <w:highlight w:val="none"/>
+                <w:shd w:fill="auto" w:val="clear"/>
+              </w:rPr>
+            </w:pPr>
+            <w:r>
+              <w:rPr/>
+            </w:r>
+          </w:p>
+        </w:tc>
+      </w:tr>
+      <w:tr>
+        <w:trPr/>
+        <w:tc>
+          <w:tcPr>
+            <w:tcW w:w="4873" w:type="dxa"/>
+            <w:gridSpan w:val="2"/>
+            <w:tcBorders>
+              <w:top w:val="single" w:sz="4" w:space="0" w:color="000000"/>
+              <w:left w:val="single" w:sz="4" w:space="0" w:color="000000"/>
+              <w:bottom w:val="single" w:sz="4" w:space="0" w:color="000000"/>
+              <w:right w:val="single" w:sz="4" w:space="0" w:color="000000"/>
+            </w:tcBorders>
+            <w:shd w:color="auto" w:fill="auto" w:val="clear"/>
+            <w:vAlign w:val="center"/>
+          </w:tcPr>
+          <w:p>
+            <w:pPr>
+              <w:pStyle w:val="Normal"/>
+              <w:rPr>
+                <w:color w:val="000000"/>
+                <w:highlight w:val="none"/>
+                <w:shd w:fill="auto" w:val="clear"/>
+              </w:rPr>
+            </w:pPr>
+            <w:r>
+              <w:rPr>
+                <w:color w:val="000000"/>
+                <w:shd w:fill="auto" w:val="clear"/>
+              </w:rPr>
+            </w:r>
+          </w:p>
+        </w:tc>
+        <w:tc>
+          <w:tcPr>
+            <w:tcW w:w="4531" w:type="dxa"/>
+            <w:tcBorders>
+              <w:top w:val="single" w:sz="4" w:space="0" w:color="000000"/>
+              <w:left w:val="single" w:sz="4" w:space="0" w:color="000000"/>
+              <w:bottom w:val="single" w:sz="4" w:space="0" w:color="000000"/>
+              <w:right w:val="single" w:sz="4" w:space="0" w:color="000000"/>
+            </w:tcBorders>
+            <w:shd w:color="auto" w:fill="auto" w:val="clear"/>
+            <w:vAlign w:val="center"/>
+          </w:tcPr>
+          <w:p>
+            <w:pPr>
+              <w:pStyle w:val="Normal"/>
+              <w:spacing w:before="0" w:after="142"/>
+              <w:jc w:val="both"/>
+              <w:rPr>
+                <w:highlight w:val="none"/>
+                <w:shd w:fill="auto" w:val="clear"/>
+              </w:rPr>
+            </w:pPr>
+            <w:r>
+              <w:rPr>
+                <w:color w:val="000000"/>
+                <w:shd w:fill="auto" w:val="clear"/>
+              </w:rPr>
+              <w:t xml:space="preserve">2-O Sistema exibe na tela os </w:t>
+            </w:r>
+            <w:r>
+              <w:rPr>
+                <w:color w:val="000000"/>
+                <w:shd w:fill="auto" w:val="clear"/>
+              </w:rPr>
+              <w:t>Usuários</w:t>
+            </w:r>
+            <w:r>
+              <w:rPr>
+                <w:color w:val="000000"/>
+                <w:shd w:fill="auto" w:val="clear"/>
+              </w:rPr>
+              <w:t xml:space="preserve"> cadastrados.</w:t>
+            </w:r>
+          </w:p>
+        </w:tc>
+      </w:tr>
+      <w:tr>
+        <w:trPr/>
+        <w:tc>
+          <w:tcPr>
+            <w:tcW w:w="4873" w:type="dxa"/>
+            <w:gridSpan w:val="2"/>
+            <w:tcBorders>
+              <w:top w:val="single" w:sz="4" w:space="0" w:color="000000"/>
+              <w:left w:val="single" w:sz="4" w:space="0" w:color="000000"/>
+              <w:bottom w:val="single" w:sz="4" w:space="0" w:color="000000"/>
+              <w:right w:val="single" w:sz="4" w:space="0" w:color="000000"/>
+            </w:tcBorders>
+            <w:shd w:color="auto" w:fill="auto" w:val="clear"/>
+            <w:vAlign w:val="center"/>
+          </w:tcPr>
+          <w:p>
+            <w:pPr>
+              <w:pStyle w:val="Normal"/>
+              <w:rPr>
+                <w:highlight w:val="none"/>
+                <w:shd w:fill="auto" w:val="clear"/>
+              </w:rPr>
+            </w:pPr>
+            <w:r>
+              <w:rPr>
+                <w:color w:val="000000"/>
+                <w:shd w:fill="auto" w:val="clear"/>
+              </w:rPr>
+              <w:t xml:space="preserve">3- O </w:t>
+            </w:r>
+            <w:r>
+              <w:rPr>
+                <w:color w:val="000000"/>
+                <w:shd w:fill="auto" w:val="clear"/>
+              </w:rPr>
+              <w:t>Administrador</w:t>
+            </w:r>
+            <w:r>
+              <w:rPr>
+                <w:color w:val="000000"/>
+                <w:shd w:fill="auto" w:val="clear"/>
+              </w:rPr>
+              <w:t xml:space="preserve"> escolhe o </w:t>
+            </w:r>
+            <w:r>
+              <w:rPr>
+                <w:color w:val="000000"/>
+                <w:shd w:fill="auto" w:val="clear"/>
+              </w:rPr>
+              <w:t>Usuário</w:t>
+            </w:r>
+            <w:r>
+              <w:rPr>
+                <w:color w:val="000000"/>
+                <w:shd w:fill="auto" w:val="clear"/>
+              </w:rPr>
+              <w:t xml:space="preserve"> a ser alterado e seleciona o botão “Alterar”.</w:t>
+            </w:r>
+          </w:p>
+        </w:tc>
+        <w:tc>
+          <w:tcPr>
+            <w:tcW w:w="4531" w:type="dxa"/>
+            <w:tcBorders>
+              <w:top w:val="single" w:sz="4" w:space="0" w:color="000000"/>
+              <w:left w:val="single" w:sz="4" w:space="0" w:color="000000"/>
+              <w:bottom w:val="single" w:sz="4" w:space="0" w:color="000000"/>
+              <w:right w:val="single" w:sz="4" w:space="0" w:color="000000"/>
+            </w:tcBorders>
+            <w:shd w:color="auto" w:fill="auto" w:val="clear"/>
+            <w:vAlign w:val="center"/>
+          </w:tcPr>
+          <w:p>
+            <w:pPr>
+              <w:pStyle w:val="Normal"/>
+              <w:spacing w:before="0" w:after="142"/>
+              <w:jc w:val="both"/>
+              <w:rPr>
+                <w:color w:val="000000"/>
+                <w:highlight w:val="none"/>
+                <w:shd w:fill="auto" w:val="clear"/>
+              </w:rPr>
+            </w:pPr>
+            <w:r>
+              <w:rPr>
+                <w:color w:val="000000"/>
+                <w:shd w:fill="auto" w:val="clear"/>
+              </w:rPr>
+            </w:r>
+          </w:p>
+        </w:tc>
+      </w:tr>
+      <w:tr>
+        <w:trPr/>
+        <w:tc>
+          <w:tcPr>
+            <w:tcW w:w="4873" w:type="dxa"/>
+            <w:gridSpan w:val="2"/>
+            <w:tcBorders>
+              <w:top w:val="single" w:sz="4" w:space="0" w:color="000000"/>
+              <w:left w:val="single" w:sz="4" w:space="0" w:color="000000"/>
+              <w:bottom w:val="single" w:sz="4" w:space="0" w:color="000000"/>
+              <w:right w:val="single" w:sz="4" w:space="0" w:color="000000"/>
+            </w:tcBorders>
+            <w:shd w:color="auto" w:fill="auto" w:val="clear"/>
+            <w:vAlign w:val="center"/>
+          </w:tcPr>
+          <w:p>
+            <w:pPr>
+              <w:pStyle w:val="Normal"/>
+              <w:jc w:val="center"/>
+              <w:rPr>
+                <w:color w:val="000000"/>
+                <w:highlight w:val="none"/>
+                <w:shd w:fill="auto" w:val="clear"/>
+              </w:rPr>
+            </w:pPr>
+            <w:r>
+              <w:rPr>
+                <w:color w:val="000000"/>
+                <w:shd w:fill="auto" w:val="clear"/>
+              </w:rPr>
+            </w:r>
+          </w:p>
+        </w:tc>
+        <w:tc>
+          <w:tcPr>
+            <w:tcW w:w="4531" w:type="dxa"/>
+            <w:tcBorders>
+              <w:top w:val="single" w:sz="4" w:space="0" w:color="000000"/>
+              <w:left w:val="single" w:sz="4" w:space="0" w:color="000000"/>
+              <w:bottom w:val="single" w:sz="4" w:space="0" w:color="000000"/>
+              <w:right w:val="single" w:sz="4" w:space="0" w:color="000000"/>
+            </w:tcBorders>
+            <w:shd w:color="auto" w:fill="auto" w:val="clear"/>
+            <w:vAlign w:val="center"/>
+          </w:tcPr>
+          <w:p>
+            <w:pPr>
+              <w:pStyle w:val="Normal"/>
+              <w:spacing w:before="0" w:after="142"/>
+              <w:jc w:val="both"/>
+              <w:rPr>
+                <w:highlight w:val="none"/>
+                <w:shd w:fill="auto" w:val="clear"/>
+              </w:rPr>
+            </w:pPr>
+            <w:r>
+              <w:rPr>
+                <w:color w:val="000000"/>
+                <w:shd w:fill="auto" w:val="clear"/>
+              </w:rPr>
+              <w:t> </w:t>
+            </w:r>
+            <w:r>
+              <w:rPr>
+                <w:color w:val="000000"/>
+                <w:shd w:fill="auto" w:val="clear"/>
+              </w:rPr>
+              <w:t xml:space="preserve">4-O sistema exibe o </w:t>
+            </w:r>
+            <w:r>
+              <w:rPr>
+                <w:color w:val="000000"/>
+                <w:shd w:fill="auto" w:val="clear"/>
+              </w:rPr>
+              <w:t>cadastro</w:t>
+            </w:r>
+            <w:r>
+              <w:rPr>
+                <w:color w:val="000000"/>
+                <w:shd w:fill="auto" w:val="clear"/>
+              </w:rPr>
+              <w:t xml:space="preserve"> do </w:t>
+            </w:r>
+            <w:r>
+              <w:rPr>
+                <w:color w:val="000000"/>
+                <w:shd w:fill="auto" w:val="clear"/>
+              </w:rPr>
+              <w:t>Usuário</w:t>
+            </w:r>
+            <w:r>
+              <w:rPr>
+                <w:color w:val="000000"/>
+                <w:shd w:fill="auto" w:val="clear"/>
+              </w:rPr>
+              <w:t xml:space="preserve"> selecionado.</w:t>
+            </w:r>
+          </w:p>
+        </w:tc>
+      </w:tr>
+      <w:tr>
+        <w:trPr/>
+        <w:tc>
+          <w:tcPr>
+            <w:tcW w:w="4873" w:type="dxa"/>
+            <w:gridSpan w:val="2"/>
+            <w:tcBorders>
+              <w:top w:val="single" w:sz="4" w:space="0" w:color="000000"/>
+              <w:left w:val="single" w:sz="4" w:space="0" w:color="000000"/>
+              <w:bottom w:val="single" w:sz="4" w:space="0" w:color="000000"/>
+              <w:right w:val="single" w:sz="4" w:space="0" w:color="000000"/>
+            </w:tcBorders>
+            <w:shd w:color="auto" w:fill="auto" w:val="clear"/>
+            <w:vAlign w:val="center"/>
+          </w:tcPr>
+          <w:p>
+            <w:pPr>
+              <w:pStyle w:val="Normal"/>
+              <w:jc w:val="both"/>
+              <w:rPr>
+                <w:highlight w:val="none"/>
+                <w:shd w:fill="auto" w:val="clear"/>
+              </w:rPr>
+            </w:pPr>
+            <w:r>
+              <w:rPr>
+                <w:color w:val="000000"/>
+                <w:shd w:fill="auto" w:val="clear"/>
+              </w:rPr>
+              <w:t xml:space="preserve">5-O </w:t>
+            </w:r>
+            <w:r>
+              <w:rPr>
+                <w:color w:val="000000"/>
+                <w:shd w:fill="auto" w:val="clear"/>
+              </w:rPr>
+              <w:t>Administrador</w:t>
+            </w:r>
+            <w:r>
+              <w:rPr>
+                <w:color w:val="000000"/>
+                <w:shd w:fill="auto" w:val="clear"/>
+              </w:rPr>
+              <w:t xml:space="preserve"> altera as informações necessárias e confirma a alteração.</w:t>
+            </w:r>
+          </w:p>
+        </w:tc>
+        <w:tc>
+          <w:tcPr>
+            <w:tcW w:w="4531" w:type="dxa"/>
+            <w:tcBorders>
+              <w:top w:val="single" w:sz="4" w:space="0" w:color="000000"/>
+              <w:left w:val="single" w:sz="4" w:space="0" w:color="000000"/>
+              <w:bottom w:val="single" w:sz="4" w:space="0" w:color="000000"/>
+              <w:right w:val="single" w:sz="4" w:space="0" w:color="000000"/>
+            </w:tcBorders>
+            <w:shd w:color="auto" w:fill="auto" w:val="clear"/>
+            <w:vAlign w:val="center"/>
+          </w:tcPr>
+          <w:p>
+            <w:pPr>
+              <w:pStyle w:val="Normal"/>
+              <w:spacing w:before="0" w:after="142"/>
+              <w:jc w:val="both"/>
+              <w:rPr>
+                <w:color w:val="000000"/>
+                <w:highlight w:val="none"/>
+                <w:shd w:fill="auto" w:val="clear"/>
+              </w:rPr>
+            </w:pPr>
+            <w:r>
+              <w:rPr>
+                <w:color w:val="000000"/>
+                <w:shd w:fill="auto" w:val="clear"/>
+              </w:rPr>
+            </w:r>
+          </w:p>
+        </w:tc>
+      </w:tr>
+      <w:tr>
+        <w:trPr/>
+        <w:tc>
+          <w:tcPr>
+            <w:tcW w:w="4873" w:type="dxa"/>
+            <w:gridSpan w:val="2"/>
+            <w:tcBorders>
+              <w:top w:val="single" w:sz="4" w:space="0" w:color="000000"/>
+              <w:left w:val="single" w:sz="4" w:space="0" w:color="000000"/>
+              <w:bottom w:val="single" w:sz="4" w:space="0" w:color="000000"/>
+              <w:right w:val="single" w:sz="4" w:space="0" w:color="000000"/>
+            </w:tcBorders>
+            <w:shd w:color="auto" w:fill="auto" w:val="clear"/>
+            <w:vAlign w:val="center"/>
+          </w:tcPr>
+          <w:p>
+            <w:pPr>
+              <w:pStyle w:val="Normal"/>
+              <w:rPr>
+                <w:color w:val="000000"/>
+                <w:highlight w:val="none"/>
+                <w:shd w:fill="auto" w:val="clear"/>
+              </w:rPr>
+            </w:pPr>
+            <w:r>
+              <w:rPr>
+                <w:color w:val="000000"/>
+                <w:shd w:fill="auto" w:val="clear"/>
+              </w:rPr>
+            </w:r>
+          </w:p>
+        </w:tc>
+        <w:tc>
+          <w:tcPr>
+            <w:tcW w:w="4531" w:type="dxa"/>
+            <w:tcBorders>
+              <w:top w:val="single" w:sz="4" w:space="0" w:color="000000"/>
+              <w:left w:val="single" w:sz="4" w:space="0" w:color="000000"/>
+              <w:bottom w:val="single" w:sz="4" w:space="0" w:color="000000"/>
+              <w:right w:val="single" w:sz="4" w:space="0" w:color="000000"/>
+            </w:tcBorders>
+            <w:shd w:color="auto" w:fill="auto" w:val="clear"/>
+            <w:vAlign w:val="center"/>
+          </w:tcPr>
+          <w:p>
+            <w:pPr>
+              <w:pStyle w:val="Normal"/>
+              <w:spacing w:before="0" w:after="142"/>
+              <w:jc w:val="both"/>
+              <w:rPr>
+                <w:highlight w:val="none"/>
+                <w:shd w:fill="auto" w:val="clear"/>
+              </w:rPr>
+            </w:pPr>
+            <w:r>
+              <w:rPr>
+                <w:color w:val="000000"/>
+                <w:shd w:fill="auto" w:val="clear"/>
+              </w:rPr>
+              <w:t>6-O sistema valida as informações e retorna mensagem “Alteração Efetuada com sucesso” e salva o registro. </w:t>
+            </w:r>
+          </w:p>
+        </w:tc>
+      </w:tr>
+      <w:tr>
+        <w:trPr/>
+        <w:tc>
+          <w:tcPr>
+            <w:tcW w:w="9404" w:type="dxa"/>
+            <w:gridSpan w:val="3"/>
+            <w:tcBorders/>
+            <w:shd w:color="auto" w:fill="auto" w:val="clear"/>
+          </w:tcPr>
+          <w:p>
+            <w:pPr>
+              <w:pStyle w:val="Normal"/>
+              <w:jc w:val="center"/>
+              <w:rPr>
+                <w:highlight w:val="none"/>
+                <w:shd w:fill="auto" w:val="clear"/>
+              </w:rPr>
+            </w:pPr>
+            <w:r>
+              <w:rPr>
+                <w:b/>
+                <w:color w:val="000000"/>
+                <w:shd w:fill="auto" w:val="clear"/>
+              </w:rPr>
+              <w:t>Excluir</w:t>
+            </w:r>
+          </w:p>
+        </w:tc>
+      </w:tr>
+      <w:tr>
+        <w:trPr>
+          <w:trHeight w:val="506" w:hRule="atLeast"/>
+        </w:trPr>
+        <w:tc>
+          <w:tcPr>
+            <w:tcW w:w="4873" w:type="dxa"/>
+            <w:gridSpan w:val="2"/>
+            <w:tcBorders>
+              <w:top w:val="single" w:sz="4" w:space="0" w:color="000000"/>
+              <w:left w:val="single" w:sz="4" w:space="0" w:color="000000"/>
+              <w:bottom w:val="single" w:sz="4" w:space="0" w:color="000000"/>
+              <w:right w:val="single" w:sz="4" w:space="0" w:color="000000"/>
+            </w:tcBorders>
+            <w:shd w:color="auto" w:fill="auto" w:val="clear"/>
+            <w:vAlign w:val="center"/>
+          </w:tcPr>
+          <w:p>
+            <w:pPr>
+              <w:pStyle w:val="Normal"/>
+              <w:rPr>
+                <w:highlight w:val="none"/>
+                <w:shd w:fill="auto" w:val="clear"/>
+              </w:rPr>
+            </w:pPr>
+            <w:r>
+              <w:rPr>
+                <w:color w:val="000000"/>
+                <w:shd w:fill="auto" w:val="clear"/>
+              </w:rPr>
+              <w:t xml:space="preserve">1- O </w:t>
+            </w:r>
+            <w:r>
+              <w:rPr>
+                <w:color w:val="000000"/>
+                <w:shd w:fill="auto" w:val="clear"/>
+              </w:rPr>
+              <w:t>Administrador</w:t>
+            </w:r>
+            <w:r>
+              <w:rPr>
+                <w:color w:val="000000"/>
+                <w:shd w:fill="auto" w:val="clear"/>
+              </w:rPr>
+              <w:t xml:space="preserve"> acessa a opção de Gerenciar </w:t>
+            </w:r>
+            <w:r>
+              <w:rPr>
+                <w:color w:val="000000"/>
+                <w:shd w:fill="auto" w:val="clear"/>
+              </w:rPr>
+              <w:t>Usuários</w:t>
+            </w:r>
+            <w:r>
+              <w:rPr>
+                <w:color w:val="000000"/>
+                <w:shd w:fill="auto" w:val="clear"/>
+              </w:rPr>
+              <w:t>.</w:t>
+            </w:r>
+          </w:p>
+        </w:tc>
+        <w:tc>
+          <w:tcPr>
+            <w:tcW w:w="4531" w:type="dxa"/>
+            <w:tcBorders>
+              <w:top w:val="single" w:sz="4" w:space="0" w:color="000000"/>
+              <w:left w:val="single" w:sz="4" w:space="0" w:color="000000"/>
+              <w:bottom w:val="single" w:sz="4" w:space="0" w:color="000000"/>
+              <w:right w:val="single" w:sz="4" w:space="0" w:color="000000"/>
+            </w:tcBorders>
+            <w:shd w:color="auto" w:fill="auto" w:val="clear"/>
+            <w:vAlign w:val="center"/>
+          </w:tcPr>
+          <w:p>
+            <w:pPr>
+              <w:pStyle w:val="Normal"/>
+              <w:spacing w:before="0" w:after="142"/>
+              <w:jc w:val="both"/>
+              <w:rPr>
+                <w:highlight w:val="none"/>
+                <w:shd w:fill="auto" w:val="clear"/>
+              </w:rPr>
+            </w:pPr>
+            <w:r>
+              <w:rPr/>
+            </w:r>
+          </w:p>
+          <w:p>
+            <w:pPr>
+              <w:pStyle w:val="Normal"/>
+              <w:spacing w:before="0" w:after="142"/>
+              <w:jc w:val="both"/>
+              <w:rPr>
+                <w:color w:val="000000"/>
+                <w:highlight w:val="none"/>
+                <w:shd w:fill="auto" w:val="clear"/>
+              </w:rPr>
+            </w:pPr>
+            <w:r>
+              <w:rPr>
+                <w:color w:val="000000"/>
+                <w:shd w:fill="auto" w:val="clear"/>
+              </w:rPr>
+            </w:r>
+          </w:p>
+        </w:tc>
+      </w:tr>
+      <w:tr>
+        <w:trPr/>
+        <w:tc>
+          <w:tcPr>
+            <w:tcW w:w="4873" w:type="dxa"/>
+            <w:gridSpan w:val="2"/>
+            <w:tcBorders>
+              <w:top w:val="single" w:sz="4" w:space="0" w:color="000000"/>
+              <w:left w:val="single" w:sz="4" w:space="0" w:color="000000"/>
+              <w:bottom w:val="single" w:sz="4" w:space="0" w:color="000000"/>
+              <w:right w:val="single" w:sz="4" w:space="0" w:color="000000"/>
+            </w:tcBorders>
+            <w:shd w:color="auto" w:fill="auto" w:val="clear"/>
+            <w:vAlign w:val="center"/>
+          </w:tcPr>
+          <w:p>
+            <w:pPr>
+              <w:pStyle w:val="Normal"/>
+              <w:rPr>
+                <w:color w:val="000000"/>
+              </w:rPr>
+            </w:pPr>
+            <w:r>
+              <w:rPr>
+                <w:color w:val="000000"/>
+              </w:rPr>
+            </w:r>
+          </w:p>
+        </w:tc>
+        <w:tc>
+          <w:tcPr>
+            <w:tcW w:w="4531" w:type="dxa"/>
+            <w:tcBorders>
+              <w:top w:val="single" w:sz="4" w:space="0" w:color="000000"/>
+              <w:left w:val="single" w:sz="4" w:space="0" w:color="000000"/>
+              <w:bottom w:val="single" w:sz="4" w:space="0" w:color="000000"/>
+              <w:right w:val="single" w:sz="4" w:space="0" w:color="000000"/>
+            </w:tcBorders>
+            <w:shd w:color="auto" w:fill="auto" w:val="clear"/>
+            <w:vAlign w:val="center"/>
+          </w:tcPr>
+          <w:p>
+            <w:pPr>
+              <w:pStyle w:val="Normal"/>
+              <w:spacing w:before="0" w:after="142"/>
+              <w:jc w:val="both"/>
+              <w:rPr>
+                <w:color w:val="000000"/>
+              </w:rPr>
+            </w:pPr>
+            <w:r>
+              <w:rPr>
+                <w:color w:val="000000"/>
+              </w:rPr>
+              <w:t xml:space="preserve">2 - O Sistema exibe na tela os </w:t>
+            </w:r>
+            <w:r>
+              <w:rPr>
+                <w:color w:val="000000"/>
+                <w:shd w:fill="auto" w:val="clear"/>
+              </w:rPr>
+              <w:t>Usuários</w:t>
+            </w:r>
+            <w:r>
+              <w:rPr>
+                <w:color w:val="000000"/>
+              </w:rPr>
+              <w:t xml:space="preserve"> cadastrados.</w:t>
+            </w:r>
+          </w:p>
+        </w:tc>
+      </w:tr>
+      <w:tr>
+        <w:trPr/>
+        <w:tc>
+          <w:tcPr>
+            <w:tcW w:w="4873" w:type="dxa"/>
+            <w:gridSpan w:val="2"/>
+            <w:tcBorders>
+              <w:top w:val="single" w:sz="4" w:space="0" w:color="000000"/>
+              <w:left w:val="single" w:sz="4" w:space="0" w:color="000000"/>
+              <w:bottom w:val="single" w:sz="4" w:space="0" w:color="000000"/>
+              <w:right w:val="single" w:sz="4" w:space="0" w:color="000000"/>
+            </w:tcBorders>
+            <w:shd w:color="auto" w:fill="auto" w:val="clear"/>
+            <w:vAlign w:val="center"/>
+          </w:tcPr>
+          <w:p>
+            <w:pPr>
+              <w:pStyle w:val="Normal"/>
+              <w:rPr>
+                <w:color w:val="000000"/>
+              </w:rPr>
+            </w:pPr>
+            <w:r>
+              <w:rPr>
+                <w:color w:val="000000"/>
+              </w:rPr>
+              <w:t xml:space="preserve">3 - O </w:t>
+            </w:r>
+            <w:r>
+              <w:rPr>
+                <w:color w:val="000000"/>
+                <w:shd w:fill="auto" w:val="clear"/>
+              </w:rPr>
+              <w:t>Administrador seleciona</w:t>
+            </w:r>
+            <w:r>
+              <w:rPr>
+                <w:color w:val="000000"/>
+              </w:rPr>
+              <w:t xml:space="preserve"> o </w:t>
+            </w:r>
+            <w:r>
+              <w:rPr>
+                <w:color w:val="000000"/>
+                <w:shd w:fill="auto" w:val="clear"/>
+              </w:rPr>
+              <w:t xml:space="preserve"> </w:t>
+            </w:r>
+            <w:r>
+              <w:rPr>
+                <w:color w:val="000000"/>
+                <w:shd w:fill="auto" w:val="clear"/>
+              </w:rPr>
+              <w:t>Usuário</w:t>
+            </w:r>
+          </w:p>
+          <w:p>
+            <w:pPr>
+              <w:pStyle w:val="Normal"/>
+              <w:rPr>
+                <w:color w:val="000000"/>
+              </w:rPr>
+            </w:pPr>
+            <w:r>
+              <w:rPr>
+                <w:color w:val="000000"/>
+              </w:rPr>
+              <w:t xml:space="preserve"> </w:t>
+            </w:r>
+            <w:r>
+              <w:rPr>
+                <w:color w:val="000000"/>
+              </w:rPr>
+              <w:t>a ser excluído e seleciona o botão “Excluir”.</w:t>
+            </w:r>
+          </w:p>
+        </w:tc>
+        <w:tc>
+          <w:tcPr>
+            <w:tcW w:w="4531" w:type="dxa"/>
+            <w:tcBorders>
+              <w:top w:val="single" w:sz="4" w:space="0" w:color="000000"/>
+              <w:left w:val="single" w:sz="4" w:space="0" w:color="000000"/>
+              <w:bottom w:val="single" w:sz="4" w:space="0" w:color="000000"/>
+              <w:right w:val="single" w:sz="4" w:space="0" w:color="000000"/>
+            </w:tcBorders>
+            <w:shd w:color="auto" w:fill="auto" w:val="clear"/>
+            <w:vAlign w:val="center"/>
+          </w:tcPr>
+          <w:p>
+            <w:pPr>
+              <w:pStyle w:val="Normal"/>
+              <w:spacing w:before="0" w:after="142"/>
+              <w:jc w:val="both"/>
+              <w:rPr>
+                <w:color w:val="000000"/>
+              </w:rPr>
+            </w:pPr>
+            <w:r>
+              <w:rPr/>
+            </w:r>
+          </w:p>
+        </w:tc>
+      </w:tr>
+      <w:tr>
+        <w:trPr/>
+        <w:tc>
+          <w:tcPr>
+            <w:tcW w:w="4873" w:type="dxa"/>
+            <w:gridSpan w:val="2"/>
+            <w:tcBorders>
+              <w:top w:val="single" w:sz="4" w:space="0" w:color="000000"/>
+              <w:left w:val="single" w:sz="4" w:space="0" w:color="000000"/>
+              <w:bottom w:val="single" w:sz="4" w:space="0" w:color="000000"/>
+              <w:right w:val="single" w:sz="4" w:space="0" w:color="000000"/>
+            </w:tcBorders>
+            <w:shd w:color="auto" w:fill="auto" w:val="clear"/>
+            <w:vAlign w:val="center"/>
+          </w:tcPr>
+          <w:p>
+            <w:pPr>
+              <w:pStyle w:val="Normal"/>
+              <w:rPr>
+                <w:color w:val="000000"/>
+              </w:rPr>
+            </w:pPr>
+            <w:r>
+              <w:rPr>
+                <w:color w:val="000000"/>
+              </w:rPr>
+            </w:r>
+          </w:p>
+        </w:tc>
+        <w:tc>
+          <w:tcPr>
+            <w:tcW w:w="4531" w:type="dxa"/>
+            <w:tcBorders>
+              <w:top w:val="single" w:sz="4" w:space="0" w:color="000000"/>
+              <w:left w:val="single" w:sz="4" w:space="0" w:color="000000"/>
+              <w:bottom w:val="single" w:sz="4" w:space="0" w:color="000000"/>
+              <w:right w:val="single" w:sz="4" w:space="0" w:color="000000"/>
+            </w:tcBorders>
+            <w:shd w:color="auto" w:fill="auto" w:val="clear"/>
+            <w:vAlign w:val="center"/>
+          </w:tcPr>
+          <w:p>
+            <w:pPr>
+              <w:pStyle w:val="Normal"/>
+              <w:keepNext w:val="true"/>
+              <w:spacing w:before="0" w:after="142"/>
+              <w:jc w:val="both"/>
+              <w:rPr>
+                <w:color w:val="000000"/>
+              </w:rPr>
+            </w:pPr>
+            <w:r>
+              <w:rPr>
+                <w:color w:val="000000"/>
+              </w:rPr>
+              <w:t>4 – O sistema solicita confirmação de exclusão.</w:t>
+            </w:r>
+          </w:p>
+        </w:tc>
+      </w:tr>
+      <w:tr>
+        <w:trPr/>
+        <w:tc>
+          <w:tcPr>
+            <w:tcW w:w="4873" w:type="dxa"/>
+            <w:gridSpan w:val="2"/>
+            <w:tcBorders>
+              <w:top w:val="single" w:sz="4" w:space="0" w:color="000000"/>
+              <w:left w:val="single" w:sz="4" w:space="0" w:color="000000"/>
+              <w:bottom w:val="single" w:sz="4" w:space="0" w:color="000000"/>
+              <w:right w:val="single" w:sz="4" w:space="0" w:color="000000"/>
+            </w:tcBorders>
+            <w:shd w:color="auto" w:fill="auto" w:val="clear"/>
+            <w:vAlign w:val="center"/>
+          </w:tcPr>
+          <w:p>
+            <w:pPr>
+              <w:pStyle w:val="Normal"/>
+              <w:rPr>
+                <w:color w:val="000000"/>
+              </w:rPr>
+            </w:pPr>
+            <w:r>
+              <w:rPr>
+                <w:color w:val="000000"/>
+              </w:rPr>
+              <w:t xml:space="preserve">5 – O </w:t>
+            </w:r>
+            <w:r>
+              <w:rPr>
+                <w:color w:val="000000"/>
+                <w:shd w:fill="auto" w:val="clear"/>
+              </w:rPr>
+              <w:t>Administrador</w:t>
+            </w:r>
+            <w:r>
+              <w:rPr>
+                <w:color w:val="000000"/>
+              </w:rPr>
+              <w:t xml:space="preserve"> confirma a exclusão.</w:t>
+            </w:r>
+          </w:p>
+        </w:tc>
+        <w:tc>
+          <w:tcPr>
+            <w:tcW w:w="4531" w:type="dxa"/>
+            <w:tcBorders>
+              <w:top w:val="single" w:sz="4" w:space="0" w:color="000000"/>
+              <w:left w:val="single" w:sz="4" w:space="0" w:color="000000"/>
+              <w:bottom w:val="single" w:sz="4" w:space="0" w:color="000000"/>
+              <w:right w:val="single" w:sz="4" w:space="0" w:color="000000"/>
+            </w:tcBorders>
+            <w:shd w:color="auto" w:fill="auto" w:val="clear"/>
+            <w:vAlign w:val="center"/>
+          </w:tcPr>
+          <w:p>
+            <w:pPr>
+              <w:pStyle w:val="Normal"/>
+              <w:keepNext w:val="true"/>
+              <w:spacing w:before="0" w:after="142"/>
+              <w:jc w:val="both"/>
+              <w:rPr>
+                <w:color w:val="000000"/>
+              </w:rPr>
+            </w:pPr>
+            <w:r>
+              <w:rPr>
+                <w:color w:val="000000"/>
+              </w:rPr>
+            </w:r>
+          </w:p>
+        </w:tc>
+      </w:tr>
+      <w:tr>
+        <w:trPr/>
+        <w:tc>
+          <w:tcPr>
+            <w:tcW w:w="4873" w:type="dxa"/>
+            <w:gridSpan w:val="2"/>
+            <w:tcBorders>
+              <w:top w:val="single" w:sz="4" w:space="0" w:color="000000"/>
+              <w:left w:val="single" w:sz="4" w:space="0" w:color="000000"/>
+              <w:bottom w:val="single" w:sz="4" w:space="0" w:color="000000"/>
+              <w:right w:val="single" w:sz="4" w:space="0" w:color="000000"/>
+            </w:tcBorders>
+            <w:shd w:color="auto" w:fill="auto" w:val="clear"/>
+            <w:vAlign w:val="center"/>
+          </w:tcPr>
+          <w:p>
+            <w:pPr>
+              <w:pStyle w:val="Normal"/>
+              <w:rPr>
+                <w:color w:val="000000"/>
+              </w:rPr>
+            </w:pPr>
+            <w:r>
+              <w:rPr>
+                <w:color w:val="000000"/>
+              </w:rPr>
+            </w:r>
+          </w:p>
+        </w:tc>
+        <w:tc>
+          <w:tcPr>
+            <w:tcW w:w="4531" w:type="dxa"/>
+            <w:tcBorders>
+              <w:top w:val="single" w:sz="4" w:space="0" w:color="000000"/>
+              <w:left w:val="single" w:sz="4" w:space="0" w:color="000000"/>
+              <w:bottom w:val="single" w:sz="4" w:space="0" w:color="000000"/>
+              <w:right w:val="single" w:sz="4" w:space="0" w:color="000000"/>
+            </w:tcBorders>
+            <w:shd w:color="auto" w:fill="auto" w:val="clear"/>
+            <w:vAlign w:val="center"/>
+          </w:tcPr>
+          <w:p>
+            <w:pPr>
+              <w:pStyle w:val="Normal"/>
+              <w:keepNext w:val="true"/>
+              <w:spacing w:before="0" w:after="142"/>
+              <w:jc w:val="both"/>
+              <w:rPr>
+                <w:color w:val="000000"/>
+              </w:rPr>
+            </w:pPr>
+            <w:r>
+              <w:rPr>
+                <w:color w:val="000000"/>
+              </w:rPr>
+              <w:t>6 - O sistema exclui o registro e retorna mensagem “Exclusão efetuada com sucesso.”</w:t>
+            </w:r>
+          </w:p>
+        </w:tc>
+      </w:tr>
+    </w:tbl>
+    <w:p>
+      <w:pPr>
+        <w:pStyle w:val="Normal"/>
+        <w:rPr>
+          <w:color w:val="000000"/>
+        </w:rPr>
+      </w:pPr>
+      <w:r>
+        <w:rPr>
+          <w:color w:val="000000"/>
+        </w:rPr>
+      </w:r>
+    </w:p>
+    <w:p>
+      <w:pPr>
+        <w:pStyle w:val="Quadro"/>
+        <w:rPr>
+          <w:color w:val="000000"/>
+        </w:rPr>
+      </w:pPr>
+      <w:r>
+        <w:rPr>
+          <w:color w:val="000000"/>
+        </w:rPr>
+      </w:r>
+    </w:p>
+    <w:p>
+      <w:pPr>
+        <w:pStyle w:val="Header"/>
+        <w:rPr>
+          <w:rFonts w:ascii="Arial" w:hAnsi="Arial" w:cs="Arial"/>
+          <w:b/>
+          <w:bCs/>
+          <w:sz w:val="28"/>
+          <w:szCs w:val="28"/>
+        </w:rPr>
+      </w:pPr>
+      <w:r>
+        <w:rPr>
+          <w:rFonts w:cs="Arial" w:ascii="Arial" w:hAnsi="Arial"/>
+          <w:b/>
+          <w:bCs/>
+          <w:sz w:val="28"/>
+          <w:szCs w:val="28"/>
+        </w:rPr>
+      </w:r>
+    </w:p>
+    <w:p>
+      <w:pPr>
+        <w:pStyle w:val="Quadro"/>
+        <w:rPr/>
+      </w:pPr>
+      <w:bookmarkStart w:id="5" w:name="_Toc73960583_Copia_1"/>
+      <w:r>
+        <w:rPr/>
+        <w:t xml:space="preserve">Quadro </w:t>
+      </w:r>
+      <w:r>
+        <w:rPr/>
+        <w:t>5</w:t>
+      </w:r>
+      <w:r>
+        <w:rPr/>
+        <w:t xml:space="preserve">. Caso de uso – </w:t>
+      </w:r>
+      <w:bookmarkEnd w:id="5"/>
+      <w:r>
+        <w:rPr/>
+        <w:t>Checar Dashboards</w:t>
+      </w:r>
+    </w:p>
+    <w:p>
+      <w:pPr>
+        <w:pStyle w:val="Normal"/>
+        <w:widowControl w:val="false"/>
+        <w:jc w:val="center"/>
+        <w:rPr>
+          <w:color w:val="000000"/>
+          <w:sz w:val="20"/>
+          <w:szCs w:val="20"/>
+        </w:rPr>
+      </w:pPr>
+      <w:r>
+        <w:rPr>
+          <w:color w:val="000000"/>
+          <w:sz w:val="20"/>
+          <w:szCs w:val="20"/>
+        </w:rPr>
+      </w:r>
+    </w:p>
+    <w:tbl>
+      <w:tblPr>
+        <w:tblW w:w="9405" w:type="dxa"/>
+        <w:jc w:val="left"/>
+        <w:tblInd w:w="0" w:type="dxa"/>
+        <w:tblLayout w:type="fixed"/>
+        <w:tblCellMar>
+          <w:top w:w="0" w:type="dxa"/>
+          <w:left w:w="5" w:type="dxa"/>
+          <w:bottom w:w="0" w:type="dxa"/>
+          <w:right w:w="5" w:type="dxa"/>
+        </w:tblCellMar>
+        <w:tblLook w:firstRow="0" w:noVBand="1" w:lastRow="0" w:firstColumn="0" w:lastColumn="0" w:noHBand="0" w:val="0400"/>
+      </w:tblPr>
+      <w:tblGrid>
+        <w:gridCol w:w="1905"/>
+        <w:gridCol w:w="2940"/>
+        <w:gridCol w:w="4559"/>
+      </w:tblGrid>
+      <w:tr>
+        <w:trPr/>
+        <w:tc>
+          <w:tcPr>
+            <w:tcW w:w="1905" w:type="dxa"/>
+            <w:tcBorders>
+              <w:top w:val="single" w:sz="4" w:space="0" w:color="000000"/>
+              <w:left w:val="single" w:sz="4" w:space="0" w:color="000000"/>
+              <w:bottom w:val="single" w:sz="4" w:space="0" w:color="000000"/>
+              <w:right w:val="single" w:sz="4" w:space="0" w:color="000000"/>
+            </w:tcBorders>
+            <w:shd w:color="auto" w:fill="BFBFBF" w:val="clear"/>
+          </w:tcPr>
+          <w:p>
+            <w:pPr>
+              <w:pStyle w:val="Normal"/>
+              <w:spacing w:before="0" w:after="142"/>
+              <w:rPr>
+                <w:color w:val="000000"/>
+              </w:rPr>
+            </w:pPr>
+            <w:r>
+              <w:rPr>
+                <w:color w:val="000000"/>
+              </w:rPr>
+              <w:t>Caso de Uso</w:t>
+            </w:r>
+          </w:p>
+        </w:tc>
+        <w:tc>
+          <w:tcPr>
+            <w:tcW w:w="7499" w:type="dxa"/>
+            <w:gridSpan w:val="2"/>
+            <w:tcBorders>
+              <w:top w:val="single" w:sz="4" w:space="0" w:color="000000"/>
+              <w:left w:val="single" w:sz="4" w:space="0" w:color="000000"/>
+              <w:bottom w:val="single" w:sz="4" w:space="0" w:color="000000"/>
+              <w:right w:val="single" w:sz="4" w:space="0" w:color="000000"/>
+            </w:tcBorders>
+          </w:tcPr>
+          <w:p>
+            <w:pPr>
+              <w:pStyle w:val="Normal"/>
+              <w:spacing w:before="0" w:after="142"/>
+              <w:rPr>
+                <w:color w:val="000000"/>
+              </w:rPr>
+            </w:pPr>
+            <w:r>
+              <w:rPr>
+                <w:color w:val="000000"/>
+              </w:rPr>
+              <w:t>RF</w:t>
+            </w:r>
+            <w:r>
+              <w:rPr>
+                <w:color w:val="000000"/>
+              </w:rPr>
+              <w:t>3</w:t>
+            </w:r>
+            <w:r>
+              <w:rPr>
+                <w:color w:val="000000"/>
+              </w:rPr>
+              <w:t xml:space="preserve">: </w:t>
+            </w:r>
+            <w:r>
+              <w:rPr>
+                <w:color w:val="000000"/>
+              </w:rPr>
+              <w:t>Dashboards</w:t>
+            </w:r>
+          </w:p>
+        </w:tc>
+      </w:tr>
+      <w:tr>
+        <w:trPr/>
+        <w:tc>
+          <w:tcPr>
+            <w:tcW w:w="1905" w:type="dxa"/>
+            <w:tcBorders>
+              <w:top w:val="single" w:sz="4" w:space="0" w:color="000000"/>
+              <w:left w:val="single" w:sz="4" w:space="0" w:color="000000"/>
+              <w:bottom w:val="single" w:sz="4" w:space="0" w:color="000000"/>
+              <w:right w:val="single" w:sz="4" w:space="0" w:color="000000"/>
+            </w:tcBorders>
+            <w:shd w:color="auto" w:fill="BFBFBF" w:val="clear"/>
+          </w:tcPr>
+          <w:p>
+            <w:pPr>
+              <w:pStyle w:val="Normal"/>
+              <w:spacing w:before="0" w:after="142"/>
+              <w:rPr>
+                <w:color w:val="000000"/>
+              </w:rPr>
+            </w:pPr>
+            <w:r>
+              <w:rPr>
+                <w:color w:val="000000"/>
+              </w:rPr>
+              <w:t>Ator Principal</w:t>
+            </w:r>
+          </w:p>
+        </w:tc>
+        <w:tc>
+          <w:tcPr>
+            <w:tcW w:w="7499" w:type="dxa"/>
+            <w:gridSpan w:val="2"/>
+            <w:tcBorders>
+              <w:top w:val="single" w:sz="4" w:space="0" w:color="000000"/>
+              <w:left w:val="single" w:sz="4" w:space="0" w:color="000000"/>
+              <w:bottom w:val="single" w:sz="4" w:space="0" w:color="000000"/>
+              <w:right w:val="single" w:sz="4" w:space="0" w:color="000000"/>
+            </w:tcBorders>
+          </w:tcPr>
+          <w:p>
+            <w:pPr>
+              <w:pStyle w:val="Normal"/>
+              <w:spacing w:before="0" w:after="142"/>
+              <w:rPr>
+                <w:color w:val="000000"/>
+              </w:rPr>
+            </w:pPr>
+            <w:r>
+              <w:rPr>
+                <w:color w:val="000000"/>
+              </w:rPr>
+              <w:t>Usuário</w:t>
+            </w:r>
+          </w:p>
+        </w:tc>
+      </w:tr>
+      <w:tr>
+        <w:trPr/>
+        <w:tc>
+          <w:tcPr>
+            <w:tcW w:w="1905" w:type="dxa"/>
+            <w:tcBorders>
+              <w:top w:val="single" w:sz="4" w:space="0" w:color="000000"/>
+              <w:left w:val="single" w:sz="4" w:space="0" w:color="000000"/>
+              <w:bottom w:val="single" w:sz="4" w:space="0" w:color="000000"/>
+              <w:right w:val="single" w:sz="4" w:space="0" w:color="000000"/>
+            </w:tcBorders>
+            <w:shd w:color="auto" w:fill="BFBFBF" w:val="clear"/>
+          </w:tcPr>
+          <w:p>
+            <w:pPr>
+              <w:pStyle w:val="Normal"/>
+              <w:spacing w:before="0" w:after="142"/>
+              <w:rPr>
+                <w:color w:val="000000"/>
+              </w:rPr>
+            </w:pPr>
+            <w:r>
+              <w:rPr>
+                <w:color w:val="000000"/>
+              </w:rPr>
+              <w:t>Ator secundário</w:t>
+            </w:r>
+          </w:p>
+        </w:tc>
+        <w:tc>
+          <w:tcPr>
+            <w:tcW w:w="7499" w:type="dxa"/>
+            <w:gridSpan w:val="2"/>
+            <w:tcBorders>
+              <w:top w:val="single" w:sz="4" w:space="0" w:color="000000"/>
+              <w:left w:val="single" w:sz="4" w:space="0" w:color="000000"/>
+              <w:bottom w:val="single" w:sz="4" w:space="0" w:color="000000"/>
+              <w:right w:val="single" w:sz="4" w:space="0" w:color="000000"/>
+            </w:tcBorders>
+          </w:tcPr>
+          <w:p>
+            <w:pPr>
+              <w:pStyle w:val="Normal"/>
+              <w:rPr>
+                <w:color w:val="000000"/>
+              </w:rPr>
+            </w:pPr>
+            <w:r>
+              <w:rPr>
+                <w:color w:val="000000"/>
+              </w:rPr>
+            </w:r>
+          </w:p>
+        </w:tc>
+      </w:tr>
+      <w:tr>
+        <w:trPr/>
+        <w:tc>
+          <w:tcPr>
+            <w:tcW w:w="1905" w:type="dxa"/>
+            <w:tcBorders>
+              <w:top w:val="single" w:sz="4" w:space="0" w:color="000000"/>
+              <w:left w:val="single" w:sz="4" w:space="0" w:color="000000"/>
+              <w:bottom w:val="single" w:sz="4" w:space="0" w:color="000000"/>
+              <w:right w:val="single" w:sz="4" w:space="0" w:color="000000"/>
+            </w:tcBorders>
+            <w:shd w:color="auto" w:fill="BFBFBF" w:val="clear"/>
+          </w:tcPr>
+          <w:p>
+            <w:pPr>
+              <w:pStyle w:val="Normal"/>
+              <w:spacing w:before="0" w:after="142"/>
+              <w:rPr>
+                <w:color w:val="000000"/>
+              </w:rPr>
+            </w:pPr>
+            <w:r>
+              <w:rPr>
+                <w:color w:val="000000"/>
+              </w:rPr>
+              <w:t>Pré-condição</w:t>
+            </w:r>
+          </w:p>
+        </w:tc>
+        <w:tc>
+          <w:tcPr>
+            <w:tcW w:w="7499" w:type="dxa"/>
+            <w:gridSpan w:val="2"/>
+            <w:tcBorders>
+              <w:top w:val="single" w:sz="4" w:space="0" w:color="000000"/>
+              <w:left w:val="single" w:sz="4" w:space="0" w:color="000000"/>
+              <w:bottom w:val="single" w:sz="4" w:space="0" w:color="000000"/>
+              <w:right w:val="single" w:sz="4" w:space="0" w:color="000000"/>
+            </w:tcBorders>
+          </w:tcPr>
+          <w:p>
+            <w:pPr>
+              <w:pStyle w:val="Normal"/>
+              <w:spacing w:before="0" w:after="142"/>
+              <w:rPr>
+                <w:color w:val="000000"/>
+              </w:rPr>
+            </w:pPr>
+            <w:r>
+              <w:rPr>
+                <w:color w:val="000000"/>
+              </w:rPr>
+              <w:t xml:space="preserve">O </w:t>
+            </w:r>
+            <w:r>
+              <w:rPr>
+                <w:color w:val="000000"/>
+              </w:rPr>
+              <w:t>usuário</w:t>
+            </w:r>
+            <w:r>
+              <w:rPr>
+                <w:color w:val="000000"/>
+              </w:rPr>
+              <w:t xml:space="preserve"> deve estar </w:t>
+            </w:r>
+            <w:r>
+              <w:rPr>
+                <w:color w:val="000000"/>
+              </w:rPr>
+              <w:t>logado</w:t>
+            </w:r>
+          </w:p>
+        </w:tc>
+      </w:tr>
+      <w:tr>
+        <w:trPr/>
+        <w:tc>
+          <w:tcPr>
+            <w:tcW w:w="1905" w:type="dxa"/>
+            <w:tcBorders>
+              <w:top w:val="single" w:sz="4" w:space="0" w:color="000000"/>
+              <w:left w:val="single" w:sz="4" w:space="0" w:color="000000"/>
+              <w:bottom w:val="single" w:sz="4" w:space="0" w:color="000000"/>
+              <w:right w:val="single" w:sz="4" w:space="0" w:color="000000"/>
+            </w:tcBorders>
+            <w:shd w:color="auto" w:fill="BFBFBF" w:val="clear"/>
+          </w:tcPr>
+          <w:p>
+            <w:pPr>
+              <w:pStyle w:val="Normal"/>
+              <w:spacing w:before="0" w:after="142"/>
+              <w:rPr>
+                <w:color w:val="000000"/>
+              </w:rPr>
+            </w:pPr>
+            <w:r>
+              <w:rPr>
+                <w:color w:val="000000"/>
+              </w:rPr>
+              <w:t>Pós-condição</w:t>
+            </w:r>
+          </w:p>
+        </w:tc>
+        <w:tc>
+          <w:tcPr>
+            <w:tcW w:w="7499" w:type="dxa"/>
+            <w:gridSpan w:val="2"/>
+            <w:tcBorders>
+              <w:top w:val="single" w:sz="4" w:space="0" w:color="000000"/>
+              <w:left w:val="single" w:sz="4" w:space="0" w:color="000000"/>
+              <w:bottom w:val="single" w:sz="4" w:space="0" w:color="000000"/>
+              <w:right w:val="single" w:sz="4" w:space="0" w:color="000000"/>
+            </w:tcBorders>
+          </w:tcPr>
+          <w:p>
+            <w:pPr>
+              <w:pStyle w:val="Normal"/>
+              <w:rPr>
+                <w:color w:val="000000"/>
+              </w:rPr>
+            </w:pPr>
+            <w:r>
+              <w:rPr>
+                <w:color w:val="000000"/>
+              </w:rPr>
+            </w:r>
+          </w:p>
+        </w:tc>
+      </w:tr>
+      <w:tr>
+        <w:trPr/>
+        <w:tc>
+          <w:tcPr>
+            <w:tcW w:w="4845" w:type="dxa"/>
+            <w:gridSpan w:val="2"/>
+            <w:tcBorders>
+              <w:top w:val="single" w:sz="4" w:space="0" w:color="000000"/>
+              <w:left w:val="single" w:sz="4" w:space="0" w:color="000000"/>
+              <w:bottom w:val="single" w:sz="4" w:space="0" w:color="000000"/>
+              <w:right w:val="single" w:sz="4" w:space="0" w:color="000000"/>
+            </w:tcBorders>
+            <w:shd w:color="auto" w:fill="BFBFBF" w:val="clear"/>
+          </w:tcPr>
+          <w:p>
+            <w:pPr>
+              <w:pStyle w:val="Normal"/>
+              <w:spacing w:before="0" w:after="142"/>
+              <w:jc w:val="center"/>
+              <w:rPr>
+                <w:color w:val="000000"/>
+              </w:rPr>
+            </w:pPr>
+            <w:r>
+              <w:rPr>
+                <w:color w:val="000000"/>
+              </w:rPr>
+              <w:t>Ações do Ator</w:t>
+            </w:r>
+          </w:p>
+        </w:tc>
+        <w:tc>
+          <w:tcPr>
+            <w:tcW w:w="4559" w:type="dxa"/>
+            <w:tcBorders>
+              <w:top w:val="single" w:sz="4" w:space="0" w:color="000000"/>
+              <w:left w:val="single" w:sz="4" w:space="0" w:color="000000"/>
+              <w:bottom w:val="single" w:sz="4" w:space="0" w:color="000000"/>
+              <w:right w:val="single" w:sz="4" w:space="0" w:color="000000"/>
+            </w:tcBorders>
+            <w:shd w:color="auto" w:fill="BFBFBF" w:val="clear"/>
+          </w:tcPr>
+          <w:p>
+            <w:pPr>
+              <w:pStyle w:val="Normal"/>
+              <w:spacing w:before="0" w:after="142"/>
+              <w:jc w:val="center"/>
+              <w:rPr>
+                <w:color w:val="000000"/>
+              </w:rPr>
+            </w:pPr>
+            <w:r>
+              <w:rPr>
+                <w:color w:val="000000"/>
+              </w:rPr>
+              <w:t>Ações do Sistema</w:t>
+            </w:r>
+          </w:p>
+        </w:tc>
+      </w:tr>
+      <w:tr>
+        <w:trPr/>
+        <w:tc>
+          <w:tcPr>
+            <w:tcW w:w="4845" w:type="dxa"/>
+            <w:gridSpan w:val="2"/>
+            <w:tcBorders>
+              <w:top w:val="single" w:sz="4" w:space="0" w:color="000000"/>
+              <w:left w:val="single" w:sz="4" w:space="0" w:color="000000"/>
+              <w:bottom w:val="single" w:sz="4" w:space="0" w:color="000000"/>
+              <w:right w:val="single" w:sz="4" w:space="0" w:color="000000"/>
+            </w:tcBorders>
+            <w:shd w:color="auto" w:fill="auto" w:val="clear"/>
+            <w:vAlign w:val="center"/>
+          </w:tcPr>
+          <w:p>
+            <w:pPr>
+              <w:pStyle w:val="Normal"/>
+              <w:spacing w:before="0" w:after="142"/>
+              <w:jc w:val="both"/>
+              <w:rPr>
+                <w:color w:val="000000"/>
+              </w:rPr>
+            </w:pPr>
+            <w:r>
+              <w:rPr>
+                <w:color w:val="000000"/>
+              </w:rPr>
+              <w:t xml:space="preserve">1-O </w:t>
+            </w:r>
+            <w:r>
+              <w:rPr>
+                <w:color w:val="000000"/>
+              </w:rPr>
+              <w:t>usuário</w:t>
+            </w:r>
+            <w:r>
+              <w:rPr>
+                <w:color w:val="000000"/>
+              </w:rPr>
+              <w:t xml:space="preserve"> </w:t>
+            </w:r>
+            <w:r>
+              <w:rPr>
+                <w:color w:val="000000"/>
+              </w:rPr>
+              <w:t>seleciona a tela de dashboards</w:t>
+            </w:r>
+            <w:r>
+              <w:rPr>
+                <w:color w:val="000000"/>
+              </w:rPr>
+              <w:t>.</w:t>
+            </w:r>
+          </w:p>
+        </w:tc>
+        <w:tc>
+          <w:tcPr>
+            <w:tcW w:w="4559" w:type="dxa"/>
+            <w:tcBorders>
+              <w:top w:val="single" w:sz="4" w:space="0" w:color="000000"/>
+              <w:left w:val="single" w:sz="4" w:space="0" w:color="000000"/>
+              <w:bottom w:val="single" w:sz="4" w:space="0" w:color="000000"/>
+              <w:right w:val="single" w:sz="4" w:space="0" w:color="000000"/>
+            </w:tcBorders>
+            <w:shd w:color="auto" w:fill="auto" w:val="clear"/>
+            <w:vAlign w:val="center"/>
+          </w:tcPr>
+          <w:p>
+            <w:pPr>
+              <w:pStyle w:val="Normal"/>
+              <w:spacing w:before="0" w:after="142"/>
+              <w:jc w:val="both"/>
+              <w:rPr>
+                <w:color w:val="000000"/>
+              </w:rPr>
+            </w:pPr>
+            <w:r>
+              <w:rPr/>
+            </w:r>
+          </w:p>
+        </w:tc>
+      </w:tr>
+      <w:tr>
+        <w:trPr/>
+        <w:tc>
+          <w:tcPr>
+            <w:tcW w:w="4845" w:type="dxa"/>
+            <w:gridSpan w:val="2"/>
+            <w:tcBorders>
+              <w:top w:val="single" w:sz="4" w:space="0" w:color="000000"/>
+              <w:left w:val="single" w:sz="4" w:space="0" w:color="000000"/>
+              <w:bottom w:val="single" w:sz="4" w:space="0" w:color="000000"/>
+              <w:right w:val="single" w:sz="4" w:space="0" w:color="000000"/>
+            </w:tcBorders>
+            <w:shd w:color="auto" w:fill="auto" w:val="clear"/>
+            <w:vAlign w:val="center"/>
+          </w:tcPr>
+          <w:p>
+            <w:pPr>
+              <w:pStyle w:val="Normal"/>
+              <w:spacing w:before="0" w:after="142"/>
+              <w:jc w:val="both"/>
+              <w:rPr>
+                <w:color w:val="000000"/>
+              </w:rPr>
+            </w:pPr>
+            <w:r>
+              <w:rPr/>
+            </w:r>
+          </w:p>
+        </w:tc>
+        <w:tc>
+          <w:tcPr>
+            <w:tcW w:w="4559" w:type="dxa"/>
+            <w:tcBorders>
+              <w:top w:val="single" w:sz="4" w:space="0" w:color="000000"/>
+              <w:left w:val="single" w:sz="4" w:space="0" w:color="000000"/>
+              <w:bottom w:val="single" w:sz="4" w:space="0" w:color="000000"/>
+              <w:right w:val="single" w:sz="4" w:space="0" w:color="000000"/>
+            </w:tcBorders>
+            <w:shd w:color="auto" w:fill="auto" w:val="clear"/>
+            <w:vAlign w:val="center"/>
+          </w:tcPr>
+          <w:p>
+            <w:pPr>
+              <w:pStyle w:val="Normal"/>
+              <w:spacing w:before="0" w:after="142"/>
+              <w:jc w:val="both"/>
+              <w:rPr>
+                <w:color w:val="000000"/>
+              </w:rPr>
+            </w:pPr>
+            <w:r>
+              <w:rPr>
+                <w:color w:val="000000"/>
+              </w:rPr>
+              <w:t>2-O sistema mostra a tela d</w:t>
+            </w:r>
+            <w:r>
+              <w:rPr>
+                <w:color w:val="000000"/>
+              </w:rPr>
+              <w:t>e dashboards</w:t>
+            </w:r>
+            <w:r>
+              <w:rPr>
+                <w:color w:val="000000"/>
+              </w:rPr>
+              <w:t>.</w:t>
+            </w:r>
+          </w:p>
+        </w:tc>
+      </w:tr>
+      <w:tr>
+        <w:trPr/>
+        <w:tc>
+          <w:tcPr>
+            <w:tcW w:w="4845" w:type="dxa"/>
+            <w:gridSpan w:val="2"/>
+            <w:tcBorders>
+              <w:top w:val="single" w:sz="4" w:space="0" w:color="000000"/>
+              <w:left w:val="single" w:sz="4" w:space="0" w:color="000000"/>
+              <w:bottom w:val="single" w:sz="4" w:space="0" w:color="000000"/>
+              <w:right w:val="single" w:sz="4" w:space="0" w:color="000000"/>
+            </w:tcBorders>
+            <w:shd w:color="auto" w:fill="auto" w:val="clear"/>
+            <w:vAlign w:val="center"/>
+          </w:tcPr>
+          <w:p>
+            <w:pPr>
+              <w:pStyle w:val="Normal"/>
+              <w:spacing w:before="0" w:after="142"/>
+              <w:jc w:val="both"/>
+              <w:rPr>
+                <w:color w:val="000000"/>
+              </w:rPr>
+            </w:pPr>
+            <w:r>
+              <w:rPr>
+                <w:color w:val="000000"/>
+              </w:rPr>
+              <w:t>3-</w:t>
+            </w:r>
+            <w:r>
+              <w:rPr>
+                <w:color w:val="000000"/>
+              </w:rPr>
+              <w:t>O usuário checa a tela geral de dashboards ou seleciona dashboards completos.</w:t>
+            </w:r>
+          </w:p>
+        </w:tc>
+        <w:tc>
+          <w:tcPr>
+            <w:tcW w:w="4559" w:type="dxa"/>
+            <w:tcBorders>
+              <w:top w:val="single" w:sz="4" w:space="0" w:color="000000"/>
+              <w:left w:val="single" w:sz="4" w:space="0" w:color="000000"/>
+              <w:bottom w:val="single" w:sz="4" w:space="0" w:color="000000"/>
+              <w:right w:val="single" w:sz="4" w:space="0" w:color="000000"/>
+            </w:tcBorders>
+            <w:shd w:color="auto" w:fill="auto" w:val="clear"/>
+            <w:vAlign w:val="center"/>
+          </w:tcPr>
+          <w:p>
+            <w:pPr>
+              <w:pStyle w:val="Normal"/>
+              <w:spacing w:before="0" w:after="142"/>
+              <w:jc w:val="both"/>
+              <w:rPr>
+                <w:color w:val="000000"/>
+              </w:rPr>
+            </w:pPr>
+            <w:r>
+              <w:rPr/>
+            </w:r>
+          </w:p>
+        </w:tc>
+      </w:tr>
+      <w:tr>
+        <w:trPr/>
+        <w:tc>
+          <w:tcPr>
+            <w:tcW w:w="4845" w:type="dxa"/>
+            <w:gridSpan w:val="2"/>
+            <w:tcBorders>
+              <w:top w:val="single" w:sz="4" w:space="0" w:color="000000"/>
+              <w:left w:val="single" w:sz="4" w:space="0" w:color="000000"/>
+              <w:bottom w:val="single" w:sz="4" w:space="0" w:color="000000"/>
+              <w:right w:val="single" w:sz="4" w:space="0" w:color="000000"/>
+            </w:tcBorders>
+            <w:shd w:color="auto" w:fill="auto" w:val="clear"/>
+            <w:vAlign w:val="center"/>
+          </w:tcPr>
+          <w:p>
+            <w:pPr>
+              <w:pStyle w:val="Normal"/>
+              <w:spacing w:before="0" w:after="142"/>
+              <w:jc w:val="both"/>
+              <w:rPr>
+                <w:color w:val="000000"/>
+              </w:rPr>
+            </w:pPr>
+            <w:r>
+              <w:rPr/>
+            </w:r>
+          </w:p>
+        </w:tc>
+        <w:tc>
+          <w:tcPr>
+            <w:tcW w:w="4559" w:type="dxa"/>
+            <w:tcBorders>
+              <w:top w:val="single" w:sz="4" w:space="0" w:color="000000"/>
+              <w:left w:val="single" w:sz="4" w:space="0" w:color="000000"/>
+              <w:bottom w:val="single" w:sz="4" w:space="0" w:color="000000"/>
+              <w:right w:val="single" w:sz="4" w:space="0" w:color="000000"/>
+            </w:tcBorders>
+            <w:shd w:color="auto" w:fill="auto" w:val="clear"/>
+            <w:vAlign w:val="center"/>
+          </w:tcPr>
+          <w:p>
+            <w:pPr>
+              <w:pStyle w:val="Normal"/>
+              <w:spacing w:before="0" w:after="142"/>
+              <w:jc w:val="both"/>
+              <w:rPr>
+                <w:color w:val="000000"/>
+              </w:rPr>
+            </w:pPr>
+            <w:r>
+              <w:rPr>
+                <w:color w:val="000000"/>
+              </w:rPr>
+              <w:t xml:space="preserve">4-O sistema </w:t>
+            </w:r>
+            <w:r>
+              <w:rPr>
+                <w:color w:val="000000"/>
+              </w:rPr>
+              <w:t>mostra o dashboard completo</w:t>
+            </w:r>
+            <w:r>
+              <w:rPr>
+                <w:color w:val="000000"/>
+              </w:rPr>
+              <w:t>.</w:t>
+            </w:r>
+          </w:p>
+        </w:tc>
+      </w:tr>
+    </w:tbl>
+    <w:p>
+      <w:pPr>
+        <w:pStyle w:val="Normal"/>
+        <w:jc w:val="center"/>
+        <w:rPr>
+          <w:color w:val="000000"/>
+        </w:rPr>
+      </w:pPr>
+      <w:r>
+        <w:rPr>
+          <w:color w:val="000000"/>
+        </w:rPr>
+      </w:r>
+    </w:p>
+    <w:p>
+      <w:pPr>
+        <w:pStyle w:val="Normal"/>
         <w:spacing w:lineRule="auto" w:line="360"/>
         <w:jc w:val="center"/>
         <w:rPr>
@@ -5148,7 +7368,6 @@
     <w:p>
       <w:pPr>
         <w:pStyle w:val="Normal"/>
-        <w:pBdr/>
         <w:spacing w:lineRule="auto" w:line="360"/>
         <w:jc w:val="center"/>
         <w:rPr>
@@ -5160,7 +7379,13 @@
         </w:rPr>
       </w:pPr>
       <w:r>
-        <w:rPr/>
+        <w:rPr>
+          <w:rFonts w:cs="Arial" w:ascii="Arial" w:hAnsi="Arial"/>
+          <w:b/>
+          <w:bCs/>
+          <w:sz w:val="28"/>
+          <w:szCs w:val="28"/>
+        </w:rPr>
       </w:r>
     </w:p>
     <w:sectPr>
@@ -5635,6 +7860,7 @@
     <w:rsid w:val="008d4ab6"/>
     <w:pPr>
       <w:widowControl/>
+      <w:suppressAutoHyphens w:val="true"/>
       <w:bidi w:val="0"/>
       <w:spacing w:before="0" w:after="0"/>
       <w:jc w:val="left"/>
@@ -5960,7 +8186,6 @@
     <w:qFormat/>
     <w:rsid w:val="005c29d6"/>
     <w:pPr>
-      <w:pBdr/>
       <w:spacing w:lineRule="auto" w:line="360"/>
       <w:jc w:val="center"/>
     </w:pPr>
@@ -5978,7 +8203,6 @@
     <w:qFormat/>
     <w:rsid w:val="0099551b"/>
     <w:pPr>
-      <w:pBdr/>
       <w:spacing w:lineRule="auto" w:line="276" w:before="0" w:after="120"/>
       <w:jc w:val="center"/>
     </w:pPr>
